--- a/pr-preview/pr-341/mcmc-handout-tracked-changes.docx
+++ b/pr-preview/pr-341/mcmc-handout-tracked-changes.docx
@@ -16,7 +16,7 @@
       </w:pPr>
       <w:del w:id="1" w:author="PR Preview" w:date="2026-01-01T00:00:00Z">
         <w:r>
-          <w:delText xml:space="preserve">Last modified: 2026-10-18 13:22:01 (PDT)</w:delText>
+          <w:delText xml:space="preserve">Last modified: 2026-10-18 14:21:43 (PDT)</w:delText>
         </w:r>
       </w:del>
     </w:p>
@@ -26,7 +26,7 @@
       </w:pPr>
       <w:ins w:id="2" w:author="PR Preview" w:date="2026-01-01T00:00:00Z">
         <w:r>
-          <w:t xml:space="preserve">Last modified: 2026-10-18 13:29:01 (PDT)</w:t>
+          <w:t xml:space="preserve">Last modified: 2026-10-18 14:27:47 (PDT)</w:t>
         </w:r>
       </w:ins>
     </w:p>

--- a/pr-preview/pr-341/mcmc-handout-tracked-changes.docx
+++ b/pr-preview/pr-341/mcmc-handout-tracked-changes.docx
@@ -26,7 +26,7 @@
       </w:pPr>
       <w:ins w:id="2" w:author="PR Preview" w:date="2026-01-01T00:00:00Z">
         <w:r>
-          <w:t xml:space="preserve">Last modified: 2026-10-18 14:27:47 (PDT)</w:t>
+          <w:t xml:space="preserve">Last modified: 2026-10-18 17:07:37 (PDT)</w:t>
         </w:r>
       </w:ins>
     </w:p>

--- a/pr-preview/pr-341/mcmc-handout-tracked-changes.docx
+++ b/pr-preview/pr-341/mcmc-handout-tracked-changes.docx
@@ -16,7 +16,7 @@
       </w:pPr>
       <w:del w:id="1" w:author="PR Preview" w:date="2026-01-01T00:00:00Z">
         <w:r>
-          <w:delText xml:space="preserve">Last modified: 2026-10-18 14:21:43 (PDT)</w:delText>
+          <w:delText xml:space="preserve">Last modified: 2026-10-18 17:33:29 (PDT)</w:delText>
         </w:r>
       </w:del>
     </w:p>
@@ -26,7 +26,7 @@
       </w:pPr>
       <w:ins w:id="2" w:author="PR Preview" w:date="2026-01-01T00:00:00Z">
         <w:r>
-          <w:t xml:space="preserve">Last modified: 2026-10-18 17:07:37 (PDT)</w:t>
+          <w:t xml:space="preserve">Last modified: 2026-10-18 22:00:53 (PDT)</w:t>
         </w:r>
       </w:ins>
     </w:p>

--- a/pr-preview/pr-341/mcmc-handout-tracked-changes.docx
+++ b/pr-preview/pr-341/mcmc-handout-tracked-changes.docx
@@ -26,7 +26,7 @@
       </w:pPr>
       <w:ins w:id="2" w:author="PR Preview" w:date="2026-01-01T00:00:00Z">
         <w:r>
-          <w:t xml:space="preserve">Last modified: 2026-10-18 22:00:53 (PDT)</w:t>
+          <w:t xml:space="preserve">Last modified: 2026-10-18 23:39:02 (PDT)</w:t>
         </w:r>
       </w:ins>
     </w:p>

--- a/pr-preview/pr-341/mcmc-handout-tracked-changes.docx
+++ b/pr-preview/pr-341/mcmc-handout-tracked-changes.docx
@@ -16,7 +16,7 @@
       </w:pPr>
       <w:del w:id="1" w:author="PR Preview" w:date="2026-01-01T00:00:00Z">
         <w:r>
-          <w:delText xml:space="preserve">Last modified: 2026-10-18 17:33:29 (PDT)</w:delText>
+          <w:delText xml:space="preserve">Last modified: 2026-10-19 00:31:45 (PDT)</w:delText>
         </w:r>
       </w:del>
     </w:p>
@@ -26,7 +26,7 @@
       </w:pPr>
       <w:ins w:id="2" w:author="PR Preview" w:date="2026-01-01T00:00:00Z">
         <w:r>
-          <w:t xml:space="preserve">Last modified: 2026-10-18 23:39:02 (PDT)</w:t>
+          <w:t xml:space="preserve">Last modified: 2026-10-19 00:34:20 (PDT)</w:t>
         </w:r>
       </w:ins>
     </w:p>

--- a/pr-preview/pr-341/mcmc-handout-tracked-changes.docx
+++ b/pr-preview/pr-341/mcmc-handout-tracked-changes.docx
@@ -16,7 +16,7 @@
       </w:pPr>
       <w:del w:id="1" w:author="PR Preview" w:date="2026-01-01T00:00:00Z">
         <w:r>
-          <w:delText xml:space="preserve">Last modified: 2026-10-19 00:31:45 (PDT)</w:delText>
+          <w:delText xml:space="preserve">Last modified: 2026-10-19 00:48:10 (PDT)</w:delText>
         </w:r>
       </w:del>
     </w:p>
@@ -26,7 +26,7 @@
       </w:pPr>
       <w:ins w:id="2" w:author="PR Preview" w:date="2026-01-01T00:00:00Z">
         <w:r>
-          <w:t xml:space="preserve">Last modified: 2026-10-19 00:34:20 (PDT)</w:t>
+          <w:t xml:space="preserve">Last modified: 2026-10-19 00:53:49 (PDT)</w:t>
         </w:r>
       </w:ins>
     </w:p>
@@ -247,83 +247,129 @@
       <w:pPr>
         <w:pStyle w:val="BodyText"/>
       </w:pPr>
-      <w:r>
-        <w:rPr>
-          <w:b/>
-          <w:bCs/>
-        </w:rPr>
-        <w:t xml:space="preserve">Definition 1 (Markov chain Monte Carlo)</w:t>
-      </w:r>
-      <w:r>
-        <w:t xml:space="preserve"> </w:t>
-      </w:r>
-      <w:r>
-        <w:t xml:space="preserve">A</w:t>
-      </w:r>
-      <w:r>
-        <w:t xml:space="preserve"> </w:t>
-      </w:r>
-      <w:r>
-        <w:rPr>
-          <w:b/>
-          <w:bCs/>
-        </w:rPr>
-        <w:t xml:space="preserve">Markov chain Monte Carlo (MCMC)</w:t>
-      </w:r>
-      <w:r>
-        <w:t xml:space="preserve"> </w:t>
-      </w:r>
-      <w:r>
-        <w:t xml:space="preserve">method for a target distribution</w:t>
-      </w:r>
-      <w:r>
-        <w:t xml:space="preserve"> </w:t>
-      </w:r>
-      <w:r>
-        <w:t xml:space="preserve">generates a sequence of draws</w:t>
-      </w:r>
-      <w:r>
-        <w:t xml:space="preserve"> </w:t>
-      </w:r>
-      <w:r>
-        <w:t xml:space="preserve">$\mathord{\smash[b]{\underset{\raise.3ex\hbox{$\scriptstyle\sim$}}{\theta}}\vphantom{\theta}}^{(1)}, \mathord{\smash[b]{\underset{\raise.3ex\hbox{$\scriptstyle\sim$}}{\theta}}\vphantom{\theta}}^{(2)}, \ldots$</w:t>
-      </w:r>
-      <w:r>
-        <w:t xml:space="preserve">,</w:t>
-      </w:r>
-      <w:r>
-        <w:t xml:space="preserve"> </w:t>
-      </w:r>
-      <w:r>
-        <w:t xml:space="preserve">each drawn from a distribution that depends on the previous draw,</w:t>
-      </w:r>
-      <w:r>
-        <w:t xml:space="preserve"> </w:t>
-      </w:r>
-      <w:r>
-        <w:t xml:space="preserve">such that the distribution of</w:t>
-      </w:r>
-      <w:r>
-        <w:t xml:space="preserve"> </w:t>
-      </w:r>
-      <w:r>
-        <w:t xml:space="preserve">$\mathord{\smash[b]{\underset{\raise.3ex\hbox{$\scriptstyle\sim$}}{\theta}}\vphantom{\theta}}^{(t)}$</w:t>
-      </w:r>
-      <w:r>
-        <w:t xml:space="preserve"> </w:t>
-      </w:r>
-      <w:r>
-        <w:t xml:space="preserve">converges to the target</w:t>
-      </w:r>
-      <w:r>
-        <w:t xml:space="preserve"> </w:t>
-      </w:r>
-      <w:r>
-        <w:t xml:space="preserve">as</w:t>
-      </w:r>
-      <w:r>
-        <w:t xml:space="preserve"> </w:t>
-      </w:r>
+      <w:del w:id="3" w:author="PR Preview" w:date="2026-01-01T00:00:00Z">
+        <w:r>
+          <w:rPr>
+            <w:b/>
+            <w:bCs/>
+          </w:rPr>
+          <w:delText xml:space="preserve">Definition 1 (Markov chain Monte Carlo)</w:delText>
+        </w:r>
+      </w:del>
+      <w:del w:id="4" w:author="PR Preview" w:date="2026-01-01T00:00:00Z">
+        <w:r>
+          <w:delText xml:space="preserve"> </w:delText>
+        </w:r>
+      </w:del>
+      <w:del w:id="5" w:author="PR Preview" w:date="2026-01-01T00:00:00Z">
+        <w:r>
+          <w:delText xml:space="preserve">A</w:delText>
+        </w:r>
+      </w:del>
+      <w:del w:id="6" w:author="PR Preview" w:date="2026-01-01T00:00:00Z">
+        <w:r>
+          <w:delText xml:space="preserve"> </w:delText>
+        </w:r>
+      </w:del>
+      <w:del w:id="7" w:author="PR Preview" w:date="2026-01-01T00:00:00Z">
+        <w:r>
+          <w:rPr>
+            <w:b/>
+            <w:bCs/>
+          </w:rPr>
+          <w:delText xml:space="preserve">Markov chain Monte Carlo (MCMC)</w:delText>
+        </w:r>
+      </w:del>
+      <w:del w:id="8" w:author="PR Preview" w:date="2026-01-01T00:00:00Z">
+        <w:r>
+          <w:delText xml:space="preserve"> </w:delText>
+        </w:r>
+      </w:del>
+      <w:del w:id="9" w:author="PR Preview" w:date="2026-01-01T00:00:00Z">
+        <w:r>
+          <w:delText xml:space="preserve">method for a target distribution</w:delText>
+        </w:r>
+      </w:del>
+      <w:del w:id="10" w:author="PR Preview" w:date="2026-01-01T00:00:00Z">
+        <w:r>
+          <w:delText xml:space="preserve"> </w:delText>
+        </w:r>
+      </w:del>
+      <w:del w:id="11" w:author="PR Preview" w:date="2026-01-01T00:00:00Z">
+        <w:r>
+          <w:delText xml:space="preserve">generates a sequence of draws</w:delText>
+        </w:r>
+      </w:del>
+      <w:del w:id="12" w:author="PR Preview" w:date="2026-01-01T00:00:00Z">
+        <w:r>
+          <w:delText xml:space="preserve"> </w:delText>
+        </w:r>
+      </w:del>
+      <w:del w:id="13" w:author="PR Preview" w:date="2026-01-01T00:00:00Z">
+        <w:r>
+          <w:delText xml:space="preserve">$\mathord{\smash[b]{\underset{\raise.3ex\hbox{$\scriptstyle\sim$}}{\theta}}\vphantom{\theta}}^{(1)}, \mathord{\smash[b]{\underset{\raise.3ex\hbox{$\scriptstyle\sim$}}{\theta}}\vphantom{\theta}}^{(2)}, \ldots$</w:delText>
+        </w:r>
+      </w:del>
+      <w:del w:id="14" w:author="PR Preview" w:date="2026-01-01T00:00:00Z">
+        <w:r>
+          <w:delText xml:space="preserve">,</w:delText>
+        </w:r>
+      </w:del>
+      <w:del w:id="15" w:author="PR Preview" w:date="2026-01-01T00:00:00Z">
+        <w:r>
+          <w:delText xml:space="preserve"> </w:delText>
+        </w:r>
+      </w:del>
+      <w:del w:id="16" w:author="PR Preview" w:date="2026-01-01T00:00:00Z">
+        <w:r>
+          <w:delText xml:space="preserve">each drawn from a distribution that depends on the previous draw,</w:delText>
+        </w:r>
+      </w:del>
+      <w:del w:id="17" w:author="PR Preview" w:date="2026-01-01T00:00:00Z">
+        <w:r>
+          <w:delText xml:space="preserve"> </w:delText>
+        </w:r>
+      </w:del>
+      <w:del w:id="18" w:author="PR Preview" w:date="2026-01-01T00:00:00Z">
+        <w:r>
+          <w:delText xml:space="preserve">such that the distribution of</w:delText>
+        </w:r>
+      </w:del>
+      <w:del w:id="19" w:author="PR Preview" w:date="2026-01-01T00:00:00Z">
+        <w:r>
+          <w:delText xml:space="preserve"> </w:delText>
+        </w:r>
+      </w:del>
+      <w:del w:id="20" w:author="PR Preview" w:date="2026-01-01T00:00:00Z">
+        <w:r>
+          <w:delText xml:space="preserve">$\mathord{\smash[b]{\underset{\raise.3ex\hbox{$\scriptstyle\sim$}}{\theta}}\vphantom{\theta}}^{(t)}$</w:delText>
+        </w:r>
+      </w:del>
+      <w:del w:id="21" w:author="PR Preview" w:date="2026-01-01T00:00:00Z">
+        <w:r>
+          <w:delText xml:space="preserve"> </w:delText>
+        </w:r>
+      </w:del>
+      <w:del w:id="22" w:author="PR Preview" w:date="2026-01-01T00:00:00Z">
+        <w:r>
+          <w:delText xml:space="preserve">converges to the target</w:delText>
+        </w:r>
+      </w:del>
+      <w:del w:id="23" w:author="PR Preview" w:date="2026-01-01T00:00:00Z">
+        <w:r>
+          <w:delText xml:space="preserve"> </w:delText>
+        </w:r>
+      </w:del>
+      <w:del w:id="24" w:author="PR Preview" w:date="2026-01-01T00:00:00Z">
+        <w:r>
+          <w:delText xml:space="preserve">as</w:delText>
+        </w:r>
+      </w:del>
+      <w:del w:id="25" w:author="PR Preview" w:date="2026-01-01T00:00:00Z">
+        <w:r>
+          <w:delText xml:space="preserve"> </w:delText>
+        </w:r>
+      </w:del>
       <m:oMath>
         <m:r>
           <m:t>t</m:t>
@@ -341,15 +387,171 @@
           <m:t>∞</m:t>
         </m:r>
       </m:oMath>
-      <w:r>
-        <w:t xml:space="preserve"> </w:t>
-      </w:r>
-      <w:r>
-        <w:t xml:space="preserve">[2]</w:t>
-      </w:r>
-      <w:r>
-        <w:t xml:space="preserve">.</w:t>
-      </w:r>
+      <w:del w:id="26" w:author="PR Preview" w:date="2026-01-01T00:00:00Z">
+        <w:r>
+          <w:delText xml:space="preserve"> </w:delText>
+        </w:r>
+      </w:del>
+      <w:del w:id="27" w:author="PR Preview" w:date="2026-01-01T00:00:00Z">
+        <w:r>
+          <w:delText xml:space="preserve">[2]</w:delText>
+        </w:r>
+      </w:del>
+      <w:del w:id="28" w:author="PR Preview" w:date="2026-01-01T00:00:00Z">
+        <w:r>
+          <w:delText xml:space="preserve">.</w:delText>
+        </w:r>
+      </w:del>
+    </w:p>
+    <w:p>
+      <w:pPr>
+        <w:pStyle w:val="BodyText"/>
+      </w:pPr>
+      <w:ins w:id="29" w:author="PR Preview" w:date="2026-01-01T00:00:00Z">
+        <w:r>
+          <w:rPr>
+            <w:b/>
+            <w:bCs/>
+          </w:rPr>
+          <w:t xml:space="preserve">Definition 1 (Markov chain Monte Carlo)</w:t>
+        </w:r>
+      </w:ins>
+      <w:ins w:id="30" w:author="PR Preview" w:date="2026-01-01T00:00:00Z">
+        <w:r>
+          <w:t xml:space="preserve"> </w:t>
+        </w:r>
+      </w:ins>
+      <w:ins w:id="31" w:author="PR Preview" w:date="2026-01-01T00:00:00Z">
+        <w:r>
+          <w:t xml:space="preserve">A</w:t>
+        </w:r>
+      </w:ins>
+      <w:ins w:id="32" w:author="PR Preview" w:date="2026-01-01T00:00:00Z">
+        <w:r>
+          <w:t xml:space="preserve"> </w:t>
+        </w:r>
+      </w:ins>
+      <w:ins w:id="33" w:author="PR Preview" w:date="2026-01-01T00:00:00Z">
+        <w:r>
+          <w:rPr>
+            <w:b/>
+            <w:bCs/>
+          </w:rPr>
+          <w:t xml:space="preserve">Markov chain Monte Carlo (MCMC)</w:t>
+        </w:r>
+      </w:ins>
+      <w:ins w:id="34" w:author="PR Preview" w:date="2026-01-01T00:00:00Z">
+        <w:r>
+          <w:t xml:space="preserve"> </w:t>
+        </w:r>
+      </w:ins>
+      <w:ins w:id="35" w:author="PR Preview" w:date="2026-01-01T00:00:00Z">
+        <w:r>
+          <w:t xml:space="preserve">method for a target distribution</w:t>
+        </w:r>
+      </w:ins>
+      <w:ins w:id="36" w:author="PR Preview" w:date="2026-01-01T00:00:00Z">
+        <w:r>
+          <w:t xml:space="preserve"> </w:t>
+        </w:r>
+      </w:ins>
+      <w:ins w:id="37" w:author="PR Preview" w:date="2026-01-01T00:00:00Z">
+        <w:r>
+          <w:t xml:space="preserve">generates a sequence of draws</w:t>
+        </w:r>
+      </w:ins>
+      <w:ins w:id="38" w:author="PR Preview" w:date="2026-01-01T00:00:00Z">
+        <w:r>
+          <w:t xml:space="preserve"> </w:t>
+        </w:r>
+      </w:ins>
+      <w:ins w:id="39" w:author="PR Preview" w:date="2026-01-01T00:00:00Z">
+        <w:r>
+          <w:t xml:space="preserve">$\mathord{\smash[b]{\underset{\raise.3ex\hbox{$\scriptstyle\sim$}}{\theta}}\vphantom{\theta}}^{(1)}, \mathord{\smash[b]{\underset{\raise.3ex\hbox{$\scriptstyle\sim$}}{\theta}}\vphantom{\theta}}^{(2)}, \ldots$</w:t>
+        </w:r>
+      </w:ins>
+      <w:ins w:id="40" w:author="PR Preview" w:date="2026-01-01T00:00:00Z">
+        <w:r>
+          <w:t xml:space="preserve">,</w:t>
+        </w:r>
+      </w:ins>
+      <w:ins w:id="41" w:author="PR Preview" w:date="2026-01-01T00:00:00Z">
+        <w:r>
+          <w:t xml:space="preserve"> </w:t>
+        </w:r>
+      </w:ins>
+      <w:ins w:id="42" w:author="PR Preview" w:date="2026-01-01T00:00:00Z">
+        <w:r>
+          <w:t xml:space="preserve">each drawn from a distribution that depends on the previous draw,</w:t>
+        </w:r>
+      </w:ins>
+      <w:ins w:id="43" w:author="PR Preview" w:date="2026-01-01T00:00:00Z">
+        <w:r>
+          <w:t xml:space="preserve"> </w:t>
+        </w:r>
+      </w:ins>
+      <w:ins w:id="44" w:author="PR Preview" w:date="2026-01-01T00:00:00Z">
+        <w:r>
+          <w:t xml:space="preserve">such that the distribution of</w:t>
+        </w:r>
+      </w:ins>
+      <w:ins w:id="45" w:author="PR Preview" w:date="2026-01-01T00:00:00Z">
+        <w:r>
+          <w:t xml:space="preserve"> </w:t>
+        </w:r>
+      </w:ins>
+      <w:ins w:id="46" w:author="PR Preview" w:date="2026-01-01T00:00:00Z">
+        <w:r>
+          <w:t xml:space="preserve">$\mathord{\smash[b]{\underset{\raise.3ex\hbox{$\scriptstyle\sim$}}{\theta}}\vphantom{\theta}}^{(t)}$</w:t>
+        </w:r>
+      </w:ins>
+      <w:ins w:id="47" w:author="PR Preview" w:date="2026-01-01T00:00:00Z">
+        <w:r>
+          <w:t xml:space="preserve"> </w:t>
+        </w:r>
+      </w:ins>
+      <w:ins w:id="48" w:author="PR Preview" w:date="2026-01-01T00:00:00Z">
+        <w:r>
+          <w:t xml:space="preserve">converges to the target</w:t>
+        </w:r>
+      </w:ins>
+      <w:ins w:id="49" w:author="PR Preview" w:date="2026-01-01T00:00:00Z">
+        <w:r>
+          <w:t xml:space="preserve"> </w:t>
+        </w:r>
+      </w:ins>
+      <w:ins w:id="50" w:author="PR Preview" w:date="2026-01-01T00:00:00Z">
+        <w:r>
+          <w:t xml:space="preserve">as</w:t>
+        </w:r>
+      </w:ins>
+      <w:ins w:id="51" w:author="PR Preview" w:date="2026-01-01T00:00:00Z">
+        <w:r>
+          <w:t xml:space="preserve"> </w:t>
+        </w:r>
+      </w:ins>
+      <m:oMath>
+        <m:r>
+          <m:t>t</m:t>
+        </m:r>
+        <m:r>
+          <m:rPr>
+            <m:sty m:val="p"/>
+          </m:rPr>
+          <m:t>→</m:t>
+        </m:r>
+        <m:r>
+          <m:rPr>
+            <m:sty m:val="p"/>
+          </m:rPr>
+          <m:t>∞</m:t>
+        </m:r>
+      </m:oMath>
+      <w:ins w:id="52" w:author="PR Preview" w:date="2026-01-01T00:00:00Z">
+        <w:r>
+          <w:t xml:space="preserve">.</w:t>
+        </w:r>
+      </w:ins>
     </w:p>
     <w:p>
       <w:pPr>
@@ -1041,82 +1243,262 @@
       <w:pPr>
         <w:pStyle w:val="FirstParagraph"/>
       </w:pPr>
-      <w:r>
-        <w:rPr>
-          <w:b/>
-          <w:bCs/>
-        </w:rPr>
-        <w:t xml:space="preserve">Definition 2 (Monte Carlo estimate)</w:t>
-      </w:r>
-      <w:r>
-        <w:t xml:space="preserve"> </w:t>
-      </w:r>
-      <w:r>
-        <w:t xml:space="preserve">Given draws</w:t>
-      </w:r>
-      <w:r>
-        <w:t xml:space="preserve"> </w:t>
-      </w:r>
-      <w:r>
-        <w:t xml:space="preserve">$\mathord{\smash[b]{\underset{\raise.3ex\hbox{$\scriptstyle\sim$}}{\theta}}\vphantom{\theta}}^{(1)}, \ldots, \mathord{\smash[b]{\underset{\raise.3ex\hbox{$\scriptstyle\sim$}}{\theta}}\vphantom{\theta}}^{(M)} \ \sim_{\operatorname{iid}}\ \operatorname{p}(\mathord{\smash[b]{\underset{\raise.3ex\hbox{$\scriptstyle\sim$}}{\theta}}\vphantom{\theta}}\mid \mathord{\smash[b]{\underset{\raise.3ex\hbox{$\scriptstyle\sim$}}{y}}\vphantom{y}})$</w:t>
-      </w:r>
-      <w:r>
-        <w:t xml:space="preserve"> </w:t>
-      </w:r>
-      <w:r>
-        <w:t xml:space="preserve">and a function</w:t>
-      </w:r>
-      <w:r>
-        <w:t xml:space="preserve"> </w:t>
-      </w:r>
+      <w:del w:id="53" w:author="PR Preview" w:date="2026-01-01T00:00:00Z">
+        <w:r>
+          <w:rPr>
+            <w:b/>
+            <w:bCs/>
+          </w:rPr>
+          <w:delText xml:space="preserve">Definition 2 (Monte Carlo estimate)</w:delText>
+        </w:r>
+      </w:del>
+      <w:del w:id="54" w:author="PR Preview" w:date="2026-01-01T00:00:00Z">
+        <w:r>
+          <w:delText xml:space="preserve"> </w:delText>
+        </w:r>
+      </w:del>
+      <w:del w:id="55" w:author="PR Preview" w:date="2026-01-01T00:00:00Z">
+        <w:r>
+          <w:delText xml:space="preserve">Given draws</w:delText>
+        </w:r>
+      </w:del>
+      <w:del w:id="56" w:author="PR Preview" w:date="2026-01-01T00:00:00Z">
+        <w:r>
+          <w:delText xml:space="preserve"> </w:delText>
+        </w:r>
+      </w:del>
+      <w:del w:id="57" w:author="PR Preview" w:date="2026-01-01T00:00:00Z">
+        <w:r>
+          <w:delText xml:space="preserve">$\mathord{\smash[b]{\underset{\raise.3ex\hbox{$\scriptstyle\sim$}}{\theta}}\vphantom{\theta}}^{(1)}, \ldots, \mathord{\smash[b]{\underset{\raise.3ex\hbox{$\scriptstyle\sim$}}{\theta}}\vphantom{\theta}}^{(M)} \ \sim_{\operatorname{iid}}\ \operatorname{p}(\mathord{\smash[b]{\underset{\raise.3ex\hbox{$\scriptstyle\sim$}}{\theta}}\vphantom{\theta}}\mid \mathord{\smash[b]{\underset{\raise.3ex\hbox{$\scriptstyle\sim$}}{y}}\vphantom{y}})$</w:delText>
+        </w:r>
+      </w:del>
+      <w:del w:id="58" w:author="PR Preview" w:date="2026-01-01T00:00:00Z">
+        <w:r>
+          <w:delText xml:space="preserve"> </w:delText>
+        </w:r>
+      </w:del>
+      <w:del w:id="59" w:author="PR Preview" w:date="2026-01-01T00:00:00Z">
+        <w:r>
+          <w:delText xml:space="preserve">and a function</w:delText>
+        </w:r>
+      </w:del>
+      <w:del w:id="60" w:author="PR Preview" w:date="2026-01-01T00:00:00Z">
+        <w:r>
+          <w:delText xml:space="preserve"> </w:delText>
+        </w:r>
+      </w:del>
       <m:oMath>
         <m:r>
           <m:t>g</m:t>
         </m:r>
       </m:oMath>
-      <w:r>
-        <w:t xml:space="preserve">,</w:t>
-      </w:r>
-      <w:r>
-        <w:t xml:space="preserve"> </w:t>
-      </w:r>
-      <w:r>
-        <w:t xml:space="preserve">the</w:t>
-      </w:r>
-      <w:r>
-        <w:t xml:space="preserve"> </w:t>
-      </w:r>
-      <w:r>
-        <w:rPr>
-          <w:b/>
-          <w:bCs/>
-        </w:rPr>
-        <w:t xml:space="preserve">Monte Carlo estimate</w:t>
-      </w:r>
-      <w:r>
-        <w:t xml:space="preserve"> </w:t>
-      </w:r>
-      <w:r>
-        <w:t xml:space="preserve">of the posterior expectation</w:t>
-      </w:r>
-      <w:r>
-        <w:t xml:space="preserve"> </w:t>
-      </w:r>
-      <w:r>
-        <w:t xml:space="preserve">$\operatorname{E}\mathopen{}\left[g(\mathord{\smash[b]{\underset{\raise.3ex\hbox{$\scriptstyle\sim$}}{\theta}}\vphantom{\theta}}) \mid \mathord{\smash[b]{\underset{\raise.3ex\hbox{$\scriptstyle\sim$}}{y}}\vphantom{y}}\right]\mathclose{}$</w:t>
-      </w:r>
-      <w:r>
-        <w:t xml:space="preserve"> </w:t>
-      </w:r>
-      <w:r>
-        <w:t xml:space="preserve">is</w:t>
-      </w:r>
-      <w:r>
-        <w:t xml:space="preserve"> </w:t>
-      </w:r>
-      <w:r>
-        <w:t xml:space="preserve">[3]</w:t>
-      </w:r>
+      <w:del w:id="61" w:author="PR Preview" w:date="2026-01-01T00:00:00Z">
+        <w:r>
+          <w:delText xml:space="preserve">,</w:delText>
+        </w:r>
+      </w:del>
+      <w:del w:id="62" w:author="PR Preview" w:date="2026-01-01T00:00:00Z">
+        <w:r>
+          <w:delText xml:space="preserve"> </w:delText>
+        </w:r>
+      </w:del>
+      <w:del w:id="63" w:author="PR Preview" w:date="2026-01-01T00:00:00Z">
+        <w:r>
+          <w:delText xml:space="preserve">the</w:delText>
+        </w:r>
+      </w:del>
+      <w:del w:id="64" w:author="PR Preview" w:date="2026-01-01T00:00:00Z">
+        <w:r>
+          <w:delText xml:space="preserve"> </w:delText>
+        </w:r>
+      </w:del>
+      <w:del w:id="65" w:author="PR Preview" w:date="2026-01-01T00:00:00Z">
+        <w:r>
+          <w:rPr>
+            <w:b/>
+            <w:bCs/>
+          </w:rPr>
+          <w:delText xml:space="preserve">Monte Carlo estimate</w:delText>
+        </w:r>
+      </w:del>
+      <w:del w:id="66" w:author="PR Preview" w:date="2026-01-01T00:00:00Z">
+        <w:r>
+          <w:delText xml:space="preserve"> </w:delText>
+        </w:r>
+      </w:del>
+      <w:del w:id="67" w:author="PR Preview" w:date="2026-01-01T00:00:00Z">
+        <w:r>
+          <w:delText xml:space="preserve">of the posterior expectation</w:delText>
+        </w:r>
+      </w:del>
+      <w:del w:id="68" w:author="PR Preview" w:date="2026-01-01T00:00:00Z">
+        <w:r>
+          <w:delText xml:space="preserve"> </w:delText>
+        </w:r>
+      </w:del>
+      <w:del w:id="69" w:author="PR Preview" w:date="2026-01-01T00:00:00Z">
+        <w:r>
+          <w:delText xml:space="preserve">$\operatorname{E}\mathopen{}\left[g(\mathord{\smash[b]{\underset{\raise.3ex\hbox{$\scriptstyle\sim$}}{\theta}}\vphantom{\theta}}) \mid \mathord{\smash[b]{\underset{\raise.3ex\hbox{$\scriptstyle\sim$}}{y}}\vphantom{y}}\right]\mathclose{}$</w:delText>
+        </w:r>
+      </w:del>
+      <w:del w:id="70" w:author="PR Preview" w:date="2026-01-01T00:00:00Z">
+        <w:r>
+          <w:delText xml:space="preserve"> </w:delText>
+        </w:r>
+      </w:del>
+      <w:del w:id="71" w:author="PR Preview" w:date="2026-01-01T00:00:00Z">
+        <w:r>
+          <w:delText xml:space="preserve">is</w:delText>
+        </w:r>
+      </w:del>
+      <w:del w:id="72" w:author="PR Preview" w:date="2026-01-01T00:00:00Z">
+        <w:r>
+          <w:delText xml:space="preserve"> </w:delText>
+        </w:r>
+      </w:del>
+      <w:del w:id="73" w:author="PR Preview" w:date="2026-01-01T00:00:00Z">
+        <w:r>
+          <w:delText xml:space="preserve">[3]</w:delText>
+        </w:r>
+      </w:del>
+    </w:p>
+    <w:p>
+      <w:pPr>
+        <w:pStyle w:val="FirstParagraph"/>
+      </w:pPr>
+      <w:ins w:id="74" w:author="PR Preview" w:date="2026-01-01T00:00:00Z">
+        <w:r>
+          <w:rPr>
+            <w:b/>
+            <w:bCs/>
+          </w:rPr>
+          <w:t xml:space="preserve">Definition 2 (Monte Carlo estimate)</w:t>
+        </w:r>
+      </w:ins>
+      <w:ins w:id="75" w:author="PR Preview" w:date="2026-01-01T00:00:00Z">
+        <w:r>
+          <w:t xml:space="preserve"> </w:t>
+        </w:r>
+      </w:ins>
+      <w:ins w:id="76" w:author="PR Preview" w:date="2026-01-01T00:00:00Z">
+        <w:r>
+          <w:t xml:space="preserve">Given draws</w:t>
+        </w:r>
+      </w:ins>
+      <w:ins w:id="77" w:author="PR Preview" w:date="2026-01-01T00:00:00Z">
+        <w:r>
+          <w:t xml:space="preserve"> </w:t>
+        </w:r>
+      </w:ins>
+      <w:ins w:id="78" w:author="PR Preview" w:date="2026-01-01T00:00:00Z">
+        <w:r>
+          <w:t xml:space="preserve">$\mathord{\smash[b]{\underset{\raise.3ex\hbox{$\scriptstyle\sim$}}{\theta}}\vphantom{\theta}}^{(1)}, \ldots, \mathord{\smash[b]{\underset{\raise.3ex\hbox{$\scriptstyle\sim$}}{\theta}}\vphantom{\theta}}^{(M)} \ \sim_{\operatorname{iid}}\ \operatorname{p}(\mathord{\smash[b]{\underset{\raise.3ex\hbox{$\scriptstyle\sim$}}{\theta}}\vphantom{\theta}}\mid \mathord{\smash[b]{\underset{\raise.3ex\hbox{$\scriptstyle\sim$}}{y}}\vphantom{y}})$</w:t>
+        </w:r>
+      </w:ins>
+      <w:ins w:id="79" w:author="PR Preview" w:date="2026-01-01T00:00:00Z">
+        <w:r>
+          <w:t xml:space="preserve"> </w:t>
+        </w:r>
+      </w:ins>
+      <w:ins w:id="80" w:author="PR Preview" w:date="2026-01-01T00:00:00Z">
+        <w:r>
+          <w:t xml:space="preserve">and a function</w:t>
+        </w:r>
+      </w:ins>
+      <w:ins w:id="81" w:author="PR Preview" w:date="2026-01-01T00:00:00Z">
+        <w:r>
+          <w:t xml:space="preserve"> </w:t>
+        </w:r>
+      </w:ins>
+      <m:oMath>
+        <m:r>
+          <m:t>g</m:t>
+        </m:r>
+      </m:oMath>
+      <w:ins w:id="82" w:author="PR Preview" w:date="2026-01-01T00:00:00Z">
+        <w:r>
+          <w:t xml:space="preserve">,</w:t>
+        </w:r>
+      </w:ins>
+      <w:ins w:id="83" w:author="PR Preview" w:date="2026-01-01T00:00:00Z">
+        <w:r>
+          <w:t xml:space="preserve"> </w:t>
+        </w:r>
+      </w:ins>
+      <w:ins w:id="84" w:author="PR Preview" w:date="2026-01-01T00:00:00Z">
+        <w:r>
+          <w:t xml:space="preserve">the</w:t>
+        </w:r>
+      </w:ins>
+      <w:ins w:id="85" w:author="PR Preview" w:date="2026-01-01T00:00:00Z">
+        <w:r>
+          <w:t xml:space="preserve"> </w:t>
+        </w:r>
+      </w:ins>
+      <w:ins w:id="86" w:author="PR Preview" w:date="2026-01-01T00:00:00Z">
+        <w:r>
+          <w:rPr>
+            <w:b/>
+            <w:bCs/>
+          </w:rPr>
+          <w:t xml:space="preserve">Monte Carlo estimate</w:t>
+        </w:r>
+      </w:ins>
+      <w:ins w:id="87" w:author="PR Preview" w:date="2026-01-01T00:00:00Z">
+        <w:r>
+          <w:t xml:space="preserve"> </w:t>
+        </w:r>
+      </w:ins>
+      <w:ins w:id="88" w:author="PR Preview" w:date="2026-01-01T00:00:00Z">
+        <w:r>
+          <w:t xml:space="preserve">of the</w:t>
+        </w:r>
+      </w:ins>
+      <w:ins w:id="89" w:author="PR Preview" w:date="2026-01-01T00:00:00Z">
+        <w:r>
+          <w:t xml:space="preserve"> </w:t>
+        </w:r>
+      </w:ins>
+      <w:hyperlink w:anchor="def-posterior">
+        <w:ins w:id="90" w:author="PR Preview" w:date="2026-01-01T00:00:00Z">
+          <w:r>
+            <w:rPr>
+              <w:rStyle w:val="Hyperlink"/>
+            </w:rPr>
+            <w:t xml:space="preserve">posterior</w:t>
+          </w:r>
+        </w:ins>
+      </w:hyperlink>
+      <w:ins w:id="91" w:author="PR Preview" w:date="2026-01-01T00:00:00Z">
+        <w:r>
+          <w:t xml:space="preserve"> </w:t>
+        </w:r>
+      </w:ins>
+      <w:ins w:id="92" w:author="PR Preview" w:date="2026-01-01T00:00:00Z">
+        <w:r>
+          <w:t xml:space="preserve">expectation</w:t>
+        </w:r>
+      </w:ins>
+      <w:ins w:id="93" w:author="PR Preview" w:date="2026-01-01T00:00:00Z">
+        <w:r>
+          <w:t xml:space="preserve"> </w:t>
+        </w:r>
+      </w:ins>
+      <w:ins w:id="94" w:author="PR Preview" w:date="2026-01-01T00:00:00Z">
+        <w:r>
+          <w:t xml:space="preserve">$\operatorname{E}\mathopen{}\left[g(\mathord{\smash[b]{\underset{\raise.3ex\hbox{$\scriptstyle\sim$}}{\theta}}\vphantom{\theta}}) \mid \mathord{\smash[b]{\underset{\raise.3ex\hbox{$\scriptstyle\sim$}}{y}}\vphantom{y}}\right]\mathclose{}$</w:t>
+        </w:r>
+      </w:ins>
+      <w:ins w:id="95" w:author="PR Preview" w:date="2026-01-01T00:00:00Z">
+        <w:r>
+          <w:t xml:space="preserve"> </w:t>
+        </w:r>
+      </w:ins>
+      <w:ins w:id="96" w:author="PR Preview" w:date="2026-01-01T00:00:00Z">
+        <w:r>
+          <w:t xml:space="preserve">is</w:t>
+        </w:r>
+      </w:ins>
     </w:p>
     <w:p>
       <w:pPr>
@@ -2102,97 +2484,287 @@
       <w:pPr>
         <w:pStyle w:val="FirstParagraph"/>
       </w:pPr>
-      <w:r>
-        <w:rPr>
-          <w:b/>
-          <w:bCs/>
-        </w:rPr>
-        <w:t xml:space="preserve">Definition 3 (Markov chain)</w:t>
-      </w:r>
-      <w:r>
-        <w:t xml:space="preserve"> </w:t>
-      </w:r>
-      <w:r>
-        <w:t xml:space="preserve">A sequence of random variables</w:t>
-      </w:r>
-      <w:r>
-        <w:t xml:space="preserve"> </w:t>
-      </w:r>
-      <w:r>
-        <w:t xml:space="preserve">$\mathord{\smash[b]{\underset{\raise.3ex\hbox{$\scriptstyle\sim$}}{\theta}}\vphantom{\theta}}^{(1)}, \mathord{\smash[b]{\underset{\raise.3ex\hbox{$\scriptstyle\sim$}}{\theta}}\vphantom{\theta}}^{(2)}, \ldots$</w:t>
-      </w:r>
-      <w:r>
-        <w:t xml:space="preserve"> </w:t>
-      </w:r>
-      <w:r>
-        <w:t xml:space="preserve">is a</w:t>
-      </w:r>
-      <w:r>
-        <w:t xml:space="preserve"> </w:t>
-      </w:r>
-      <w:r>
-        <w:rPr>
-          <w:b/>
-          <w:bCs/>
-        </w:rPr>
-        <w:t xml:space="preserve">Markov chain</w:t>
-      </w:r>
-      <w:r>
-        <w:t xml:space="preserve"> </w:t>
-      </w:r>
-      <w:r>
-        <w:t xml:space="preserve">if, for every</w:t>
-      </w:r>
-      <w:r>
-        <w:t xml:space="preserve"> </w:t>
-      </w:r>
+      <w:del w:id="97" w:author="PR Preview" w:date="2026-01-01T00:00:00Z">
+        <w:r>
+          <w:rPr>
+            <w:b/>
+            <w:bCs/>
+          </w:rPr>
+          <w:delText xml:space="preserve">Definition 3 (Markov chain)</w:delText>
+        </w:r>
+      </w:del>
+      <w:del w:id="98" w:author="PR Preview" w:date="2026-01-01T00:00:00Z">
+        <w:r>
+          <w:delText xml:space="preserve"> </w:delText>
+        </w:r>
+      </w:del>
+      <w:del w:id="99" w:author="PR Preview" w:date="2026-01-01T00:00:00Z">
+        <w:r>
+          <w:delText xml:space="preserve">A sequence of random variables</w:delText>
+        </w:r>
+      </w:del>
+      <w:del w:id="100" w:author="PR Preview" w:date="2026-01-01T00:00:00Z">
+        <w:r>
+          <w:delText xml:space="preserve"> </w:delText>
+        </w:r>
+      </w:del>
+      <w:del w:id="101" w:author="PR Preview" w:date="2026-01-01T00:00:00Z">
+        <w:r>
+          <w:delText xml:space="preserve">$\mathord{\smash[b]{\underset{\raise.3ex\hbox{$\scriptstyle\sim$}}{\theta}}\vphantom{\theta}}^{(1)}, \mathord{\smash[b]{\underset{\raise.3ex\hbox{$\scriptstyle\sim$}}{\theta}}\vphantom{\theta}}^{(2)}, \ldots$</w:delText>
+        </w:r>
+      </w:del>
+      <w:del w:id="102" w:author="PR Preview" w:date="2026-01-01T00:00:00Z">
+        <w:r>
+          <w:delText xml:space="preserve"> </w:delText>
+        </w:r>
+      </w:del>
+      <w:del w:id="103" w:author="PR Preview" w:date="2026-01-01T00:00:00Z">
+        <w:r>
+          <w:delText xml:space="preserve">is a</w:delText>
+        </w:r>
+      </w:del>
+      <w:del w:id="104" w:author="PR Preview" w:date="2026-01-01T00:00:00Z">
+        <w:r>
+          <w:delText xml:space="preserve"> </w:delText>
+        </w:r>
+      </w:del>
+      <w:del w:id="105" w:author="PR Preview" w:date="2026-01-01T00:00:00Z">
+        <w:r>
+          <w:rPr>
+            <w:b/>
+            <w:bCs/>
+          </w:rPr>
+          <w:delText xml:space="preserve">Markov chain</w:delText>
+        </w:r>
+      </w:del>
+      <w:del w:id="106" w:author="PR Preview" w:date="2026-01-01T00:00:00Z">
+        <w:r>
+          <w:delText xml:space="preserve"> </w:delText>
+        </w:r>
+      </w:del>
+      <w:del w:id="107" w:author="PR Preview" w:date="2026-01-01T00:00:00Z">
+        <w:r>
+          <w:delText xml:space="preserve">if, for every</w:delText>
+        </w:r>
+      </w:del>
+      <w:del w:id="108" w:author="PR Preview" w:date="2026-01-01T00:00:00Z">
+        <w:r>
+          <w:delText xml:space="preserve"> </w:delText>
+        </w:r>
+      </w:del>
       <m:oMath>
         <m:r>
           <m:t>t</m:t>
         </m:r>
       </m:oMath>
-      <w:r>
-        <w:t xml:space="preserve">,</w:t>
-      </w:r>
-      <w:r>
-        <w:t xml:space="preserve"> </w:t>
-      </w:r>
-      <w:r>
-        <w:t xml:space="preserve">the conditional distribution of</w:t>
-      </w:r>
-      <w:r>
-        <w:t xml:space="preserve"> </w:t>
-      </w:r>
-      <w:r>
-        <w:t xml:space="preserve">$\mathord{\smash[b]{\underset{\raise.3ex\hbox{$\scriptstyle\sim$}}{\theta}}\vphantom{\theta}}^{(t+1)}$</w:t>
-      </w:r>
-      <w:r>
-        <w:t xml:space="preserve"> </w:t>
-      </w:r>
-      <w:r>
-        <w:t xml:space="preserve">given all the earlier values</w:t>
-      </w:r>
-      <w:r>
-        <w:t xml:space="preserve"> </w:t>
-      </w:r>
-      <w:r>
-        <w:t xml:space="preserve">depends only on</w:t>
-      </w:r>
-      <w:r>
-        <w:t xml:space="preserve"> </w:t>
-      </w:r>
-      <w:r>
-        <w:t xml:space="preserve">$\mathord{\smash[b]{\underset{\raise.3ex\hbox{$\scriptstyle\sim$}}{\theta}}\vphantom{\theta}}^{(t)}$</w:t>
-      </w:r>
-      <w:r>
-        <w:t xml:space="preserve"> </w:t>
-      </w:r>
-      <w:r>
-        <w:t xml:space="preserve">[4]</w:t>
-      </w:r>
-      <w:r>
-        <w:t xml:space="preserve">:</w:t>
-      </w:r>
+      <w:del w:id="109" w:author="PR Preview" w:date="2026-01-01T00:00:00Z">
+        <w:r>
+          <w:delText xml:space="preserve">,</w:delText>
+        </w:r>
+      </w:del>
+      <w:del w:id="110" w:author="PR Preview" w:date="2026-01-01T00:00:00Z">
+        <w:r>
+          <w:delText xml:space="preserve"> </w:delText>
+        </w:r>
+      </w:del>
+      <w:del w:id="111" w:author="PR Preview" w:date="2026-01-01T00:00:00Z">
+        <w:r>
+          <w:delText xml:space="preserve">the conditional distribution of</w:delText>
+        </w:r>
+      </w:del>
+      <w:del w:id="112" w:author="PR Preview" w:date="2026-01-01T00:00:00Z">
+        <w:r>
+          <w:delText xml:space="preserve"> </w:delText>
+        </w:r>
+      </w:del>
+      <w:del w:id="113" w:author="PR Preview" w:date="2026-01-01T00:00:00Z">
+        <w:r>
+          <w:delText xml:space="preserve">$\mathord{\smash[b]{\underset{\raise.3ex\hbox{$\scriptstyle\sim$}}{\theta}}\vphantom{\theta}}^{(t+1)}$</w:delText>
+        </w:r>
+      </w:del>
+      <w:del w:id="114" w:author="PR Preview" w:date="2026-01-01T00:00:00Z">
+        <w:r>
+          <w:delText xml:space="preserve"> </w:delText>
+        </w:r>
+      </w:del>
+      <w:del w:id="115" w:author="PR Preview" w:date="2026-01-01T00:00:00Z">
+        <w:r>
+          <w:delText xml:space="preserve">given all the earlier values</w:delText>
+        </w:r>
+      </w:del>
+      <w:del w:id="116" w:author="PR Preview" w:date="2026-01-01T00:00:00Z">
+        <w:r>
+          <w:delText xml:space="preserve"> </w:delText>
+        </w:r>
+      </w:del>
+      <w:del w:id="117" w:author="PR Preview" w:date="2026-01-01T00:00:00Z">
+        <w:r>
+          <w:delText xml:space="preserve">depends only on</w:delText>
+        </w:r>
+      </w:del>
+      <w:del w:id="118" w:author="PR Preview" w:date="2026-01-01T00:00:00Z">
+        <w:r>
+          <w:delText xml:space="preserve"> </w:delText>
+        </w:r>
+      </w:del>
+      <w:del w:id="119" w:author="PR Preview" w:date="2026-01-01T00:00:00Z">
+        <w:r>
+          <w:delText xml:space="preserve">$\mathord{\smash[b]{\underset{\raise.3ex\hbox{$\scriptstyle\sim$}}{\theta}}\vphantom{\theta}}^{(t)}$</w:delText>
+        </w:r>
+      </w:del>
+      <w:del w:id="120" w:author="PR Preview" w:date="2026-01-01T00:00:00Z">
+        <w:r>
+          <w:delText xml:space="preserve"> </w:delText>
+        </w:r>
+      </w:del>
+      <w:del w:id="121" w:author="PR Preview" w:date="2026-01-01T00:00:00Z">
+        <w:r>
+          <w:delText xml:space="preserve">[4]</w:delText>
+        </w:r>
+      </w:del>
+      <w:del w:id="122" w:author="PR Preview" w:date="2026-01-01T00:00:00Z">
+        <w:r>
+          <w:delText xml:space="preserve">:</w:delText>
+        </w:r>
+      </w:del>
+    </w:p>
+    <w:p>
+      <w:pPr>
+        <w:pStyle w:val="FirstParagraph"/>
+      </w:pPr>
+      <w:ins w:id="123" w:author="PR Preview" w:date="2026-01-01T00:00:00Z">
+        <w:r>
+          <w:rPr>
+            <w:b/>
+            <w:bCs/>
+          </w:rPr>
+          <w:t xml:space="preserve">Definition 3 (Markov chain)</w:t>
+        </w:r>
+      </w:ins>
+      <w:ins w:id="124" w:author="PR Preview" w:date="2026-01-01T00:00:00Z">
+        <w:r>
+          <w:t xml:space="preserve"> </w:t>
+        </w:r>
+      </w:ins>
+      <w:ins w:id="125" w:author="PR Preview" w:date="2026-01-01T00:00:00Z">
+        <w:r>
+          <w:t xml:space="preserve">A sequence of random variables</w:t>
+        </w:r>
+      </w:ins>
+      <w:ins w:id="126" w:author="PR Preview" w:date="2026-01-01T00:00:00Z">
+        <w:r>
+          <w:t xml:space="preserve"> </w:t>
+        </w:r>
+      </w:ins>
+      <w:ins w:id="127" w:author="PR Preview" w:date="2026-01-01T00:00:00Z">
+        <w:r>
+          <w:t xml:space="preserve">$\mathord{\smash[b]{\underset{\raise.3ex\hbox{$\scriptstyle\sim$}}{\theta}}\vphantom{\theta}}^{(1)}, \mathord{\smash[b]{\underset{\raise.3ex\hbox{$\scriptstyle\sim$}}{\theta}}\vphantom{\theta}}^{(2)}, \ldots$</w:t>
+        </w:r>
+      </w:ins>
+      <w:ins w:id="128" w:author="PR Preview" w:date="2026-01-01T00:00:00Z">
+        <w:r>
+          <w:t xml:space="preserve"> </w:t>
+        </w:r>
+      </w:ins>
+      <w:ins w:id="129" w:author="PR Preview" w:date="2026-01-01T00:00:00Z">
+        <w:r>
+          <w:t xml:space="preserve">is a</w:t>
+        </w:r>
+      </w:ins>
+      <w:ins w:id="130" w:author="PR Preview" w:date="2026-01-01T00:00:00Z">
+        <w:r>
+          <w:t xml:space="preserve"> </w:t>
+        </w:r>
+      </w:ins>
+      <w:ins w:id="131" w:author="PR Preview" w:date="2026-01-01T00:00:00Z">
+        <w:r>
+          <w:rPr>
+            <w:b/>
+            <w:bCs/>
+          </w:rPr>
+          <w:t xml:space="preserve">Markov chain</w:t>
+        </w:r>
+      </w:ins>
+      <w:ins w:id="132" w:author="PR Preview" w:date="2026-01-01T00:00:00Z">
+        <w:r>
+          <w:t xml:space="preserve"> </w:t>
+        </w:r>
+      </w:ins>
+      <w:ins w:id="133" w:author="PR Preview" w:date="2026-01-01T00:00:00Z">
+        <w:r>
+          <w:t xml:space="preserve">if, for every</w:t>
+        </w:r>
+      </w:ins>
+      <w:ins w:id="134" w:author="PR Preview" w:date="2026-01-01T00:00:00Z">
+        <w:r>
+          <w:t xml:space="preserve"> </w:t>
+        </w:r>
+      </w:ins>
+      <m:oMath>
+        <m:r>
+          <m:t>t</m:t>
+        </m:r>
+      </m:oMath>
+      <w:ins w:id="135" w:author="PR Preview" w:date="2026-01-01T00:00:00Z">
+        <w:r>
+          <w:t xml:space="preserve">,</w:t>
+        </w:r>
+      </w:ins>
+      <w:ins w:id="136" w:author="PR Preview" w:date="2026-01-01T00:00:00Z">
+        <w:r>
+          <w:t xml:space="preserve"> </w:t>
+        </w:r>
+      </w:ins>
+      <w:ins w:id="137" w:author="PR Preview" w:date="2026-01-01T00:00:00Z">
+        <w:r>
+          <w:t xml:space="preserve">the conditional distribution of</w:t>
+        </w:r>
+      </w:ins>
+      <w:ins w:id="138" w:author="PR Preview" w:date="2026-01-01T00:00:00Z">
+        <w:r>
+          <w:t xml:space="preserve"> </w:t>
+        </w:r>
+      </w:ins>
+      <w:ins w:id="139" w:author="PR Preview" w:date="2026-01-01T00:00:00Z">
+        <w:r>
+          <w:t xml:space="preserve">$\mathord{\smash[b]{\underset{\raise.3ex\hbox{$\scriptstyle\sim$}}{\theta}}\vphantom{\theta}}^{(t+1)}$</w:t>
+        </w:r>
+      </w:ins>
+      <w:ins w:id="140" w:author="PR Preview" w:date="2026-01-01T00:00:00Z">
+        <w:r>
+          <w:t xml:space="preserve"> </w:t>
+        </w:r>
+      </w:ins>
+      <w:ins w:id="141" w:author="PR Preview" w:date="2026-01-01T00:00:00Z">
+        <w:r>
+          <w:t xml:space="preserve">given all the earlier values</w:t>
+        </w:r>
+      </w:ins>
+      <w:ins w:id="142" w:author="PR Preview" w:date="2026-01-01T00:00:00Z">
+        <w:r>
+          <w:t xml:space="preserve"> </w:t>
+        </w:r>
+      </w:ins>
+      <w:ins w:id="143" w:author="PR Preview" w:date="2026-01-01T00:00:00Z">
+        <w:r>
+          <w:t xml:space="preserve">depends only on</w:t>
+        </w:r>
+      </w:ins>
+      <w:ins w:id="144" w:author="PR Preview" w:date="2026-01-01T00:00:00Z">
+        <w:r>
+          <w:t xml:space="preserve"> </w:t>
+        </w:r>
+      </w:ins>
+      <w:ins w:id="145" w:author="PR Preview" w:date="2026-01-01T00:00:00Z">
+        <w:r>
+          <w:t xml:space="preserve">$\mathord{\smash[b]{\underset{\raise.3ex\hbox{$\scriptstyle\sim$}}{\theta}}\vphantom{\theta}}^{(t)}$</w:t>
+        </w:r>
+      </w:ins>
+      <w:ins w:id="146" w:author="PR Preview" w:date="2026-01-01T00:00:00Z">
+        <w:r>
+          <w:t xml:space="preserve">:</w:t>
+        </w:r>
+      </w:ins>
     </w:p>
     <w:p>
       <w:pPr>
@@ -10361,130 +10933,397 @@
       <w:pPr>
         <w:pStyle w:val="BodyText"/>
       </w:pPr>
-      <w:r>
-        <w:rPr>
-          <w:b/>
-          <w:bCs/>
-        </w:rPr>
-        <w:t xml:space="preserve">Definition 8 (Metropolis–Hastings algorithm)</w:t>
-      </w:r>
-      <w:r>
-        <w:t xml:space="preserve"> </w:t>
-      </w:r>
-      <w:r>
-        <w:t xml:space="preserve">Given a target posterior</w:t>
-      </w:r>
-      <w:r>
-        <w:t xml:space="preserve"> </w:t>
-      </w:r>
-      <w:r>
-        <w:t xml:space="preserve">$\operatorname{p}(\mathord{\smash[b]{\underset{\raise.3ex\hbox{$\scriptstyle\sim$}}{\theta}}\vphantom{\theta}}\mid \mathord{\smash[b]{\underset{\raise.3ex\hbox{$\scriptstyle\sim$}}{y}}\vphantom{y}})$</w:t>
-      </w:r>
-      <w:r>
-        <w:t xml:space="preserve">,</w:t>
-      </w:r>
-      <w:r>
-        <w:t xml:space="preserve"> </w:t>
-      </w:r>
-      <w:r>
-        <w:t xml:space="preserve">a</w:t>
-      </w:r>
-      <w:r>
-        <w:t xml:space="preserve"> </w:t>
-      </w:r>
+      <w:del w:id="147" w:author="PR Preview" w:date="2026-01-01T00:00:00Z">
+        <w:r>
+          <w:rPr>
+            <w:b/>
+            <w:bCs/>
+          </w:rPr>
+          <w:delText xml:space="preserve">Definition 8 (Metropolis–Hastings algorithm)</w:delText>
+        </w:r>
+      </w:del>
+      <w:del w:id="148" w:author="PR Preview" w:date="2026-01-01T00:00:00Z">
+        <w:r>
+          <w:delText xml:space="preserve"> </w:delText>
+        </w:r>
+      </w:del>
+      <w:del w:id="149" w:author="PR Preview" w:date="2026-01-01T00:00:00Z">
+        <w:r>
+          <w:delText xml:space="preserve">Given a target posterior</w:delText>
+        </w:r>
+      </w:del>
+      <w:del w:id="150" w:author="PR Preview" w:date="2026-01-01T00:00:00Z">
+        <w:r>
+          <w:delText xml:space="preserve"> </w:delText>
+        </w:r>
+      </w:del>
+      <w:del w:id="151" w:author="PR Preview" w:date="2026-01-01T00:00:00Z">
+        <w:r>
+          <w:delText xml:space="preserve">$\operatorname{p}(\mathord{\smash[b]{\underset{\raise.3ex\hbox{$\scriptstyle\sim$}}{\theta}}\vphantom{\theta}}\mid \mathord{\smash[b]{\underset{\raise.3ex\hbox{$\scriptstyle\sim$}}{y}}\vphantom{y}})$</w:delText>
+        </w:r>
+      </w:del>
+      <w:del w:id="152" w:author="PR Preview" w:date="2026-01-01T00:00:00Z">
+        <w:r>
+          <w:delText xml:space="preserve">,</w:delText>
+        </w:r>
+      </w:del>
+      <w:del w:id="153" w:author="PR Preview" w:date="2026-01-01T00:00:00Z">
+        <w:r>
+          <w:delText xml:space="preserve"> </w:delText>
+        </w:r>
+      </w:del>
+      <w:del w:id="154" w:author="PR Preview" w:date="2026-01-01T00:00:00Z">
+        <w:r>
+          <w:delText xml:space="preserve">a</w:delText>
+        </w:r>
+      </w:del>
+      <w:del w:id="155" w:author="PR Preview" w:date="2026-01-01T00:00:00Z">
+        <w:r>
+          <w:delText xml:space="preserve"> </w:delText>
+        </w:r>
+      </w:del>
       <w:hyperlink w:anchor="def-proposal-distribution">
+        <w:del w:id="156" w:author="PR Preview" w:date="2026-01-01T00:00:00Z">
+          <w:r>
+            <w:rPr>
+              <w:rStyle w:val="Hyperlink"/>
+            </w:rPr>
+            <w:delText xml:space="preserve">proposal distribution</w:delText>
+          </w:r>
+        </w:del>
+      </w:hyperlink>
+      <w:del w:id="157" w:author="PR Preview" w:date="2026-01-01T00:00:00Z">
+        <w:r>
+          <w:delText xml:space="preserve"> </w:delText>
+        </w:r>
+      </w:del>
+      <w:del w:id="158" w:author="PR Preview" w:date="2026-01-01T00:00:00Z">
+        <w:r>
+          <w:delText xml:space="preserve">$q(\cdot \mid \mathord{\smash[b]{\underset{\raise.3ex\hbox{$\scriptstyle\sim$}}{\theta}}\vphantom{\theta}})$</w:delText>
+        </w:r>
+      </w:del>
+      <w:del w:id="159" w:author="PR Preview" w:date="2026-01-01T00:00:00Z">
+        <w:r>
+          <w:delText xml:space="preserve">,</w:delText>
+        </w:r>
+      </w:del>
+      <w:del w:id="160" w:author="PR Preview" w:date="2026-01-01T00:00:00Z">
+        <w:r>
+          <w:delText xml:space="preserve"> </w:delText>
+        </w:r>
+      </w:del>
+      <w:del w:id="161" w:author="PR Preview" w:date="2026-01-01T00:00:00Z">
+        <w:r>
+          <w:delText xml:space="preserve">and a starting value</w:delText>
+        </w:r>
+      </w:del>
+      <w:del w:id="162" w:author="PR Preview" w:date="2026-01-01T00:00:00Z">
+        <w:r>
+          <w:delText xml:space="preserve"> </w:delText>
+        </w:r>
+      </w:del>
+      <w:del w:id="163" w:author="PR Preview" w:date="2026-01-01T00:00:00Z">
+        <w:r>
+          <w:delText xml:space="preserve">$\mathord{\smash[b]{\underset{\raise.3ex\hbox{$\scriptstyle\sim$}}{\theta}}\vphantom{\theta}}^{(1)}$</w:delText>
+        </w:r>
+      </w:del>
+      <w:del w:id="164" w:author="PR Preview" w:date="2026-01-01T00:00:00Z">
+        <w:r>
+          <w:delText xml:space="preserve">,</w:delText>
+        </w:r>
+      </w:del>
+      <w:del w:id="165" w:author="PR Preview" w:date="2026-01-01T00:00:00Z">
+        <w:r>
+          <w:delText xml:space="preserve"> </w:delText>
+        </w:r>
+      </w:del>
+      <w:del w:id="166" w:author="PR Preview" w:date="2026-01-01T00:00:00Z">
+        <w:r>
+          <w:delText xml:space="preserve">the</w:delText>
+        </w:r>
+      </w:del>
+      <w:del w:id="167" w:author="PR Preview" w:date="2026-01-01T00:00:00Z">
+        <w:r>
+          <w:delText xml:space="preserve"> </w:delText>
+        </w:r>
+      </w:del>
+      <w:del w:id="168" w:author="PR Preview" w:date="2026-01-01T00:00:00Z">
         <w:r>
           <w:rPr>
-            <w:rStyle w:val="Hyperlink"/>
+            <w:b/>
+            <w:bCs/>
           </w:rPr>
-          <w:t xml:space="preserve">proposal distribution</w:t>
-        </w:r>
+          <w:delText xml:space="preserve">Metropolis–Hastings algorithm</w:delText>
+        </w:r>
+      </w:del>
+      <w:del w:id="169" w:author="PR Preview" w:date="2026-01-01T00:00:00Z">
+        <w:r>
+          <w:delText xml:space="preserve"> </w:delText>
+        </w:r>
+      </w:del>
+      <w:del w:id="170" w:author="PR Preview" w:date="2026-01-01T00:00:00Z">
+        <w:r>
+          <w:delText xml:space="preserve">produces</w:delText>
+        </w:r>
+      </w:del>
+      <w:del w:id="171" w:author="PR Preview" w:date="2026-01-01T00:00:00Z">
+        <w:r>
+          <w:delText xml:space="preserve"> </w:delText>
+        </w:r>
+      </w:del>
+      <w:del w:id="172" w:author="PR Preview" w:date="2026-01-01T00:00:00Z">
+        <w:r>
+          <w:delText xml:space="preserve">$\mathord{\smash[b]{\underset{\raise.3ex\hbox{$\scriptstyle\sim$}}{\theta}}\vphantom{\theta}}^{(t+1)}$</w:delText>
+        </w:r>
+      </w:del>
+      <w:del w:id="173" w:author="PR Preview" w:date="2026-01-01T00:00:00Z">
+        <w:r>
+          <w:delText xml:space="preserve"> </w:delText>
+        </w:r>
+      </w:del>
+      <w:del w:id="174" w:author="PR Preview" w:date="2026-01-01T00:00:00Z">
+        <w:r>
+          <w:delText xml:space="preserve">from</w:delText>
+        </w:r>
+      </w:del>
+      <w:del w:id="175" w:author="PR Preview" w:date="2026-01-01T00:00:00Z">
+        <w:r>
+          <w:delText xml:space="preserve"> </w:delText>
+        </w:r>
+      </w:del>
+      <w:del w:id="176" w:author="PR Preview" w:date="2026-01-01T00:00:00Z">
+        <w:r>
+          <w:delText xml:space="preserve">$\mathord{\smash[b]{\underset{\raise.3ex\hbox{$\scriptstyle\sim$}}{\theta}}\vphantom{\theta}}^{(t)}$</w:delText>
+        </w:r>
+      </w:del>
+      <w:del w:id="177" w:author="PR Preview" w:date="2026-01-01T00:00:00Z">
+        <w:r>
+          <w:delText xml:space="preserve"> </w:delText>
+        </w:r>
+      </w:del>
+      <w:del w:id="178" w:author="PR Preview" w:date="2026-01-01T00:00:00Z">
+        <w:r>
+          <w:delText xml:space="preserve">as follows</w:delText>
+        </w:r>
+      </w:del>
+      <w:del w:id="179" w:author="PR Preview" w:date="2026-01-01T00:00:00Z">
+        <w:r>
+          <w:delText xml:space="preserve"> </w:delText>
+        </w:r>
+      </w:del>
+      <w:del w:id="180" w:author="PR Preview" w:date="2026-01-01T00:00:00Z">
+        <w:r>
+          <w:delText xml:space="preserve">[1, Ch. 13], p. 291</w:delText>
+        </w:r>
+      </w:del>
+      <w:del w:id="181" w:author="PR Preview" w:date="2026-01-01T00:00:00Z">
+        <w:r>
+          <w:delText xml:space="preserve"> </w:delText>
+        </w:r>
+      </w:del>
+      <w:del w:id="182" w:author="PR Preview" w:date="2026-01-01T00:00:00Z">
+        <w:r>
+          <w:delText xml:space="preserve">[9]</w:delText>
+        </w:r>
+      </w:del>
+      <w:del w:id="183" w:author="PR Preview" w:date="2026-01-01T00:00:00Z">
+        <w:r>
+          <w:delText xml:space="preserve">:</w:delText>
+        </w:r>
+      </w:del>
+    </w:p>
+    <w:p>
+      <w:pPr>
+        <w:pStyle w:val="BodyText"/>
+      </w:pPr>
+      <w:ins w:id="184" w:author="PR Preview" w:date="2026-01-01T00:00:00Z">
+        <w:r>
+          <w:rPr>
+            <w:b/>
+            <w:bCs/>
+          </w:rPr>
+          <w:t xml:space="preserve">Definition 8 (Metropolis–Hastings algorithm)</w:t>
+        </w:r>
+      </w:ins>
+      <w:ins w:id="185" w:author="PR Preview" w:date="2026-01-01T00:00:00Z">
+        <w:r>
+          <w:t xml:space="preserve"> </w:t>
+        </w:r>
+      </w:ins>
+      <w:ins w:id="186" w:author="PR Preview" w:date="2026-01-01T00:00:00Z">
+        <w:r>
+          <w:t xml:space="preserve">Given a target posterior</w:t>
+        </w:r>
+      </w:ins>
+      <w:ins w:id="187" w:author="PR Preview" w:date="2026-01-01T00:00:00Z">
+        <w:r>
+          <w:t xml:space="preserve"> </w:t>
+        </w:r>
+      </w:ins>
+      <w:ins w:id="188" w:author="PR Preview" w:date="2026-01-01T00:00:00Z">
+        <w:r>
+          <w:t xml:space="preserve">$\operatorname{p}(\mathord{\smash[b]{\underset{\raise.3ex\hbox{$\scriptstyle\sim$}}{\theta}}\vphantom{\theta}}\mid \mathord{\smash[b]{\underset{\raise.3ex\hbox{$\scriptstyle\sim$}}{y}}\vphantom{y}})$</w:t>
+        </w:r>
+      </w:ins>
+      <w:ins w:id="189" w:author="PR Preview" w:date="2026-01-01T00:00:00Z">
+        <w:r>
+          <w:t xml:space="preserve">,</w:t>
+        </w:r>
+      </w:ins>
+      <w:ins w:id="190" w:author="PR Preview" w:date="2026-01-01T00:00:00Z">
+        <w:r>
+          <w:t xml:space="preserve"> </w:t>
+        </w:r>
+      </w:ins>
+      <w:ins w:id="191" w:author="PR Preview" w:date="2026-01-01T00:00:00Z">
+        <w:r>
+          <w:t xml:space="preserve">a</w:t>
+        </w:r>
+      </w:ins>
+      <w:ins w:id="192" w:author="PR Preview" w:date="2026-01-01T00:00:00Z">
+        <w:r>
+          <w:t xml:space="preserve"> </w:t>
+        </w:r>
+      </w:ins>
+      <w:hyperlink w:anchor="def-proposal-distribution">
+        <w:ins w:id="193" w:author="PR Preview" w:date="2026-01-01T00:00:00Z">
+          <w:r>
+            <w:rPr>
+              <w:rStyle w:val="Hyperlink"/>
+            </w:rPr>
+            <w:t xml:space="preserve">proposal distribution</w:t>
+          </w:r>
+        </w:ins>
       </w:hyperlink>
-      <w:r>
-        <w:t xml:space="preserve"> </w:t>
-      </w:r>
-      <w:r>
-        <w:t xml:space="preserve">$q(\cdot \mid \mathord{\smash[b]{\underset{\raise.3ex\hbox{$\scriptstyle\sim$}}{\theta}}\vphantom{\theta}})$</w:t>
-      </w:r>
-      <w:r>
-        <w:t xml:space="preserve">,</w:t>
-      </w:r>
-      <w:r>
-        <w:t xml:space="preserve"> </w:t>
-      </w:r>
-      <w:r>
-        <w:t xml:space="preserve">and a starting value</w:t>
-      </w:r>
-      <w:r>
-        <w:t xml:space="preserve"> </w:t>
-      </w:r>
-      <w:r>
-        <w:t xml:space="preserve">$\mathord{\smash[b]{\underset{\raise.3ex\hbox{$\scriptstyle\sim$}}{\theta}}\vphantom{\theta}}^{(1)}$</w:t>
-      </w:r>
-      <w:r>
-        <w:t xml:space="preserve">,</w:t>
-      </w:r>
-      <w:r>
-        <w:t xml:space="preserve"> </w:t>
-      </w:r>
-      <w:r>
-        <w:t xml:space="preserve">the</w:t>
-      </w:r>
-      <w:r>
-        <w:t xml:space="preserve"> </w:t>
-      </w:r>
-      <w:r>
-        <w:rPr>
-          <w:b/>
-          <w:bCs/>
-        </w:rPr>
-        <w:t xml:space="preserve">Metropolis–Hastings algorithm</w:t>
-      </w:r>
-      <w:r>
-        <w:t xml:space="preserve"> </w:t>
-      </w:r>
-      <w:r>
-        <w:t xml:space="preserve">produces</w:t>
-      </w:r>
-      <w:r>
-        <w:t xml:space="preserve"> </w:t>
-      </w:r>
-      <w:r>
-        <w:t xml:space="preserve">$\mathord{\smash[b]{\underset{\raise.3ex\hbox{$\scriptstyle\sim$}}{\theta}}\vphantom{\theta}}^{(t+1)}$</w:t>
-      </w:r>
-      <w:r>
-        <w:t xml:space="preserve"> </w:t>
-      </w:r>
-      <w:r>
-        <w:t xml:space="preserve">from</w:t>
-      </w:r>
-      <w:r>
-        <w:t xml:space="preserve"> </w:t>
-      </w:r>
-      <w:r>
-        <w:t xml:space="preserve">$\mathord{\smash[b]{\underset{\raise.3ex\hbox{$\scriptstyle\sim$}}{\theta}}\vphantom{\theta}}^{(t)}$</w:t>
-      </w:r>
-      <w:r>
-        <w:t xml:space="preserve"> </w:t>
-      </w:r>
-      <w:r>
-        <w:t xml:space="preserve">as follows</w:t>
-      </w:r>
-      <w:r>
-        <w:t xml:space="preserve"> </w:t>
-      </w:r>
-      <w:r>
-        <w:t xml:space="preserve">[1, Ch. 13], p. 291</w:t>
-      </w:r>
-      <w:r>
-        <w:t xml:space="preserve"> </w:t>
-      </w:r>
-      <w:r>
-        <w:t xml:space="preserve">[9]</w:t>
-      </w:r>
-      <w:r>
-        <w:t xml:space="preserve">:</w:t>
-      </w:r>
+      <w:ins w:id="194" w:author="PR Preview" w:date="2026-01-01T00:00:00Z">
+        <w:r>
+          <w:t xml:space="preserve"> </w:t>
+        </w:r>
+      </w:ins>
+      <w:ins w:id="195" w:author="PR Preview" w:date="2026-01-01T00:00:00Z">
+        <w:r>
+          <w:t xml:space="preserve">$q(\cdot \mid \mathord{\smash[b]{\underset{\raise.3ex\hbox{$\scriptstyle\sim$}}{\theta}}\vphantom{\theta}})$</w:t>
+        </w:r>
+      </w:ins>
+      <w:ins w:id="196" w:author="PR Preview" w:date="2026-01-01T00:00:00Z">
+        <w:r>
+          <w:t xml:space="preserve">,</w:t>
+        </w:r>
+      </w:ins>
+      <w:ins w:id="197" w:author="PR Preview" w:date="2026-01-01T00:00:00Z">
+        <w:r>
+          <w:t xml:space="preserve"> </w:t>
+        </w:r>
+      </w:ins>
+      <w:ins w:id="198" w:author="PR Preview" w:date="2026-01-01T00:00:00Z">
+        <w:r>
+          <w:t xml:space="preserve">and a starting value</w:t>
+        </w:r>
+      </w:ins>
+      <w:ins w:id="199" w:author="PR Preview" w:date="2026-01-01T00:00:00Z">
+        <w:r>
+          <w:t xml:space="preserve"> </w:t>
+        </w:r>
+      </w:ins>
+      <w:ins w:id="200" w:author="PR Preview" w:date="2026-01-01T00:00:00Z">
+        <w:r>
+          <w:t xml:space="preserve">$\mathord{\smash[b]{\underset{\raise.3ex\hbox{$\scriptstyle\sim$}}{\theta}}\vphantom{\theta}}^{(1)}$</w:t>
+        </w:r>
+      </w:ins>
+      <w:ins w:id="201" w:author="PR Preview" w:date="2026-01-01T00:00:00Z">
+        <w:r>
+          <w:t xml:space="preserve">,</w:t>
+        </w:r>
+      </w:ins>
+      <w:ins w:id="202" w:author="PR Preview" w:date="2026-01-01T00:00:00Z">
+        <w:r>
+          <w:t xml:space="preserve"> </w:t>
+        </w:r>
+      </w:ins>
+      <w:ins w:id="203" w:author="PR Preview" w:date="2026-01-01T00:00:00Z">
+        <w:r>
+          <w:t xml:space="preserve">the</w:t>
+        </w:r>
+      </w:ins>
+      <w:ins w:id="204" w:author="PR Preview" w:date="2026-01-01T00:00:00Z">
+        <w:r>
+          <w:t xml:space="preserve"> </w:t>
+        </w:r>
+      </w:ins>
+      <w:ins w:id="205" w:author="PR Preview" w:date="2026-01-01T00:00:00Z">
+        <w:r>
+          <w:rPr>
+            <w:b/>
+            <w:bCs/>
+          </w:rPr>
+          <w:t xml:space="preserve">Metropolis–Hastings algorithm</w:t>
+        </w:r>
+      </w:ins>
+      <w:ins w:id="206" w:author="PR Preview" w:date="2026-01-01T00:00:00Z">
+        <w:r>
+          <w:t xml:space="preserve"> </w:t>
+        </w:r>
+      </w:ins>
+      <w:ins w:id="207" w:author="PR Preview" w:date="2026-01-01T00:00:00Z">
+        <w:r>
+          <w:t xml:space="preserve">produces</w:t>
+        </w:r>
+      </w:ins>
+      <w:ins w:id="208" w:author="PR Preview" w:date="2026-01-01T00:00:00Z">
+        <w:r>
+          <w:t xml:space="preserve"> </w:t>
+        </w:r>
+      </w:ins>
+      <w:ins w:id="209" w:author="PR Preview" w:date="2026-01-01T00:00:00Z">
+        <w:r>
+          <w:t xml:space="preserve">$\mathord{\smash[b]{\underset{\raise.3ex\hbox{$\scriptstyle\sim$}}{\theta}}\vphantom{\theta}}^{(t+1)}$</w:t>
+        </w:r>
+      </w:ins>
+      <w:ins w:id="210" w:author="PR Preview" w:date="2026-01-01T00:00:00Z">
+        <w:r>
+          <w:t xml:space="preserve"> </w:t>
+        </w:r>
+      </w:ins>
+      <w:ins w:id="211" w:author="PR Preview" w:date="2026-01-01T00:00:00Z">
+        <w:r>
+          <w:t xml:space="preserve">from</w:t>
+        </w:r>
+      </w:ins>
+      <w:ins w:id="212" w:author="PR Preview" w:date="2026-01-01T00:00:00Z">
+        <w:r>
+          <w:t xml:space="preserve"> </w:t>
+        </w:r>
+      </w:ins>
+      <w:ins w:id="213" w:author="PR Preview" w:date="2026-01-01T00:00:00Z">
+        <w:r>
+          <w:t xml:space="preserve">$\mathord{\smash[b]{\underset{\raise.3ex\hbox{$\scriptstyle\sim$}}{\theta}}\vphantom{\theta}}^{(t)}$</w:t>
+        </w:r>
+      </w:ins>
+      <w:ins w:id="214" w:author="PR Preview" w:date="2026-01-01T00:00:00Z">
+        <w:r>
+          <w:t xml:space="preserve"> </w:t>
+        </w:r>
+      </w:ins>
+      <w:ins w:id="215" w:author="PR Preview" w:date="2026-01-01T00:00:00Z">
+        <w:r>
+          <w:t xml:space="preserve">as follows</w:t>
+        </w:r>
+      </w:ins>
+      <w:ins w:id="216" w:author="PR Preview" w:date="2026-01-01T00:00:00Z">
+        <w:r>
+          <w:t xml:space="preserve"> </w:t>
+        </w:r>
+      </w:ins>
+      <w:ins w:id="217" w:author="PR Preview" w:date="2026-01-01T00:00:00Z">
+        <w:r>
+          <w:t xml:space="preserve">[1, Ch. 13], p. 291</w:t>
+        </w:r>
+      </w:ins>
+      <w:ins w:id="218" w:author="PR Preview" w:date="2026-01-01T00:00:00Z">
+        <w:r>
+          <w:t xml:space="preserve">:</w:t>
+        </w:r>
+      </w:ins>
     </w:p>
     <w:p>
       <w:pPr>
@@ -13829,68 +14668,104 @@
       <w:pPr>
         <w:pStyle w:val="BodyText"/>
       </w:pPr>
-      <w:r>
-        <w:rPr>
-          <w:b/>
-          <w:bCs/>
-        </w:rPr>
-        <w:t xml:space="preserve">Definition 12 (Gibbs sampler)</w:t>
-      </w:r>
-      <w:r>
-        <w:t xml:space="preserve"> </w:t>
-      </w:r>
-      <w:r>
-        <w:t xml:space="preserve">The</w:t>
-      </w:r>
-      <w:r>
-        <w:t xml:space="preserve"> </w:t>
-      </w:r>
-      <w:r>
-        <w:rPr>
-          <w:b/>
-          <w:bCs/>
-        </w:rPr>
-        <w:t xml:space="preserve">Gibbs sampler</w:t>
-      </w:r>
-      <w:r>
-        <w:t xml:space="preserve"> </w:t>
-      </w:r>
-      <w:r>
-        <w:t xml:space="preserve">produces</w:t>
-      </w:r>
-      <w:r>
-        <w:t xml:space="preserve"> </w:t>
-      </w:r>
-      <w:r>
-        <w:t xml:space="preserve">$\mathord{\smash[b]{\underset{\raise.3ex\hbox{$\scriptstyle\sim$}}{\theta}}\vphantom{\theta}}^{(t+1)}$</w:t>
-      </w:r>
-      <w:r>
-        <w:t xml:space="preserve"> </w:t>
-      </w:r>
-      <w:r>
-        <w:t xml:space="preserve">from</w:t>
-      </w:r>
-      <w:r>
-        <w:t xml:space="preserve"> </w:t>
-      </w:r>
-      <w:r>
-        <w:t xml:space="preserve">$\mathord{\smash[b]{\underset{\raise.3ex\hbox{$\scriptstyle\sim$}}{\theta}}\vphantom{\theta}}^{(t)}$</w:t>
-      </w:r>
-      <w:r>
-        <w:t xml:space="preserve"> </w:t>
-      </w:r>
-      <w:r>
-        <w:t xml:space="preserve">by updating one component at a time:</w:t>
-      </w:r>
-      <w:r>
-        <w:t xml:space="preserve"> </w:t>
-      </w:r>
-      <w:r>
-        <w:t xml:space="preserve">for</w:t>
-      </w:r>
-      <w:r>
-        <w:t xml:space="preserve"> </w:t>
-      </w:r>
+      <w:del w:id="219" w:author="PR Preview" w:date="2026-01-01T00:00:00Z">
+        <w:r>
+          <w:rPr>
+            <w:b/>
+            <w:bCs/>
+          </w:rPr>
+          <w:delText xml:space="preserve">Definition 12 (Gibbs sampler)</w:delText>
+        </w:r>
+      </w:del>
+      <w:del w:id="220" w:author="PR Preview" w:date="2026-01-01T00:00:00Z">
+        <w:r>
+          <w:delText xml:space="preserve"> </w:delText>
+        </w:r>
+      </w:del>
+      <w:del w:id="221" w:author="PR Preview" w:date="2026-01-01T00:00:00Z">
+        <w:r>
+          <w:delText xml:space="preserve">The</w:delText>
+        </w:r>
+      </w:del>
+      <w:del w:id="222" w:author="PR Preview" w:date="2026-01-01T00:00:00Z">
+        <w:r>
+          <w:delText xml:space="preserve"> </w:delText>
+        </w:r>
+      </w:del>
+      <w:del w:id="223" w:author="PR Preview" w:date="2026-01-01T00:00:00Z">
+        <w:r>
+          <w:rPr>
+            <w:b/>
+            <w:bCs/>
+          </w:rPr>
+          <w:delText xml:space="preserve">Gibbs sampler</w:delText>
+        </w:r>
+      </w:del>
+      <w:del w:id="224" w:author="PR Preview" w:date="2026-01-01T00:00:00Z">
+        <w:r>
+          <w:delText xml:space="preserve"> </w:delText>
+        </w:r>
+      </w:del>
+      <w:del w:id="225" w:author="PR Preview" w:date="2026-01-01T00:00:00Z">
+        <w:r>
+          <w:delText xml:space="preserve">produces</w:delText>
+        </w:r>
+      </w:del>
+      <w:del w:id="226" w:author="PR Preview" w:date="2026-01-01T00:00:00Z">
+        <w:r>
+          <w:delText xml:space="preserve"> </w:delText>
+        </w:r>
+      </w:del>
+      <w:del w:id="227" w:author="PR Preview" w:date="2026-01-01T00:00:00Z">
+        <w:r>
+          <w:delText xml:space="preserve">$\mathord{\smash[b]{\underset{\raise.3ex\hbox{$\scriptstyle\sim$}}{\theta}}\vphantom{\theta}}^{(t+1)}$</w:delText>
+        </w:r>
+      </w:del>
+      <w:del w:id="228" w:author="PR Preview" w:date="2026-01-01T00:00:00Z">
+        <w:r>
+          <w:delText xml:space="preserve"> </w:delText>
+        </w:r>
+      </w:del>
+      <w:del w:id="229" w:author="PR Preview" w:date="2026-01-01T00:00:00Z">
+        <w:r>
+          <w:delText xml:space="preserve">from</w:delText>
+        </w:r>
+      </w:del>
+      <w:del w:id="230" w:author="PR Preview" w:date="2026-01-01T00:00:00Z">
+        <w:r>
+          <w:delText xml:space="preserve"> </w:delText>
+        </w:r>
+      </w:del>
+      <w:del w:id="231" w:author="PR Preview" w:date="2026-01-01T00:00:00Z">
+        <w:r>
+          <w:delText xml:space="preserve">$\mathord{\smash[b]{\underset{\raise.3ex\hbox{$\scriptstyle\sim$}}{\theta}}\vphantom{\theta}}^{(t)}$</w:delText>
+        </w:r>
+      </w:del>
+      <w:del w:id="232" w:author="PR Preview" w:date="2026-01-01T00:00:00Z">
+        <w:r>
+          <w:delText xml:space="preserve"> </w:delText>
+        </w:r>
+      </w:del>
+      <w:del w:id="233" w:author="PR Preview" w:date="2026-01-01T00:00:00Z">
+        <w:r>
+          <w:delText xml:space="preserve">by updating one component at a time:</w:delText>
+        </w:r>
+      </w:del>
+      <w:del w:id="234" w:author="PR Preview" w:date="2026-01-01T00:00:00Z">
+        <w:r>
+          <w:delText xml:space="preserve"> </w:delText>
+        </w:r>
+      </w:del>
+      <w:del w:id="235" w:author="PR Preview" w:date="2026-01-01T00:00:00Z">
+        <w:r>
+          <w:delText xml:space="preserve">for</w:delText>
+        </w:r>
+      </w:del>
+      <w:del w:id="236" w:author="PR Preview" w:date="2026-01-01T00:00:00Z">
+        <w:r>
+          <w:delText xml:space="preserve"> </w:delText>
+        </w:r>
+      </w:del>
       <m:oMath>
         <m:r>
           <m:t>k</m:t>
@@ -13926,21 +14801,31 @@
           <m:t>K</m:t>
         </m:r>
       </m:oMath>
-      <w:r>
-        <w:t xml:space="preserve"> </w:t>
-      </w:r>
-      <w:r>
-        <w:t xml:space="preserve">in turn,</w:t>
-      </w:r>
-      <w:r>
-        <w:t xml:space="preserve"> </w:t>
-      </w:r>
-      <w:r>
-        <w:t xml:space="preserve">it draws</w:t>
-      </w:r>
-      <w:r>
-        <w:t xml:space="preserve"> </w:t>
-      </w:r>
+      <w:del w:id="237" w:author="PR Preview" w:date="2026-01-01T00:00:00Z">
+        <w:r>
+          <w:delText xml:space="preserve"> </w:delText>
+        </w:r>
+      </w:del>
+      <w:del w:id="238" w:author="PR Preview" w:date="2026-01-01T00:00:00Z">
+        <w:r>
+          <w:delText xml:space="preserve">in turn,</w:delText>
+        </w:r>
+      </w:del>
+      <w:del w:id="239" w:author="PR Preview" w:date="2026-01-01T00:00:00Z">
+        <w:r>
+          <w:delText xml:space="preserve"> </w:delText>
+        </w:r>
+      </w:del>
+      <w:del w:id="240" w:author="PR Preview" w:date="2026-01-01T00:00:00Z">
+        <w:r>
+          <w:delText xml:space="preserve">it draws</w:delText>
+        </w:r>
+      </w:del>
+      <w:del w:id="241" w:author="PR Preview" w:date="2026-01-01T00:00:00Z">
+        <w:r>
+          <w:delText xml:space="preserve"> </w:delText>
+        </w:r>
+      </w:del>
       <m:oMath>
         <m:sSubSup>
           <m:e>
@@ -13981,32 +14866,46 @@
           </m:sup>
         </m:sSubSup>
       </m:oMath>
-      <w:r>
-        <w:t xml:space="preserve"> </w:t>
-      </w:r>
-      <w:r>
-        <w:t xml:space="preserve">from the</w:t>
-      </w:r>
-      <w:r>
-        <w:t xml:space="preserve"> </w:t>
-      </w:r>
+      <w:del w:id="242" w:author="PR Preview" w:date="2026-01-01T00:00:00Z">
+        <w:r>
+          <w:delText xml:space="preserve"> </w:delText>
+        </w:r>
+      </w:del>
+      <w:del w:id="243" w:author="PR Preview" w:date="2026-01-01T00:00:00Z">
+        <w:r>
+          <w:delText xml:space="preserve">from the</w:delText>
+        </w:r>
+      </w:del>
+      <w:del w:id="244" w:author="PR Preview" w:date="2026-01-01T00:00:00Z">
+        <w:r>
+          <w:delText xml:space="preserve"> </w:delText>
+        </w:r>
+      </w:del>
       <w:hyperlink w:anchor="def-full-conditional">
-        <w:r>
-          <w:rPr>
-            <w:rStyle w:val="Hyperlink"/>
-          </w:rPr>
-          <w:t xml:space="preserve">full conditional distribution</w:t>
-        </w:r>
+        <w:del w:id="245" w:author="PR Preview" w:date="2026-01-01T00:00:00Z">
+          <w:r>
+            <w:rPr>
+              <w:rStyle w:val="Hyperlink"/>
+            </w:rPr>
+            <w:delText xml:space="preserve">full conditional distribution</w:delText>
+          </w:r>
+        </w:del>
       </w:hyperlink>
-      <w:r>
-        <w:t xml:space="preserve"> </w:t>
-      </w:r>
-      <w:r>
-        <w:t xml:space="preserve">of</w:t>
-      </w:r>
-      <w:r>
-        <w:t xml:space="preserve"> </w:t>
-      </w:r>
+      <w:del w:id="246" w:author="PR Preview" w:date="2026-01-01T00:00:00Z">
+        <w:r>
+          <w:delText xml:space="preserve"> </w:delText>
+        </w:r>
+      </w:del>
+      <w:del w:id="247" w:author="PR Preview" w:date="2026-01-01T00:00:00Z">
+        <w:r>
+          <w:delText xml:space="preserve">of</w:delText>
+        </w:r>
+      </w:del>
+      <w:del w:id="248" w:author="PR Preview" w:date="2026-01-01T00:00:00Z">
+        <w:r>
+          <w:delText xml:space="preserve"> </w:delText>
+        </w:r>
+      </w:del>
       <m:oMath>
         <m:sSub>
           <m:e>
@@ -14021,30 +14920,333 @@
           </m:sub>
         </m:sSub>
       </m:oMath>
-      <w:r>
-        <w:t xml:space="preserve">,</w:t>
-      </w:r>
-      <w:r>
-        <w:t xml:space="preserve"> </w:t>
-      </w:r>
-      <w:r>
-        <w:t xml:space="preserve">with each other component set to its most recent value</w:t>
-      </w:r>
-      <w:r>
-        <w:t xml:space="preserve"> </w:t>
-      </w:r>
-      <w:r>
-        <w:t xml:space="preserve">[1, Ch. 13], p. 293</w:t>
-      </w:r>
-      <w:r>
-        <w:t xml:space="preserve"> </w:t>
-      </w:r>
-      <w:r>
-        <w:t xml:space="preserve">[10]</w:t>
-      </w:r>
-      <w:r>
-        <w:t xml:space="preserve">.</w:t>
-      </w:r>
+      <w:del w:id="249" w:author="PR Preview" w:date="2026-01-01T00:00:00Z">
+        <w:r>
+          <w:delText xml:space="preserve">,</w:delText>
+        </w:r>
+      </w:del>
+      <w:del w:id="250" w:author="PR Preview" w:date="2026-01-01T00:00:00Z">
+        <w:r>
+          <w:delText xml:space="preserve"> </w:delText>
+        </w:r>
+      </w:del>
+      <w:del w:id="251" w:author="PR Preview" w:date="2026-01-01T00:00:00Z">
+        <w:r>
+          <w:delText xml:space="preserve">with each other component set to its most recent value</w:delText>
+        </w:r>
+      </w:del>
+      <w:del w:id="252" w:author="PR Preview" w:date="2026-01-01T00:00:00Z">
+        <w:r>
+          <w:delText xml:space="preserve"> </w:delText>
+        </w:r>
+      </w:del>
+      <w:del w:id="253" w:author="PR Preview" w:date="2026-01-01T00:00:00Z">
+        <w:r>
+          <w:delText xml:space="preserve">[1, Ch. 13], p. 293</w:delText>
+        </w:r>
+      </w:del>
+      <w:del w:id="254" w:author="PR Preview" w:date="2026-01-01T00:00:00Z">
+        <w:r>
+          <w:delText xml:space="preserve"> </w:delText>
+        </w:r>
+      </w:del>
+      <w:del w:id="255" w:author="PR Preview" w:date="2026-01-01T00:00:00Z">
+        <w:r>
+          <w:delText xml:space="preserve">[10]</w:delText>
+        </w:r>
+      </w:del>
+      <w:del w:id="256" w:author="PR Preview" w:date="2026-01-01T00:00:00Z">
+        <w:r>
+          <w:delText xml:space="preserve">.</w:delText>
+        </w:r>
+      </w:del>
+    </w:p>
+    <w:p>
+      <w:pPr>
+        <w:pStyle w:val="BodyText"/>
+      </w:pPr>
+      <w:ins w:id="257" w:author="PR Preview" w:date="2026-01-01T00:00:00Z">
+        <w:r>
+          <w:rPr>
+            <w:b/>
+            <w:bCs/>
+          </w:rPr>
+          <w:t xml:space="preserve">Definition 12 (Gibbs sampler)</w:t>
+        </w:r>
+      </w:ins>
+      <w:ins w:id="258" w:author="PR Preview" w:date="2026-01-01T00:00:00Z">
+        <w:r>
+          <w:t xml:space="preserve"> </w:t>
+        </w:r>
+      </w:ins>
+      <w:ins w:id="259" w:author="PR Preview" w:date="2026-01-01T00:00:00Z">
+        <w:r>
+          <w:t xml:space="preserve">The</w:t>
+        </w:r>
+      </w:ins>
+      <w:ins w:id="260" w:author="PR Preview" w:date="2026-01-01T00:00:00Z">
+        <w:r>
+          <w:t xml:space="preserve"> </w:t>
+        </w:r>
+      </w:ins>
+      <w:ins w:id="261" w:author="PR Preview" w:date="2026-01-01T00:00:00Z">
+        <w:r>
+          <w:rPr>
+            <w:b/>
+            <w:bCs/>
+          </w:rPr>
+          <w:t xml:space="preserve">Gibbs sampler</w:t>
+        </w:r>
+      </w:ins>
+      <w:ins w:id="262" w:author="PR Preview" w:date="2026-01-01T00:00:00Z">
+        <w:r>
+          <w:t xml:space="preserve"> </w:t>
+        </w:r>
+      </w:ins>
+      <w:ins w:id="263" w:author="PR Preview" w:date="2026-01-01T00:00:00Z">
+        <w:r>
+          <w:t xml:space="preserve">produces</w:t>
+        </w:r>
+      </w:ins>
+      <w:ins w:id="264" w:author="PR Preview" w:date="2026-01-01T00:00:00Z">
+        <w:r>
+          <w:t xml:space="preserve"> </w:t>
+        </w:r>
+      </w:ins>
+      <w:ins w:id="265" w:author="PR Preview" w:date="2026-01-01T00:00:00Z">
+        <w:r>
+          <w:t xml:space="preserve">$\mathord{\smash[b]{\underset{\raise.3ex\hbox{$\scriptstyle\sim$}}{\theta}}\vphantom{\theta}}^{(t+1)}$</w:t>
+        </w:r>
+      </w:ins>
+      <w:ins w:id="266" w:author="PR Preview" w:date="2026-01-01T00:00:00Z">
+        <w:r>
+          <w:t xml:space="preserve"> </w:t>
+        </w:r>
+      </w:ins>
+      <w:ins w:id="267" w:author="PR Preview" w:date="2026-01-01T00:00:00Z">
+        <w:r>
+          <w:t xml:space="preserve">from</w:t>
+        </w:r>
+      </w:ins>
+      <w:ins w:id="268" w:author="PR Preview" w:date="2026-01-01T00:00:00Z">
+        <w:r>
+          <w:t xml:space="preserve"> </w:t>
+        </w:r>
+      </w:ins>
+      <w:ins w:id="269" w:author="PR Preview" w:date="2026-01-01T00:00:00Z">
+        <w:r>
+          <w:t xml:space="preserve">$\mathord{\smash[b]{\underset{\raise.3ex\hbox{$\scriptstyle\sim$}}{\theta}}\vphantom{\theta}}^{(t)}$</w:t>
+        </w:r>
+      </w:ins>
+      <w:ins w:id="270" w:author="PR Preview" w:date="2026-01-01T00:00:00Z">
+        <w:r>
+          <w:t xml:space="preserve"> </w:t>
+        </w:r>
+      </w:ins>
+      <w:ins w:id="271" w:author="PR Preview" w:date="2026-01-01T00:00:00Z">
+        <w:r>
+          <w:t xml:space="preserve">by updating one component at a time:</w:t>
+        </w:r>
+      </w:ins>
+      <w:ins w:id="272" w:author="PR Preview" w:date="2026-01-01T00:00:00Z">
+        <w:r>
+          <w:t xml:space="preserve"> </w:t>
+        </w:r>
+      </w:ins>
+      <w:ins w:id="273" w:author="PR Preview" w:date="2026-01-01T00:00:00Z">
+        <w:r>
+          <w:t xml:space="preserve">for</w:t>
+        </w:r>
+      </w:ins>
+      <w:ins w:id="274" w:author="PR Preview" w:date="2026-01-01T00:00:00Z">
+        <w:r>
+          <w:t xml:space="preserve"> </w:t>
+        </w:r>
+      </w:ins>
+      <m:oMath>
+        <m:r>
+          <m:t>k</m:t>
+        </m:r>
+        <m:r>
+          <m:rPr>
+            <m:sty m:val="p"/>
+          </m:rPr>
+          <m:t>=</m:t>
+        </m:r>
+        <m:r>
+          <m:t>1</m:t>
+        </m:r>
+        <m:r>
+          <m:rPr>
+            <m:sty m:val="p"/>
+          </m:rPr>
+          <m:t>,</m:t>
+        </m:r>
+        <m:r>
+          <m:rPr>
+            <m:sty m:val="p"/>
+          </m:rPr>
+          <m:t>…</m:t>
+        </m:r>
+        <m:r>
+          <m:rPr>
+            <m:sty m:val="p"/>
+          </m:rPr>
+          <m:t>,</m:t>
+        </m:r>
+        <m:r>
+          <m:t>K</m:t>
+        </m:r>
+      </m:oMath>
+      <w:ins w:id="275" w:author="PR Preview" w:date="2026-01-01T00:00:00Z">
+        <w:r>
+          <w:t xml:space="preserve"> </w:t>
+        </w:r>
+      </w:ins>
+      <w:ins w:id="276" w:author="PR Preview" w:date="2026-01-01T00:00:00Z">
+        <w:r>
+          <w:t xml:space="preserve">in turn,</w:t>
+        </w:r>
+      </w:ins>
+      <w:ins w:id="277" w:author="PR Preview" w:date="2026-01-01T00:00:00Z">
+        <w:r>
+          <w:t xml:space="preserve"> </w:t>
+        </w:r>
+      </w:ins>
+      <w:ins w:id="278" w:author="PR Preview" w:date="2026-01-01T00:00:00Z">
+        <w:r>
+          <w:t xml:space="preserve">it draws</w:t>
+        </w:r>
+      </w:ins>
+      <w:ins w:id="279" w:author="PR Preview" w:date="2026-01-01T00:00:00Z">
+        <w:r>
+          <w:t xml:space="preserve"> </w:t>
+        </w:r>
+      </w:ins>
+      <m:oMath>
+        <m:sSubSup>
+          <m:e>
+            <m:r>
+              <m:t>θ</m:t>
+            </m:r>
+          </m:e>
+          <m:sub>
+            <m:r>
+              <m:t>k</m:t>
+            </m:r>
+          </m:sub>
+          <m:sup>
+            <m:r>
+              <m:rPr>
+                <m:sty m:val="p"/>
+              </m:rPr>
+              <m:t>(</m:t>
+            </m:r>
+            <m:r>
+              <m:t>t</m:t>
+            </m:r>
+            <m:r>
+              <m:rPr>
+                <m:sty m:val="p"/>
+              </m:rPr>
+              <m:t>+</m:t>
+            </m:r>
+            <m:r>
+              <m:t>1</m:t>
+            </m:r>
+            <m:r>
+              <m:rPr>
+                <m:sty m:val="p"/>
+              </m:rPr>
+              <m:t>)</m:t>
+            </m:r>
+          </m:sup>
+        </m:sSubSup>
+      </m:oMath>
+      <w:ins w:id="280" w:author="PR Preview" w:date="2026-01-01T00:00:00Z">
+        <w:r>
+          <w:t xml:space="preserve"> </w:t>
+        </w:r>
+      </w:ins>
+      <w:ins w:id="281" w:author="PR Preview" w:date="2026-01-01T00:00:00Z">
+        <w:r>
+          <w:t xml:space="preserve">from the</w:t>
+        </w:r>
+      </w:ins>
+      <w:ins w:id="282" w:author="PR Preview" w:date="2026-01-01T00:00:00Z">
+        <w:r>
+          <w:t xml:space="preserve"> </w:t>
+        </w:r>
+      </w:ins>
+      <w:hyperlink w:anchor="def-full-conditional">
+        <w:ins w:id="283" w:author="PR Preview" w:date="2026-01-01T00:00:00Z">
+          <w:r>
+            <w:rPr>
+              <w:rStyle w:val="Hyperlink"/>
+            </w:rPr>
+            <w:t xml:space="preserve">full conditional distribution</w:t>
+          </w:r>
+        </w:ins>
+      </w:hyperlink>
+      <w:ins w:id="284" w:author="PR Preview" w:date="2026-01-01T00:00:00Z">
+        <w:r>
+          <w:t xml:space="preserve"> </w:t>
+        </w:r>
+      </w:ins>
+      <w:ins w:id="285" w:author="PR Preview" w:date="2026-01-01T00:00:00Z">
+        <w:r>
+          <w:t xml:space="preserve">of</w:t>
+        </w:r>
+      </w:ins>
+      <w:ins w:id="286" w:author="PR Preview" w:date="2026-01-01T00:00:00Z">
+        <w:r>
+          <w:t xml:space="preserve"> </w:t>
+        </w:r>
+      </w:ins>
+      <m:oMath>
+        <m:sSub>
+          <m:e>
+            <m:r>
+              <m:t>θ</m:t>
+            </m:r>
+          </m:e>
+          <m:sub>
+            <m:r>
+              <m:t>k</m:t>
+            </m:r>
+          </m:sub>
+        </m:sSub>
+      </m:oMath>
+      <w:ins w:id="287" w:author="PR Preview" w:date="2026-01-01T00:00:00Z">
+        <w:r>
+          <w:t xml:space="preserve">,</w:t>
+        </w:r>
+      </w:ins>
+      <w:ins w:id="288" w:author="PR Preview" w:date="2026-01-01T00:00:00Z">
+        <w:r>
+          <w:t xml:space="preserve"> </w:t>
+        </w:r>
+      </w:ins>
+      <w:ins w:id="289" w:author="PR Preview" w:date="2026-01-01T00:00:00Z">
+        <w:r>
+          <w:t xml:space="preserve">with each other component set to its most recent value</w:t>
+        </w:r>
+      </w:ins>
+      <w:ins w:id="290" w:author="PR Preview" w:date="2026-01-01T00:00:00Z">
+        <w:r>
+          <w:t xml:space="preserve"> </w:t>
+        </w:r>
+      </w:ins>
+      <w:ins w:id="291" w:author="PR Preview" w:date="2026-01-01T00:00:00Z">
+        <w:r>
+          <w:t xml:space="preserve">[1, Ch. 13], p. 293</w:t>
+        </w:r>
+      </w:ins>
+      <w:ins w:id="292" w:author="PR Preview" w:date="2026-01-01T00:00:00Z">
+        <w:r>
+          <w:t xml:space="preserve">.</w:t>
+        </w:r>
+      </w:ins>
     </w:p>
     <w:p>
       <w:pPr>
@@ -20294,41 +21496,107 @@
       <w:pPr>
         <w:pStyle w:val="FirstParagraph"/>
       </w:pPr>
-      <w:r>
-        <w:rPr>
-          <w:b/>
-          <w:bCs/>
-        </w:rPr>
-        <w:t xml:space="preserve">Definition 16 (Deviance information criterion)</w:t>
-      </w:r>
-      <w:r>
-        <w:t xml:space="preserve"> </w:t>
-      </w:r>
-      <w:r>
-        <w:t xml:space="preserve">The</w:t>
-      </w:r>
-      <w:r>
-        <w:t xml:space="preserve"> </w:t>
-      </w:r>
-      <w:r>
-        <w:rPr>
-          <w:b/>
-          <w:bCs/>
-        </w:rPr>
-        <w:t xml:space="preserve">deviance information criterion</w:t>
-      </w:r>
-      <w:r>
-        <w:t xml:space="preserve"> </w:t>
-      </w:r>
-      <w:r>
-        <w:t xml:space="preserve">is</w:t>
-      </w:r>
-      <w:r>
-        <w:t xml:space="preserve"> </w:t>
-      </w:r>
-      <w:r>
-        <w:t xml:space="preserve">[11]</w:t>
-      </w:r>
+      <w:del w:id="293" w:author="PR Preview" w:date="2026-01-01T00:00:00Z">
+        <w:r>
+          <w:rPr>
+            <w:b/>
+            <w:bCs/>
+          </w:rPr>
+          <w:delText xml:space="preserve">Definition 16 (Deviance information criterion)</w:delText>
+        </w:r>
+      </w:del>
+      <w:del w:id="294" w:author="PR Preview" w:date="2026-01-01T00:00:00Z">
+        <w:r>
+          <w:delText xml:space="preserve"> </w:delText>
+        </w:r>
+      </w:del>
+      <w:del w:id="295" w:author="PR Preview" w:date="2026-01-01T00:00:00Z">
+        <w:r>
+          <w:delText xml:space="preserve">The</w:delText>
+        </w:r>
+      </w:del>
+      <w:del w:id="296" w:author="PR Preview" w:date="2026-01-01T00:00:00Z">
+        <w:r>
+          <w:delText xml:space="preserve"> </w:delText>
+        </w:r>
+      </w:del>
+      <w:del w:id="297" w:author="PR Preview" w:date="2026-01-01T00:00:00Z">
+        <w:r>
+          <w:rPr>
+            <w:b/>
+            <w:bCs/>
+          </w:rPr>
+          <w:delText xml:space="preserve">deviance information criterion</w:delText>
+        </w:r>
+      </w:del>
+      <w:del w:id="298" w:author="PR Preview" w:date="2026-01-01T00:00:00Z">
+        <w:r>
+          <w:delText xml:space="preserve"> </w:delText>
+        </w:r>
+      </w:del>
+      <w:del w:id="299" w:author="PR Preview" w:date="2026-01-01T00:00:00Z">
+        <w:r>
+          <w:delText xml:space="preserve">is</w:delText>
+        </w:r>
+      </w:del>
+      <w:del w:id="300" w:author="PR Preview" w:date="2026-01-01T00:00:00Z">
+        <w:r>
+          <w:delText xml:space="preserve"> </w:delText>
+        </w:r>
+      </w:del>
+      <w:del w:id="301" w:author="PR Preview" w:date="2026-01-01T00:00:00Z">
+        <w:r>
+          <w:delText xml:space="preserve">[11]</w:delText>
+        </w:r>
+      </w:del>
+    </w:p>
+    <w:p>
+      <w:pPr>
+        <w:pStyle w:val="FirstParagraph"/>
+      </w:pPr>
+      <w:ins w:id="302" w:author="PR Preview" w:date="2026-01-01T00:00:00Z">
+        <w:r>
+          <w:rPr>
+            <w:b/>
+            <w:bCs/>
+          </w:rPr>
+          <w:t xml:space="preserve">Definition 16 (Deviance information criterion)</w:t>
+        </w:r>
+      </w:ins>
+      <w:ins w:id="303" w:author="PR Preview" w:date="2026-01-01T00:00:00Z">
+        <w:r>
+          <w:t xml:space="preserve"> </w:t>
+        </w:r>
+      </w:ins>
+      <w:ins w:id="304" w:author="PR Preview" w:date="2026-01-01T00:00:00Z">
+        <w:r>
+          <w:t xml:space="preserve">The</w:t>
+        </w:r>
+      </w:ins>
+      <w:ins w:id="305" w:author="PR Preview" w:date="2026-01-01T00:00:00Z">
+        <w:r>
+          <w:t xml:space="preserve"> </w:t>
+        </w:r>
+      </w:ins>
+      <w:ins w:id="306" w:author="PR Preview" w:date="2026-01-01T00:00:00Z">
+        <w:r>
+          <w:rPr>
+            <w:b/>
+            <w:bCs/>
+          </w:rPr>
+          <w:t xml:space="preserve">deviance information criterion</w:t>
+        </w:r>
+      </w:ins>
+      <w:ins w:id="307" w:author="PR Preview" w:date="2026-01-01T00:00:00Z">
+        <w:r>
+          <w:t xml:space="preserve"> </w:t>
+        </w:r>
+      </w:ins>
+      <w:ins w:id="308" w:author="PR Preview" w:date="2026-01-01T00:00:00Z">
+        <w:r>
+          <w:t xml:space="preserve">is</w:t>
+        </w:r>
+      </w:ins>
     </w:p>
     <w:p>
       <w:pPr>

--- a/pr-preview/pr-341/mcmc-handout-tracked-changes.docx
+++ b/pr-preview/pr-341/mcmc-handout-tracked-changes.docx
@@ -16,7 +16,7 @@
       </w:pPr>
       <w:del w:id="1" w:author="PR Preview" w:date="2026-01-01T00:00:00Z">
         <w:r>
-          <w:delText xml:space="preserve">Last modified: 2026-10-19 00:48:10 (PDT)</w:delText>
+          <w:delText xml:space="preserve">Last modified: 2026-10-19 01:42:24 (PDT)</w:delText>
         </w:r>
       </w:del>
     </w:p>
@@ -26,7 +26,7 @@
       </w:pPr>
       <w:ins w:id="2" w:author="PR Preview" w:date="2026-01-01T00:00:00Z">
         <w:r>
-          <w:t xml:space="preserve">Last modified: 2026-10-19 00:53:49 (PDT)</w:t>
+          <w:t xml:space="preserve">Last modified: 2026-10-19 01:55:24 (PDT)</w:t>
         </w:r>
       </w:ins>
     </w:p>
@@ -247,129 +247,83 @@
       <w:pPr>
         <w:pStyle w:val="BodyText"/>
       </w:pPr>
-      <w:del w:id="3" w:author="PR Preview" w:date="2026-01-01T00:00:00Z">
-        <w:r>
-          <w:rPr>
-            <w:b/>
-            <w:bCs/>
-          </w:rPr>
-          <w:delText xml:space="preserve">Definition 1 (Markov chain Monte Carlo)</w:delText>
-        </w:r>
-      </w:del>
-      <w:del w:id="4" w:author="PR Preview" w:date="2026-01-01T00:00:00Z">
-        <w:r>
-          <w:delText xml:space="preserve"> </w:delText>
-        </w:r>
-      </w:del>
-      <w:del w:id="5" w:author="PR Preview" w:date="2026-01-01T00:00:00Z">
-        <w:r>
-          <w:delText xml:space="preserve">A</w:delText>
-        </w:r>
-      </w:del>
-      <w:del w:id="6" w:author="PR Preview" w:date="2026-01-01T00:00:00Z">
-        <w:r>
-          <w:delText xml:space="preserve"> </w:delText>
-        </w:r>
-      </w:del>
-      <w:del w:id="7" w:author="PR Preview" w:date="2026-01-01T00:00:00Z">
-        <w:r>
-          <w:rPr>
-            <w:b/>
-            <w:bCs/>
-          </w:rPr>
-          <w:delText xml:space="preserve">Markov chain Monte Carlo (MCMC)</w:delText>
-        </w:r>
-      </w:del>
-      <w:del w:id="8" w:author="PR Preview" w:date="2026-01-01T00:00:00Z">
-        <w:r>
-          <w:delText xml:space="preserve"> </w:delText>
-        </w:r>
-      </w:del>
-      <w:del w:id="9" w:author="PR Preview" w:date="2026-01-01T00:00:00Z">
-        <w:r>
-          <w:delText xml:space="preserve">method for a target distribution</w:delText>
-        </w:r>
-      </w:del>
-      <w:del w:id="10" w:author="PR Preview" w:date="2026-01-01T00:00:00Z">
-        <w:r>
-          <w:delText xml:space="preserve"> </w:delText>
-        </w:r>
-      </w:del>
-      <w:del w:id="11" w:author="PR Preview" w:date="2026-01-01T00:00:00Z">
-        <w:r>
-          <w:delText xml:space="preserve">generates a sequence of draws</w:delText>
-        </w:r>
-      </w:del>
-      <w:del w:id="12" w:author="PR Preview" w:date="2026-01-01T00:00:00Z">
-        <w:r>
-          <w:delText xml:space="preserve"> </w:delText>
-        </w:r>
-      </w:del>
-      <w:del w:id="13" w:author="PR Preview" w:date="2026-01-01T00:00:00Z">
-        <w:r>
-          <w:delText xml:space="preserve">$\mathord{\smash[b]{\underset{\raise.3ex\hbox{$\scriptstyle\sim$}}{\theta}}\vphantom{\theta}}^{(1)}, \mathord{\smash[b]{\underset{\raise.3ex\hbox{$\scriptstyle\sim$}}{\theta}}\vphantom{\theta}}^{(2)}, \ldots$</w:delText>
-        </w:r>
-      </w:del>
-      <w:del w:id="14" w:author="PR Preview" w:date="2026-01-01T00:00:00Z">
-        <w:r>
-          <w:delText xml:space="preserve">,</w:delText>
-        </w:r>
-      </w:del>
-      <w:del w:id="15" w:author="PR Preview" w:date="2026-01-01T00:00:00Z">
-        <w:r>
-          <w:delText xml:space="preserve"> </w:delText>
-        </w:r>
-      </w:del>
-      <w:del w:id="16" w:author="PR Preview" w:date="2026-01-01T00:00:00Z">
-        <w:r>
-          <w:delText xml:space="preserve">each drawn from a distribution that depends on the previous draw,</w:delText>
-        </w:r>
-      </w:del>
-      <w:del w:id="17" w:author="PR Preview" w:date="2026-01-01T00:00:00Z">
-        <w:r>
-          <w:delText xml:space="preserve"> </w:delText>
-        </w:r>
-      </w:del>
-      <w:del w:id="18" w:author="PR Preview" w:date="2026-01-01T00:00:00Z">
-        <w:r>
-          <w:delText xml:space="preserve">such that the distribution of</w:delText>
-        </w:r>
-      </w:del>
-      <w:del w:id="19" w:author="PR Preview" w:date="2026-01-01T00:00:00Z">
-        <w:r>
-          <w:delText xml:space="preserve"> </w:delText>
-        </w:r>
-      </w:del>
-      <w:del w:id="20" w:author="PR Preview" w:date="2026-01-01T00:00:00Z">
-        <w:r>
-          <w:delText xml:space="preserve">$\mathord{\smash[b]{\underset{\raise.3ex\hbox{$\scriptstyle\sim$}}{\theta}}\vphantom{\theta}}^{(t)}$</w:delText>
-        </w:r>
-      </w:del>
-      <w:del w:id="21" w:author="PR Preview" w:date="2026-01-01T00:00:00Z">
-        <w:r>
-          <w:delText xml:space="preserve"> </w:delText>
-        </w:r>
-      </w:del>
-      <w:del w:id="22" w:author="PR Preview" w:date="2026-01-01T00:00:00Z">
-        <w:r>
-          <w:delText xml:space="preserve">converges to the target</w:delText>
-        </w:r>
-      </w:del>
-      <w:del w:id="23" w:author="PR Preview" w:date="2026-01-01T00:00:00Z">
-        <w:r>
-          <w:delText xml:space="preserve"> </w:delText>
-        </w:r>
-      </w:del>
-      <w:del w:id="24" w:author="PR Preview" w:date="2026-01-01T00:00:00Z">
-        <w:r>
-          <w:delText xml:space="preserve">as</w:delText>
-        </w:r>
-      </w:del>
-      <w:del w:id="25" w:author="PR Preview" w:date="2026-01-01T00:00:00Z">
-        <w:r>
-          <w:delText xml:space="preserve"> </w:delText>
-        </w:r>
-      </w:del>
+      <w:r>
+        <w:rPr>
+          <w:b/>
+          <w:bCs/>
+        </w:rPr>
+        <w:t xml:space="preserve">Definition 1 (Markov chain Monte Carlo)</w:t>
+      </w:r>
+      <w:r>
+        <w:t xml:space="preserve"> </w:t>
+      </w:r>
+      <w:r>
+        <w:t xml:space="preserve">A</w:t>
+      </w:r>
+      <w:r>
+        <w:t xml:space="preserve"> </w:t>
+      </w:r>
+      <w:r>
+        <w:rPr>
+          <w:b/>
+          <w:bCs/>
+        </w:rPr>
+        <w:t xml:space="preserve">Markov chain Monte Carlo (MCMC)</w:t>
+      </w:r>
+      <w:r>
+        <w:t xml:space="preserve"> </w:t>
+      </w:r>
+      <w:r>
+        <w:t xml:space="preserve">method for a target distribution</w:t>
+      </w:r>
+      <w:r>
+        <w:t xml:space="preserve"> </w:t>
+      </w:r>
+      <w:r>
+        <w:t xml:space="preserve">generates a sequence of draws</w:t>
+      </w:r>
+      <w:r>
+        <w:t xml:space="preserve"> </w:t>
+      </w:r>
+      <w:r>
+        <w:t xml:space="preserve">$\mathord{\smash[b]{\underset{\raise.3ex\hbox{$\scriptstyle\sim$}}{\theta}}\vphantom{\theta}}^{(1)}, \mathord{\smash[b]{\underset{\raise.3ex\hbox{$\scriptstyle\sim$}}{\theta}}\vphantom{\theta}}^{(2)}, \ldots$</w:t>
+      </w:r>
+      <w:r>
+        <w:t xml:space="preserve">,</w:t>
+      </w:r>
+      <w:r>
+        <w:t xml:space="preserve"> </w:t>
+      </w:r>
+      <w:r>
+        <w:t xml:space="preserve">each drawn from a distribution that depends on the previous draw,</w:t>
+      </w:r>
+      <w:r>
+        <w:t xml:space="preserve"> </w:t>
+      </w:r>
+      <w:r>
+        <w:t xml:space="preserve">such that the distribution of</w:t>
+      </w:r>
+      <w:r>
+        <w:t xml:space="preserve"> </w:t>
+      </w:r>
+      <w:r>
+        <w:t xml:space="preserve">$\mathord{\smash[b]{\underset{\raise.3ex\hbox{$\scriptstyle\sim$}}{\theta}}\vphantom{\theta}}^{(t)}$</w:t>
+      </w:r>
+      <w:r>
+        <w:t xml:space="preserve"> </w:t>
+      </w:r>
+      <w:r>
+        <w:t xml:space="preserve">converges to the target</w:t>
+      </w:r>
+      <w:r>
+        <w:t xml:space="preserve"> </w:t>
+      </w:r>
+      <w:r>
+        <w:t xml:space="preserve">as</w:t>
+      </w:r>
+      <w:r>
+        <w:t xml:space="preserve"> </w:t>
+      </w:r>
       <m:oMath>
         <m:r>
           <m:t>t</m:t>
@@ -387,171 +341,9 @@
           <m:t>∞</m:t>
         </m:r>
       </m:oMath>
-      <w:del w:id="26" w:author="PR Preview" w:date="2026-01-01T00:00:00Z">
-        <w:r>
-          <w:delText xml:space="preserve"> </w:delText>
-        </w:r>
-      </w:del>
-      <w:del w:id="27" w:author="PR Preview" w:date="2026-01-01T00:00:00Z">
-        <w:r>
-          <w:delText xml:space="preserve">[2]</w:delText>
-        </w:r>
-      </w:del>
-      <w:del w:id="28" w:author="PR Preview" w:date="2026-01-01T00:00:00Z">
-        <w:r>
-          <w:delText xml:space="preserve">.</w:delText>
-        </w:r>
-      </w:del>
-    </w:p>
-    <w:p>
-      <w:pPr>
-        <w:pStyle w:val="BodyText"/>
-      </w:pPr>
-      <w:ins w:id="29" w:author="PR Preview" w:date="2026-01-01T00:00:00Z">
-        <w:r>
-          <w:rPr>
-            <w:b/>
-            <w:bCs/>
-          </w:rPr>
-          <w:t xml:space="preserve">Definition 1 (Markov chain Monte Carlo)</w:t>
-        </w:r>
-      </w:ins>
-      <w:ins w:id="30" w:author="PR Preview" w:date="2026-01-01T00:00:00Z">
-        <w:r>
-          <w:t xml:space="preserve"> </w:t>
-        </w:r>
-      </w:ins>
-      <w:ins w:id="31" w:author="PR Preview" w:date="2026-01-01T00:00:00Z">
-        <w:r>
-          <w:t xml:space="preserve">A</w:t>
-        </w:r>
-      </w:ins>
-      <w:ins w:id="32" w:author="PR Preview" w:date="2026-01-01T00:00:00Z">
-        <w:r>
-          <w:t xml:space="preserve"> </w:t>
-        </w:r>
-      </w:ins>
-      <w:ins w:id="33" w:author="PR Preview" w:date="2026-01-01T00:00:00Z">
-        <w:r>
-          <w:rPr>
-            <w:b/>
-            <w:bCs/>
-          </w:rPr>
-          <w:t xml:space="preserve">Markov chain Monte Carlo (MCMC)</w:t>
-        </w:r>
-      </w:ins>
-      <w:ins w:id="34" w:author="PR Preview" w:date="2026-01-01T00:00:00Z">
-        <w:r>
-          <w:t xml:space="preserve"> </w:t>
-        </w:r>
-      </w:ins>
-      <w:ins w:id="35" w:author="PR Preview" w:date="2026-01-01T00:00:00Z">
-        <w:r>
-          <w:t xml:space="preserve">method for a target distribution</w:t>
-        </w:r>
-      </w:ins>
-      <w:ins w:id="36" w:author="PR Preview" w:date="2026-01-01T00:00:00Z">
-        <w:r>
-          <w:t xml:space="preserve"> </w:t>
-        </w:r>
-      </w:ins>
-      <w:ins w:id="37" w:author="PR Preview" w:date="2026-01-01T00:00:00Z">
-        <w:r>
-          <w:t xml:space="preserve">generates a sequence of draws</w:t>
-        </w:r>
-      </w:ins>
-      <w:ins w:id="38" w:author="PR Preview" w:date="2026-01-01T00:00:00Z">
-        <w:r>
-          <w:t xml:space="preserve"> </w:t>
-        </w:r>
-      </w:ins>
-      <w:ins w:id="39" w:author="PR Preview" w:date="2026-01-01T00:00:00Z">
-        <w:r>
-          <w:t xml:space="preserve">$\mathord{\smash[b]{\underset{\raise.3ex\hbox{$\scriptstyle\sim$}}{\theta}}\vphantom{\theta}}^{(1)}, \mathord{\smash[b]{\underset{\raise.3ex\hbox{$\scriptstyle\sim$}}{\theta}}\vphantom{\theta}}^{(2)}, \ldots$</w:t>
-        </w:r>
-      </w:ins>
-      <w:ins w:id="40" w:author="PR Preview" w:date="2026-01-01T00:00:00Z">
-        <w:r>
-          <w:t xml:space="preserve">,</w:t>
-        </w:r>
-      </w:ins>
-      <w:ins w:id="41" w:author="PR Preview" w:date="2026-01-01T00:00:00Z">
-        <w:r>
-          <w:t xml:space="preserve"> </w:t>
-        </w:r>
-      </w:ins>
-      <w:ins w:id="42" w:author="PR Preview" w:date="2026-01-01T00:00:00Z">
-        <w:r>
-          <w:t xml:space="preserve">each drawn from a distribution that depends on the previous draw,</w:t>
-        </w:r>
-      </w:ins>
-      <w:ins w:id="43" w:author="PR Preview" w:date="2026-01-01T00:00:00Z">
-        <w:r>
-          <w:t xml:space="preserve"> </w:t>
-        </w:r>
-      </w:ins>
-      <w:ins w:id="44" w:author="PR Preview" w:date="2026-01-01T00:00:00Z">
-        <w:r>
-          <w:t xml:space="preserve">such that the distribution of</w:t>
-        </w:r>
-      </w:ins>
-      <w:ins w:id="45" w:author="PR Preview" w:date="2026-01-01T00:00:00Z">
-        <w:r>
-          <w:t xml:space="preserve"> </w:t>
-        </w:r>
-      </w:ins>
-      <w:ins w:id="46" w:author="PR Preview" w:date="2026-01-01T00:00:00Z">
-        <w:r>
-          <w:t xml:space="preserve">$\mathord{\smash[b]{\underset{\raise.3ex\hbox{$\scriptstyle\sim$}}{\theta}}\vphantom{\theta}}^{(t)}$</w:t>
-        </w:r>
-      </w:ins>
-      <w:ins w:id="47" w:author="PR Preview" w:date="2026-01-01T00:00:00Z">
-        <w:r>
-          <w:t xml:space="preserve"> </w:t>
-        </w:r>
-      </w:ins>
-      <w:ins w:id="48" w:author="PR Preview" w:date="2026-01-01T00:00:00Z">
-        <w:r>
-          <w:t xml:space="preserve">converges to the target</w:t>
-        </w:r>
-      </w:ins>
-      <w:ins w:id="49" w:author="PR Preview" w:date="2026-01-01T00:00:00Z">
-        <w:r>
-          <w:t xml:space="preserve"> </w:t>
-        </w:r>
-      </w:ins>
-      <w:ins w:id="50" w:author="PR Preview" w:date="2026-01-01T00:00:00Z">
-        <w:r>
-          <w:t xml:space="preserve">as</w:t>
-        </w:r>
-      </w:ins>
-      <w:ins w:id="51" w:author="PR Preview" w:date="2026-01-01T00:00:00Z">
-        <w:r>
-          <w:t xml:space="preserve"> </w:t>
-        </w:r>
-      </w:ins>
-      <m:oMath>
-        <m:r>
-          <m:t>t</m:t>
-        </m:r>
-        <m:r>
-          <m:rPr>
-            <m:sty m:val="p"/>
-          </m:rPr>
-          <m:t>→</m:t>
-        </m:r>
-        <m:r>
-          <m:rPr>
-            <m:sty m:val="p"/>
-          </m:rPr>
-          <m:t>∞</m:t>
-        </m:r>
-      </m:oMath>
-      <w:ins w:id="52" w:author="PR Preview" w:date="2026-01-01T00:00:00Z">
-        <w:r>
-          <w:t xml:space="preserve">.</w:t>
-        </w:r>
-      </w:ins>
+      <w:r>
+        <w:t xml:space="preserve">.</w:t>
+      </w:r>
     </w:p>
     <w:p>
       <w:pPr>
@@ -1243,262 +1035,93 @@
       <w:pPr>
         <w:pStyle w:val="FirstParagraph"/>
       </w:pPr>
-      <w:del w:id="53" w:author="PR Preview" w:date="2026-01-01T00:00:00Z">
+      <w:r>
+        <w:rPr>
+          <w:b/>
+          <w:bCs/>
+        </w:rPr>
+        <w:t xml:space="preserve">Definition 2 (Monte Carlo estimate)</w:t>
+      </w:r>
+      <w:r>
+        <w:t xml:space="preserve"> </w:t>
+      </w:r>
+      <w:r>
+        <w:t xml:space="preserve">Given draws</w:t>
+      </w:r>
+      <w:r>
+        <w:t xml:space="preserve"> </w:t>
+      </w:r>
+      <w:r>
+        <w:t xml:space="preserve">$\mathord{\smash[b]{\underset{\raise.3ex\hbox{$\scriptstyle\sim$}}{\theta}}\vphantom{\theta}}^{(1)}, \ldots, \mathord{\smash[b]{\underset{\raise.3ex\hbox{$\scriptstyle\sim$}}{\theta}}\vphantom{\theta}}^{(M)} \ \sim_{\operatorname{iid}}\ \operatorname{p}(\mathord{\smash[b]{\underset{\raise.3ex\hbox{$\scriptstyle\sim$}}{\theta}}\vphantom{\theta}}\mid \mathord{\smash[b]{\underset{\raise.3ex\hbox{$\scriptstyle\sim$}}{y}}\vphantom{y}})$</w:t>
+      </w:r>
+      <w:r>
+        <w:t xml:space="preserve"> </w:t>
+      </w:r>
+      <w:r>
+        <w:t xml:space="preserve">and a function</w:t>
+      </w:r>
+      <w:r>
+        <w:t xml:space="preserve"> </w:t>
+      </w:r>
+      <m:oMath>
+        <m:r>
+          <m:t>g</m:t>
+        </m:r>
+      </m:oMath>
+      <w:r>
+        <w:t xml:space="preserve">,</w:t>
+      </w:r>
+      <w:r>
+        <w:t xml:space="preserve"> </w:t>
+      </w:r>
+      <w:r>
+        <w:t xml:space="preserve">the</w:t>
+      </w:r>
+      <w:r>
+        <w:t xml:space="preserve"> </w:t>
+      </w:r>
+      <w:r>
+        <w:rPr>
+          <w:b/>
+          <w:bCs/>
+        </w:rPr>
+        <w:t xml:space="preserve">Monte Carlo estimate</w:t>
+      </w:r>
+      <w:r>
+        <w:t xml:space="preserve"> </w:t>
+      </w:r>
+      <w:r>
+        <w:t xml:space="preserve">of the</w:t>
+      </w:r>
+      <w:r>
+        <w:t xml:space="preserve"> </w:t>
+      </w:r>
+      <w:hyperlink w:anchor="def-posterior">
         <w:r>
           <w:rPr>
-            <w:b/>
-            <w:bCs/>
+            <w:rStyle w:val="Hyperlink"/>
           </w:rPr>
-          <w:delText xml:space="preserve">Definition 2 (Monte Carlo estimate)</w:delText>
+          <w:t xml:space="preserve">posterior</w:t>
         </w:r>
-      </w:del>
-      <w:del w:id="54" w:author="PR Preview" w:date="2026-01-01T00:00:00Z">
-        <w:r>
-          <w:delText xml:space="preserve"> </w:delText>
-        </w:r>
-      </w:del>
-      <w:del w:id="55" w:author="PR Preview" w:date="2026-01-01T00:00:00Z">
-        <w:r>
-          <w:delText xml:space="preserve">Given draws</w:delText>
-        </w:r>
-      </w:del>
-      <w:del w:id="56" w:author="PR Preview" w:date="2026-01-01T00:00:00Z">
-        <w:r>
-          <w:delText xml:space="preserve"> </w:delText>
-        </w:r>
-      </w:del>
-      <w:del w:id="57" w:author="PR Preview" w:date="2026-01-01T00:00:00Z">
-        <w:r>
-          <w:delText xml:space="preserve">$\mathord{\smash[b]{\underset{\raise.3ex\hbox{$\scriptstyle\sim$}}{\theta}}\vphantom{\theta}}^{(1)}, \ldots, \mathord{\smash[b]{\underset{\raise.3ex\hbox{$\scriptstyle\sim$}}{\theta}}\vphantom{\theta}}^{(M)} \ \sim_{\operatorname{iid}}\ \operatorname{p}(\mathord{\smash[b]{\underset{\raise.3ex\hbox{$\scriptstyle\sim$}}{\theta}}\vphantom{\theta}}\mid \mathord{\smash[b]{\underset{\raise.3ex\hbox{$\scriptstyle\sim$}}{y}}\vphantom{y}})$</w:delText>
-        </w:r>
-      </w:del>
-      <w:del w:id="58" w:author="PR Preview" w:date="2026-01-01T00:00:00Z">
-        <w:r>
-          <w:delText xml:space="preserve"> </w:delText>
-        </w:r>
-      </w:del>
-      <w:del w:id="59" w:author="PR Preview" w:date="2026-01-01T00:00:00Z">
-        <w:r>
-          <w:delText xml:space="preserve">and a function</w:delText>
-        </w:r>
-      </w:del>
-      <w:del w:id="60" w:author="PR Preview" w:date="2026-01-01T00:00:00Z">
-        <w:r>
-          <w:delText xml:space="preserve"> </w:delText>
-        </w:r>
-      </w:del>
-      <m:oMath>
-        <m:r>
-          <m:t>g</m:t>
-        </m:r>
-      </m:oMath>
-      <w:del w:id="61" w:author="PR Preview" w:date="2026-01-01T00:00:00Z">
-        <w:r>
-          <w:delText xml:space="preserve">,</w:delText>
-        </w:r>
-      </w:del>
-      <w:del w:id="62" w:author="PR Preview" w:date="2026-01-01T00:00:00Z">
-        <w:r>
-          <w:delText xml:space="preserve"> </w:delText>
-        </w:r>
-      </w:del>
-      <w:del w:id="63" w:author="PR Preview" w:date="2026-01-01T00:00:00Z">
-        <w:r>
-          <w:delText xml:space="preserve">the</w:delText>
-        </w:r>
-      </w:del>
-      <w:del w:id="64" w:author="PR Preview" w:date="2026-01-01T00:00:00Z">
-        <w:r>
-          <w:delText xml:space="preserve"> </w:delText>
-        </w:r>
-      </w:del>
-      <w:del w:id="65" w:author="PR Preview" w:date="2026-01-01T00:00:00Z">
-        <w:r>
-          <w:rPr>
-            <w:b/>
-            <w:bCs/>
-          </w:rPr>
-          <w:delText xml:space="preserve">Monte Carlo estimate</w:delText>
-        </w:r>
-      </w:del>
-      <w:del w:id="66" w:author="PR Preview" w:date="2026-01-01T00:00:00Z">
-        <w:r>
-          <w:delText xml:space="preserve"> </w:delText>
-        </w:r>
-      </w:del>
-      <w:del w:id="67" w:author="PR Preview" w:date="2026-01-01T00:00:00Z">
-        <w:r>
-          <w:delText xml:space="preserve">of the posterior expectation</w:delText>
-        </w:r>
-      </w:del>
-      <w:del w:id="68" w:author="PR Preview" w:date="2026-01-01T00:00:00Z">
-        <w:r>
-          <w:delText xml:space="preserve"> </w:delText>
-        </w:r>
-      </w:del>
-      <w:del w:id="69" w:author="PR Preview" w:date="2026-01-01T00:00:00Z">
-        <w:r>
-          <w:delText xml:space="preserve">$\operatorname{E}\mathopen{}\left[g(\mathord{\smash[b]{\underset{\raise.3ex\hbox{$\scriptstyle\sim$}}{\theta}}\vphantom{\theta}}) \mid \mathord{\smash[b]{\underset{\raise.3ex\hbox{$\scriptstyle\sim$}}{y}}\vphantom{y}}\right]\mathclose{}$</w:delText>
-        </w:r>
-      </w:del>
-      <w:del w:id="70" w:author="PR Preview" w:date="2026-01-01T00:00:00Z">
-        <w:r>
-          <w:delText xml:space="preserve"> </w:delText>
-        </w:r>
-      </w:del>
-      <w:del w:id="71" w:author="PR Preview" w:date="2026-01-01T00:00:00Z">
-        <w:r>
-          <w:delText xml:space="preserve">is</w:delText>
-        </w:r>
-      </w:del>
-      <w:del w:id="72" w:author="PR Preview" w:date="2026-01-01T00:00:00Z">
-        <w:r>
-          <w:delText xml:space="preserve"> </w:delText>
-        </w:r>
-      </w:del>
-      <w:del w:id="73" w:author="PR Preview" w:date="2026-01-01T00:00:00Z">
-        <w:r>
-          <w:delText xml:space="preserve">[3]</w:delText>
-        </w:r>
-      </w:del>
-    </w:p>
-    <w:p>
-      <w:pPr>
-        <w:pStyle w:val="FirstParagraph"/>
-      </w:pPr>
-      <w:ins w:id="74" w:author="PR Preview" w:date="2026-01-01T00:00:00Z">
-        <w:r>
-          <w:rPr>
-            <w:b/>
-            <w:bCs/>
-          </w:rPr>
-          <w:t xml:space="preserve">Definition 2 (Monte Carlo estimate)</w:t>
-        </w:r>
-      </w:ins>
-      <w:ins w:id="75" w:author="PR Preview" w:date="2026-01-01T00:00:00Z">
-        <w:r>
-          <w:t xml:space="preserve"> </w:t>
-        </w:r>
-      </w:ins>
-      <w:ins w:id="76" w:author="PR Preview" w:date="2026-01-01T00:00:00Z">
-        <w:r>
-          <w:t xml:space="preserve">Given draws</w:t>
-        </w:r>
-      </w:ins>
-      <w:ins w:id="77" w:author="PR Preview" w:date="2026-01-01T00:00:00Z">
-        <w:r>
-          <w:t xml:space="preserve"> </w:t>
-        </w:r>
-      </w:ins>
-      <w:ins w:id="78" w:author="PR Preview" w:date="2026-01-01T00:00:00Z">
-        <w:r>
-          <w:t xml:space="preserve">$\mathord{\smash[b]{\underset{\raise.3ex\hbox{$\scriptstyle\sim$}}{\theta}}\vphantom{\theta}}^{(1)}, \ldots, \mathord{\smash[b]{\underset{\raise.3ex\hbox{$\scriptstyle\sim$}}{\theta}}\vphantom{\theta}}^{(M)} \ \sim_{\operatorname{iid}}\ \operatorname{p}(\mathord{\smash[b]{\underset{\raise.3ex\hbox{$\scriptstyle\sim$}}{\theta}}\vphantom{\theta}}\mid \mathord{\smash[b]{\underset{\raise.3ex\hbox{$\scriptstyle\sim$}}{y}}\vphantom{y}})$</w:t>
-        </w:r>
-      </w:ins>
-      <w:ins w:id="79" w:author="PR Preview" w:date="2026-01-01T00:00:00Z">
-        <w:r>
-          <w:t xml:space="preserve"> </w:t>
-        </w:r>
-      </w:ins>
-      <w:ins w:id="80" w:author="PR Preview" w:date="2026-01-01T00:00:00Z">
-        <w:r>
-          <w:t xml:space="preserve">and a function</w:t>
-        </w:r>
-      </w:ins>
-      <w:ins w:id="81" w:author="PR Preview" w:date="2026-01-01T00:00:00Z">
-        <w:r>
-          <w:t xml:space="preserve"> </w:t>
-        </w:r>
-      </w:ins>
-      <m:oMath>
-        <m:r>
-          <m:t>g</m:t>
-        </m:r>
-      </m:oMath>
-      <w:ins w:id="82" w:author="PR Preview" w:date="2026-01-01T00:00:00Z">
-        <w:r>
-          <w:t xml:space="preserve">,</w:t>
-        </w:r>
-      </w:ins>
-      <w:ins w:id="83" w:author="PR Preview" w:date="2026-01-01T00:00:00Z">
-        <w:r>
-          <w:t xml:space="preserve"> </w:t>
-        </w:r>
-      </w:ins>
-      <w:ins w:id="84" w:author="PR Preview" w:date="2026-01-01T00:00:00Z">
-        <w:r>
-          <w:t xml:space="preserve">the</w:t>
-        </w:r>
-      </w:ins>
-      <w:ins w:id="85" w:author="PR Preview" w:date="2026-01-01T00:00:00Z">
-        <w:r>
-          <w:t xml:space="preserve"> </w:t>
-        </w:r>
-      </w:ins>
-      <w:ins w:id="86" w:author="PR Preview" w:date="2026-01-01T00:00:00Z">
-        <w:r>
-          <w:rPr>
-            <w:b/>
-            <w:bCs/>
-          </w:rPr>
-          <w:t xml:space="preserve">Monte Carlo estimate</w:t>
-        </w:r>
-      </w:ins>
-      <w:ins w:id="87" w:author="PR Preview" w:date="2026-01-01T00:00:00Z">
-        <w:r>
-          <w:t xml:space="preserve"> </w:t>
-        </w:r>
-      </w:ins>
-      <w:ins w:id="88" w:author="PR Preview" w:date="2026-01-01T00:00:00Z">
-        <w:r>
-          <w:t xml:space="preserve">of the</w:t>
-        </w:r>
-      </w:ins>
-      <w:ins w:id="89" w:author="PR Preview" w:date="2026-01-01T00:00:00Z">
-        <w:r>
-          <w:t xml:space="preserve"> </w:t>
-        </w:r>
-      </w:ins>
-      <w:hyperlink w:anchor="def-posterior">
-        <w:ins w:id="90" w:author="PR Preview" w:date="2026-01-01T00:00:00Z">
-          <w:r>
-            <w:rPr>
-              <w:rStyle w:val="Hyperlink"/>
-            </w:rPr>
-            <w:t xml:space="preserve">posterior</w:t>
-          </w:r>
-        </w:ins>
       </w:hyperlink>
-      <w:ins w:id="91" w:author="PR Preview" w:date="2026-01-01T00:00:00Z">
-        <w:r>
-          <w:t xml:space="preserve"> </w:t>
-        </w:r>
-      </w:ins>
-      <w:ins w:id="92" w:author="PR Preview" w:date="2026-01-01T00:00:00Z">
-        <w:r>
-          <w:t xml:space="preserve">expectation</w:t>
-        </w:r>
-      </w:ins>
-      <w:ins w:id="93" w:author="PR Preview" w:date="2026-01-01T00:00:00Z">
-        <w:r>
-          <w:t xml:space="preserve"> </w:t>
-        </w:r>
-      </w:ins>
-      <w:ins w:id="94" w:author="PR Preview" w:date="2026-01-01T00:00:00Z">
-        <w:r>
-          <w:t xml:space="preserve">$\operatorname{E}\mathopen{}\left[g(\mathord{\smash[b]{\underset{\raise.3ex\hbox{$\scriptstyle\sim$}}{\theta}}\vphantom{\theta}}) \mid \mathord{\smash[b]{\underset{\raise.3ex\hbox{$\scriptstyle\sim$}}{y}}\vphantom{y}}\right]\mathclose{}$</w:t>
-        </w:r>
-      </w:ins>
-      <w:ins w:id="95" w:author="PR Preview" w:date="2026-01-01T00:00:00Z">
-        <w:r>
-          <w:t xml:space="preserve"> </w:t>
-        </w:r>
-      </w:ins>
-      <w:ins w:id="96" w:author="PR Preview" w:date="2026-01-01T00:00:00Z">
-        <w:r>
-          <w:t xml:space="preserve">is</w:t>
-        </w:r>
-      </w:ins>
+      <w:r>
+        <w:t xml:space="preserve"> </w:t>
+      </w:r>
+      <w:r>
+        <w:t xml:space="preserve">expectation</w:t>
+      </w:r>
+      <w:r>
+        <w:t xml:space="preserve"> </w:t>
+      </w:r>
+      <w:r>
+        <w:t xml:space="preserve">$\operatorname{E}\mathopen{}\left[g(\mathord{\smash[b]{\underset{\raise.3ex\hbox{$\scriptstyle\sim$}}{\theta}}\vphantom{\theta}}) \mid \mathord{\smash[b]{\underset{\raise.3ex\hbox{$\scriptstyle\sim$}}{y}}\vphantom{y}}\right]\mathclose{}$</w:t>
+      </w:r>
+      <w:r>
+        <w:t xml:space="preserve"> </w:t>
+      </w:r>
+      <w:r>
+        <w:t xml:space="preserve">is</w:t>
+      </w:r>
     </w:p>
     <w:p>
       <w:pPr>
@@ -2484,287 +2107,91 @@
       <w:pPr>
         <w:pStyle w:val="FirstParagraph"/>
       </w:pPr>
-      <w:del w:id="97" w:author="PR Preview" w:date="2026-01-01T00:00:00Z">
-        <w:r>
-          <w:rPr>
-            <w:b/>
-            <w:bCs/>
-          </w:rPr>
-          <w:delText xml:space="preserve">Definition 3 (Markov chain)</w:delText>
-        </w:r>
-      </w:del>
-      <w:del w:id="98" w:author="PR Preview" w:date="2026-01-01T00:00:00Z">
-        <w:r>
-          <w:delText xml:space="preserve"> </w:delText>
-        </w:r>
-      </w:del>
-      <w:del w:id="99" w:author="PR Preview" w:date="2026-01-01T00:00:00Z">
-        <w:r>
-          <w:delText xml:space="preserve">A sequence of random variables</w:delText>
-        </w:r>
-      </w:del>
-      <w:del w:id="100" w:author="PR Preview" w:date="2026-01-01T00:00:00Z">
-        <w:r>
-          <w:delText xml:space="preserve"> </w:delText>
-        </w:r>
-      </w:del>
-      <w:del w:id="101" w:author="PR Preview" w:date="2026-01-01T00:00:00Z">
-        <w:r>
-          <w:delText xml:space="preserve">$\mathord{\smash[b]{\underset{\raise.3ex\hbox{$\scriptstyle\sim$}}{\theta}}\vphantom{\theta}}^{(1)}, \mathord{\smash[b]{\underset{\raise.3ex\hbox{$\scriptstyle\sim$}}{\theta}}\vphantom{\theta}}^{(2)}, \ldots$</w:delText>
-        </w:r>
-      </w:del>
-      <w:del w:id="102" w:author="PR Preview" w:date="2026-01-01T00:00:00Z">
-        <w:r>
-          <w:delText xml:space="preserve"> </w:delText>
-        </w:r>
-      </w:del>
-      <w:del w:id="103" w:author="PR Preview" w:date="2026-01-01T00:00:00Z">
-        <w:r>
-          <w:delText xml:space="preserve">is a</w:delText>
-        </w:r>
-      </w:del>
-      <w:del w:id="104" w:author="PR Preview" w:date="2026-01-01T00:00:00Z">
-        <w:r>
-          <w:delText xml:space="preserve"> </w:delText>
-        </w:r>
-      </w:del>
-      <w:del w:id="105" w:author="PR Preview" w:date="2026-01-01T00:00:00Z">
-        <w:r>
-          <w:rPr>
-            <w:b/>
-            <w:bCs/>
-          </w:rPr>
-          <w:delText xml:space="preserve">Markov chain</w:delText>
-        </w:r>
-      </w:del>
-      <w:del w:id="106" w:author="PR Preview" w:date="2026-01-01T00:00:00Z">
-        <w:r>
-          <w:delText xml:space="preserve"> </w:delText>
-        </w:r>
-      </w:del>
-      <w:del w:id="107" w:author="PR Preview" w:date="2026-01-01T00:00:00Z">
-        <w:r>
-          <w:delText xml:space="preserve">if, for every</w:delText>
-        </w:r>
-      </w:del>
-      <w:del w:id="108" w:author="PR Preview" w:date="2026-01-01T00:00:00Z">
-        <w:r>
-          <w:delText xml:space="preserve"> </w:delText>
-        </w:r>
-      </w:del>
+      <w:r>
+        <w:rPr>
+          <w:b/>
+          <w:bCs/>
+        </w:rPr>
+        <w:t xml:space="preserve">Definition 3 (Markov chain)</w:t>
+      </w:r>
+      <w:r>
+        <w:t xml:space="preserve"> </w:t>
+      </w:r>
+      <w:r>
+        <w:t xml:space="preserve">A sequence of random variables</w:t>
+      </w:r>
+      <w:r>
+        <w:t xml:space="preserve"> </w:t>
+      </w:r>
+      <w:r>
+        <w:t xml:space="preserve">$\mathord{\smash[b]{\underset{\raise.3ex\hbox{$\scriptstyle\sim$}}{\theta}}\vphantom{\theta}}^{(1)}, \mathord{\smash[b]{\underset{\raise.3ex\hbox{$\scriptstyle\sim$}}{\theta}}\vphantom{\theta}}^{(2)}, \ldots$</w:t>
+      </w:r>
+      <w:r>
+        <w:t xml:space="preserve"> </w:t>
+      </w:r>
+      <w:r>
+        <w:t xml:space="preserve">is a</w:t>
+      </w:r>
+      <w:r>
+        <w:t xml:space="preserve"> </w:t>
+      </w:r>
+      <w:r>
+        <w:rPr>
+          <w:b/>
+          <w:bCs/>
+        </w:rPr>
+        <w:t xml:space="preserve">Markov chain</w:t>
+      </w:r>
+      <w:r>
+        <w:t xml:space="preserve"> </w:t>
+      </w:r>
+      <w:r>
+        <w:t xml:space="preserve">if, for every</w:t>
+      </w:r>
+      <w:r>
+        <w:t xml:space="preserve"> </w:t>
+      </w:r>
       <m:oMath>
         <m:r>
           <m:t>t</m:t>
         </m:r>
       </m:oMath>
-      <w:del w:id="109" w:author="PR Preview" w:date="2026-01-01T00:00:00Z">
-        <w:r>
-          <w:delText xml:space="preserve">,</w:delText>
-        </w:r>
-      </w:del>
-      <w:del w:id="110" w:author="PR Preview" w:date="2026-01-01T00:00:00Z">
-        <w:r>
-          <w:delText xml:space="preserve"> </w:delText>
-        </w:r>
-      </w:del>
-      <w:del w:id="111" w:author="PR Preview" w:date="2026-01-01T00:00:00Z">
-        <w:r>
-          <w:delText xml:space="preserve">the conditional distribution of</w:delText>
-        </w:r>
-      </w:del>
-      <w:del w:id="112" w:author="PR Preview" w:date="2026-01-01T00:00:00Z">
-        <w:r>
-          <w:delText xml:space="preserve"> </w:delText>
-        </w:r>
-      </w:del>
-      <w:del w:id="113" w:author="PR Preview" w:date="2026-01-01T00:00:00Z">
-        <w:r>
-          <w:delText xml:space="preserve">$\mathord{\smash[b]{\underset{\raise.3ex\hbox{$\scriptstyle\sim$}}{\theta}}\vphantom{\theta}}^{(t+1)}$</w:delText>
-        </w:r>
-      </w:del>
-      <w:del w:id="114" w:author="PR Preview" w:date="2026-01-01T00:00:00Z">
-        <w:r>
-          <w:delText xml:space="preserve"> </w:delText>
-        </w:r>
-      </w:del>
-      <w:del w:id="115" w:author="PR Preview" w:date="2026-01-01T00:00:00Z">
-        <w:r>
-          <w:delText xml:space="preserve">given all the earlier values</w:delText>
-        </w:r>
-      </w:del>
-      <w:del w:id="116" w:author="PR Preview" w:date="2026-01-01T00:00:00Z">
-        <w:r>
-          <w:delText xml:space="preserve"> </w:delText>
-        </w:r>
-      </w:del>
-      <w:del w:id="117" w:author="PR Preview" w:date="2026-01-01T00:00:00Z">
-        <w:r>
-          <w:delText xml:space="preserve">depends only on</w:delText>
-        </w:r>
-      </w:del>
-      <w:del w:id="118" w:author="PR Preview" w:date="2026-01-01T00:00:00Z">
-        <w:r>
-          <w:delText xml:space="preserve"> </w:delText>
-        </w:r>
-      </w:del>
-      <w:del w:id="119" w:author="PR Preview" w:date="2026-01-01T00:00:00Z">
-        <w:r>
-          <w:delText xml:space="preserve">$\mathord{\smash[b]{\underset{\raise.3ex\hbox{$\scriptstyle\sim$}}{\theta}}\vphantom{\theta}}^{(t)}$</w:delText>
-        </w:r>
-      </w:del>
-      <w:del w:id="120" w:author="PR Preview" w:date="2026-01-01T00:00:00Z">
-        <w:r>
-          <w:delText xml:space="preserve"> </w:delText>
-        </w:r>
-      </w:del>
-      <w:del w:id="121" w:author="PR Preview" w:date="2026-01-01T00:00:00Z">
-        <w:r>
-          <w:delText xml:space="preserve">[4]</w:delText>
-        </w:r>
-      </w:del>
-      <w:del w:id="122" w:author="PR Preview" w:date="2026-01-01T00:00:00Z">
-        <w:r>
-          <w:delText xml:space="preserve">:</w:delText>
-        </w:r>
-      </w:del>
-    </w:p>
-    <w:p>
-      <w:pPr>
-        <w:pStyle w:val="FirstParagraph"/>
-      </w:pPr>
-      <w:ins w:id="123" w:author="PR Preview" w:date="2026-01-01T00:00:00Z">
-        <w:r>
-          <w:rPr>
-            <w:b/>
-            <w:bCs/>
-          </w:rPr>
-          <w:t xml:space="preserve">Definition 3 (Markov chain)</w:t>
-        </w:r>
-      </w:ins>
-      <w:ins w:id="124" w:author="PR Preview" w:date="2026-01-01T00:00:00Z">
-        <w:r>
-          <w:t xml:space="preserve"> </w:t>
-        </w:r>
-      </w:ins>
-      <w:ins w:id="125" w:author="PR Preview" w:date="2026-01-01T00:00:00Z">
-        <w:r>
-          <w:t xml:space="preserve">A sequence of random variables</w:t>
-        </w:r>
-      </w:ins>
-      <w:ins w:id="126" w:author="PR Preview" w:date="2026-01-01T00:00:00Z">
-        <w:r>
-          <w:t xml:space="preserve"> </w:t>
-        </w:r>
-      </w:ins>
-      <w:ins w:id="127" w:author="PR Preview" w:date="2026-01-01T00:00:00Z">
-        <w:r>
-          <w:t xml:space="preserve">$\mathord{\smash[b]{\underset{\raise.3ex\hbox{$\scriptstyle\sim$}}{\theta}}\vphantom{\theta}}^{(1)}, \mathord{\smash[b]{\underset{\raise.3ex\hbox{$\scriptstyle\sim$}}{\theta}}\vphantom{\theta}}^{(2)}, \ldots$</w:t>
-        </w:r>
-      </w:ins>
-      <w:ins w:id="128" w:author="PR Preview" w:date="2026-01-01T00:00:00Z">
-        <w:r>
-          <w:t xml:space="preserve"> </w:t>
-        </w:r>
-      </w:ins>
-      <w:ins w:id="129" w:author="PR Preview" w:date="2026-01-01T00:00:00Z">
-        <w:r>
-          <w:t xml:space="preserve">is a</w:t>
-        </w:r>
-      </w:ins>
-      <w:ins w:id="130" w:author="PR Preview" w:date="2026-01-01T00:00:00Z">
-        <w:r>
-          <w:t xml:space="preserve"> </w:t>
-        </w:r>
-      </w:ins>
-      <w:ins w:id="131" w:author="PR Preview" w:date="2026-01-01T00:00:00Z">
-        <w:r>
-          <w:rPr>
-            <w:b/>
-            <w:bCs/>
-          </w:rPr>
-          <w:t xml:space="preserve">Markov chain</w:t>
-        </w:r>
-      </w:ins>
-      <w:ins w:id="132" w:author="PR Preview" w:date="2026-01-01T00:00:00Z">
-        <w:r>
-          <w:t xml:space="preserve"> </w:t>
-        </w:r>
-      </w:ins>
-      <w:ins w:id="133" w:author="PR Preview" w:date="2026-01-01T00:00:00Z">
-        <w:r>
-          <w:t xml:space="preserve">if, for every</w:t>
-        </w:r>
-      </w:ins>
-      <w:ins w:id="134" w:author="PR Preview" w:date="2026-01-01T00:00:00Z">
-        <w:r>
-          <w:t xml:space="preserve"> </w:t>
-        </w:r>
-      </w:ins>
-      <m:oMath>
-        <m:r>
-          <m:t>t</m:t>
-        </m:r>
-      </m:oMath>
-      <w:ins w:id="135" w:author="PR Preview" w:date="2026-01-01T00:00:00Z">
-        <w:r>
-          <w:t xml:space="preserve">,</w:t>
-        </w:r>
-      </w:ins>
-      <w:ins w:id="136" w:author="PR Preview" w:date="2026-01-01T00:00:00Z">
-        <w:r>
-          <w:t xml:space="preserve"> </w:t>
-        </w:r>
-      </w:ins>
-      <w:ins w:id="137" w:author="PR Preview" w:date="2026-01-01T00:00:00Z">
-        <w:r>
-          <w:t xml:space="preserve">the conditional distribution of</w:t>
-        </w:r>
-      </w:ins>
-      <w:ins w:id="138" w:author="PR Preview" w:date="2026-01-01T00:00:00Z">
-        <w:r>
-          <w:t xml:space="preserve"> </w:t>
-        </w:r>
-      </w:ins>
-      <w:ins w:id="139" w:author="PR Preview" w:date="2026-01-01T00:00:00Z">
-        <w:r>
-          <w:t xml:space="preserve">$\mathord{\smash[b]{\underset{\raise.3ex\hbox{$\scriptstyle\sim$}}{\theta}}\vphantom{\theta}}^{(t+1)}$</w:t>
-        </w:r>
-      </w:ins>
-      <w:ins w:id="140" w:author="PR Preview" w:date="2026-01-01T00:00:00Z">
-        <w:r>
-          <w:t xml:space="preserve"> </w:t>
-        </w:r>
-      </w:ins>
-      <w:ins w:id="141" w:author="PR Preview" w:date="2026-01-01T00:00:00Z">
-        <w:r>
-          <w:t xml:space="preserve">given all the earlier values</w:t>
-        </w:r>
-      </w:ins>
-      <w:ins w:id="142" w:author="PR Preview" w:date="2026-01-01T00:00:00Z">
-        <w:r>
-          <w:t xml:space="preserve"> </w:t>
-        </w:r>
-      </w:ins>
-      <w:ins w:id="143" w:author="PR Preview" w:date="2026-01-01T00:00:00Z">
-        <w:r>
-          <w:t xml:space="preserve">depends only on</w:t>
-        </w:r>
-      </w:ins>
-      <w:ins w:id="144" w:author="PR Preview" w:date="2026-01-01T00:00:00Z">
-        <w:r>
-          <w:t xml:space="preserve"> </w:t>
-        </w:r>
-      </w:ins>
-      <w:ins w:id="145" w:author="PR Preview" w:date="2026-01-01T00:00:00Z">
-        <w:r>
-          <w:t xml:space="preserve">$\mathord{\smash[b]{\underset{\raise.3ex\hbox{$\scriptstyle\sim$}}{\theta}}\vphantom{\theta}}^{(t)}$</w:t>
-        </w:r>
-      </w:ins>
-      <w:ins w:id="146" w:author="PR Preview" w:date="2026-01-01T00:00:00Z">
-        <w:r>
-          <w:t xml:space="preserve">:</w:t>
-        </w:r>
-      </w:ins>
+      <w:r>
+        <w:t xml:space="preserve">,</w:t>
+      </w:r>
+      <w:r>
+        <w:t xml:space="preserve"> </w:t>
+      </w:r>
+      <w:r>
+        <w:t xml:space="preserve">the conditional distribution of</w:t>
+      </w:r>
+      <w:r>
+        <w:t xml:space="preserve"> </w:t>
+      </w:r>
+      <w:r>
+        <w:t xml:space="preserve">$\mathord{\smash[b]{\underset{\raise.3ex\hbox{$\scriptstyle\sim$}}{\theta}}\vphantom{\theta}}^{(t+1)}$</w:t>
+      </w:r>
+      <w:r>
+        <w:t xml:space="preserve"> </w:t>
+      </w:r>
+      <w:r>
+        <w:t xml:space="preserve">given all the earlier values</w:t>
+      </w:r>
+      <w:r>
+        <w:t xml:space="preserve"> </w:t>
+      </w:r>
+      <w:r>
+        <w:t xml:space="preserve">depends only on</w:t>
+      </w:r>
+      <w:r>
+        <w:t xml:space="preserve"> </w:t>
+      </w:r>
+      <w:r>
+        <w:t xml:space="preserve">$\mathord{\smash[b]{\underset{\raise.3ex\hbox{$\scriptstyle\sim$}}{\theta}}\vphantom{\theta}}^{(t)}$</w:t>
+      </w:r>
+      <w:r>
+        <w:t xml:space="preserve">:</w:t>
+      </w:r>
     </w:p>
     <w:p>
       <w:pPr>
@@ -10933,397 +10360,124 @@
       <w:pPr>
         <w:pStyle w:val="BodyText"/>
       </w:pPr>
-      <w:del w:id="147" w:author="PR Preview" w:date="2026-01-01T00:00:00Z">
+      <w:r>
+        <w:rPr>
+          <w:b/>
+          <w:bCs/>
+        </w:rPr>
+        <w:t xml:space="preserve">Definition 8 (Metropolis–Hastings algorithm)</w:t>
+      </w:r>
+      <w:r>
+        <w:t xml:space="preserve"> </w:t>
+      </w:r>
+      <w:r>
+        <w:t xml:space="preserve">Given a target posterior</w:t>
+      </w:r>
+      <w:r>
+        <w:t xml:space="preserve"> </w:t>
+      </w:r>
+      <w:r>
+        <w:t xml:space="preserve">$\operatorname{p}(\mathord{\smash[b]{\underset{\raise.3ex\hbox{$\scriptstyle\sim$}}{\theta}}\vphantom{\theta}}\mid \mathord{\smash[b]{\underset{\raise.3ex\hbox{$\scriptstyle\sim$}}{y}}\vphantom{y}})$</w:t>
+      </w:r>
+      <w:r>
+        <w:t xml:space="preserve">,</w:t>
+      </w:r>
+      <w:r>
+        <w:t xml:space="preserve"> </w:t>
+      </w:r>
+      <w:r>
+        <w:t xml:space="preserve">a</w:t>
+      </w:r>
+      <w:r>
+        <w:t xml:space="preserve"> </w:t>
+      </w:r>
+      <w:hyperlink w:anchor="def-proposal-distribution">
         <w:r>
           <w:rPr>
-            <w:b/>
-            <w:bCs/>
+            <w:rStyle w:val="Hyperlink"/>
           </w:rPr>
-          <w:delText xml:space="preserve">Definition 8 (Metropolis–Hastings algorithm)</w:delText>
+          <w:t xml:space="preserve">proposal distribution</w:t>
         </w:r>
-      </w:del>
-      <w:del w:id="148" w:author="PR Preview" w:date="2026-01-01T00:00:00Z">
-        <w:r>
-          <w:delText xml:space="preserve"> </w:delText>
-        </w:r>
-      </w:del>
-      <w:del w:id="149" w:author="PR Preview" w:date="2026-01-01T00:00:00Z">
-        <w:r>
-          <w:delText xml:space="preserve">Given a target posterior</w:delText>
-        </w:r>
-      </w:del>
-      <w:del w:id="150" w:author="PR Preview" w:date="2026-01-01T00:00:00Z">
-        <w:r>
-          <w:delText xml:space="preserve"> </w:delText>
-        </w:r>
-      </w:del>
-      <w:del w:id="151" w:author="PR Preview" w:date="2026-01-01T00:00:00Z">
-        <w:r>
-          <w:delText xml:space="preserve">$\operatorname{p}(\mathord{\smash[b]{\underset{\raise.3ex\hbox{$\scriptstyle\sim$}}{\theta}}\vphantom{\theta}}\mid \mathord{\smash[b]{\underset{\raise.3ex\hbox{$\scriptstyle\sim$}}{y}}\vphantom{y}})$</w:delText>
-        </w:r>
-      </w:del>
-      <w:del w:id="152" w:author="PR Preview" w:date="2026-01-01T00:00:00Z">
-        <w:r>
-          <w:delText xml:space="preserve">,</w:delText>
-        </w:r>
-      </w:del>
-      <w:del w:id="153" w:author="PR Preview" w:date="2026-01-01T00:00:00Z">
-        <w:r>
-          <w:delText xml:space="preserve"> </w:delText>
-        </w:r>
-      </w:del>
-      <w:del w:id="154" w:author="PR Preview" w:date="2026-01-01T00:00:00Z">
-        <w:r>
-          <w:delText xml:space="preserve">a</w:delText>
-        </w:r>
-      </w:del>
-      <w:del w:id="155" w:author="PR Preview" w:date="2026-01-01T00:00:00Z">
-        <w:r>
-          <w:delText xml:space="preserve"> </w:delText>
-        </w:r>
-      </w:del>
-      <w:hyperlink w:anchor="def-proposal-distribution">
-        <w:del w:id="156" w:author="PR Preview" w:date="2026-01-01T00:00:00Z">
-          <w:r>
-            <w:rPr>
-              <w:rStyle w:val="Hyperlink"/>
-            </w:rPr>
-            <w:delText xml:space="preserve">proposal distribution</w:delText>
-          </w:r>
-        </w:del>
       </w:hyperlink>
-      <w:del w:id="157" w:author="PR Preview" w:date="2026-01-01T00:00:00Z">
-        <w:r>
-          <w:delText xml:space="preserve"> </w:delText>
-        </w:r>
-      </w:del>
-      <w:del w:id="158" w:author="PR Preview" w:date="2026-01-01T00:00:00Z">
-        <w:r>
-          <w:delText xml:space="preserve">$q(\cdot \mid \mathord{\smash[b]{\underset{\raise.3ex\hbox{$\scriptstyle\sim$}}{\theta}}\vphantom{\theta}})$</w:delText>
-        </w:r>
-      </w:del>
-      <w:del w:id="159" w:author="PR Preview" w:date="2026-01-01T00:00:00Z">
-        <w:r>
-          <w:delText xml:space="preserve">,</w:delText>
-        </w:r>
-      </w:del>
-      <w:del w:id="160" w:author="PR Preview" w:date="2026-01-01T00:00:00Z">
-        <w:r>
-          <w:delText xml:space="preserve"> </w:delText>
-        </w:r>
-      </w:del>
-      <w:del w:id="161" w:author="PR Preview" w:date="2026-01-01T00:00:00Z">
-        <w:r>
-          <w:delText xml:space="preserve">and a starting value</w:delText>
-        </w:r>
-      </w:del>
-      <w:del w:id="162" w:author="PR Preview" w:date="2026-01-01T00:00:00Z">
-        <w:r>
-          <w:delText xml:space="preserve"> </w:delText>
-        </w:r>
-      </w:del>
-      <w:del w:id="163" w:author="PR Preview" w:date="2026-01-01T00:00:00Z">
-        <w:r>
-          <w:delText xml:space="preserve">$\mathord{\smash[b]{\underset{\raise.3ex\hbox{$\scriptstyle\sim$}}{\theta}}\vphantom{\theta}}^{(1)}$</w:delText>
-        </w:r>
-      </w:del>
-      <w:del w:id="164" w:author="PR Preview" w:date="2026-01-01T00:00:00Z">
-        <w:r>
-          <w:delText xml:space="preserve">,</w:delText>
-        </w:r>
-      </w:del>
-      <w:del w:id="165" w:author="PR Preview" w:date="2026-01-01T00:00:00Z">
-        <w:r>
-          <w:delText xml:space="preserve"> </w:delText>
-        </w:r>
-      </w:del>
-      <w:del w:id="166" w:author="PR Preview" w:date="2026-01-01T00:00:00Z">
-        <w:r>
-          <w:delText xml:space="preserve">the</w:delText>
-        </w:r>
-      </w:del>
-      <w:del w:id="167" w:author="PR Preview" w:date="2026-01-01T00:00:00Z">
-        <w:r>
-          <w:delText xml:space="preserve"> </w:delText>
-        </w:r>
-      </w:del>
-      <w:del w:id="168" w:author="PR Preview" w:date="2026-01-01T00:00:00Z">
-        <w:r>
-          <w:rPr>
-            <w:b/>
-            <w:bCs/>
-          </w:rPr>
-          <w:delText xml:space="preserve">Metropolis–Hastings algorithm</w:delText>
-        </w:r>
-      </w:del>
-      <w:del w:id="169" w:author="PR Preview" w:date="2026-01-01T00:00:00Z">
-        <w:r>
-          <w:delText xml:space="preserve"> </w:delText>
-        </w:r>
-      </w:del>
-      <w:del w:id="170" w:author="PR Preview" w:date="2026-01-01T00:00:00Z">
-        <w:r>
-          <w:delText xml:space="preserve">produces</w:delText>
-        </w:r>
-      </w:del>
-      <w:del w:id="171" w:author="PR Preview" w:date="2026-01-01T00:00:00Z">
-        <w:r>
-          <w:delText xml:space="preserve"> </w:delText>
-        </w:r>
-      </w:del>
-      <w:del w:id="172" w:author="PR Preview" w:date="2026-01-01T00:00:00Z">
-        <w:r>
-          <w:delText xml:space="preserve">$\mathord{\smash[b]{\underset{\raise.3ex\hbox{$\scriptstyle\sim$}}{\theta}}\vphantom{\theta}}^{(t+1)}$</w:delText>
-        </w:r>
-      </w:del>
-      <w:del w:id="173" w:author="PR Preview" w:date="2026-01-01T00:00:00Z">
-        <w:r>
-          <w:delText xml:space="preserve"> </w:delText>
-        </w:r>
-      </w:del>
-      <w:del w:id="174" w:author="PR Preview" w:date="2026-01-01T00:00:00Z">
-        <w:r>
-          <w:delText xml:space="preserve">from</w:delText>
-        </w:r>
-      </w:del>
-      <w:del w:id="175" w:author="PR Preview" w:date="2026-01-01T00:00:00Z">
-        <w:r>
-          <w:delText xml:space="preserve"> </w:delText>
-        </w:r>
-      </w:del>
-      <w:del w:id="176" w:author="PR Preview" w:date="2026-01-01T00:00:00Z">
-        <w:r>
-          <w:delText xml:space="preserve">$\mathord{\smash[b]{\underset{\raise.3ex\hbox{$\scriptstyle\sim$}}{\theta}}\vphantom{\theta}}^{(t)}$</w:delText>
-        </w:r>
-      </w:del>
-      <w:del w:id="177" w:author="PR Preview" w:date="2026-01-01T00:00:00Z">
-        <w:r>
-          <w:delText xml:space="preserve"> </w:delText>
-        </w:r>
-      </w:del>
-      <w:del w:id="178" w:author="PR Preview" w:date="2026-01-01T00:00:00Z">
-        <w:r>
-          <w:delText xml:space="preserve">as follows</w:delText>
-        </w:r>
-      </w:del>
-      <w:del w:id="179" w:author="PR Preview" w:date="2026-01-01T00:00:00Z">
-        <w:r>
-          <w:delText xml:space="preserve"> </w:delText>
-        </w:r>
-      </w:del>
-      <w:del w:id="180" w:author="PR Preview" w:date="2026-01-01T00:00:00Z">
-        <w:r>
-          <w:delText xml:space="preserve">[1, Ch. 13], p. 291</w:delText>
-        </w:r>
-      </w:del>
-      <w:del w:id="181" w:author="PR Preview" w:date="2026-01-01T00:00:00Z">
-        <w:r>
-          <w:delText xml:space="preserve"> </w:delText>
-        </w:r>
-      </w:del>
-      <w:del w:id="182" w:author="PR Preview" w:date="2026-01-01T00:00:00Z">
-        <w:r>
-          <w:delText xml:space="preserve">[9]</w:delText>
-        </w:r>
-      </w:del>
-      <w:del w:id="183" w:author="PR Preview" w:date="2026-01-01T00:00:00Z">
-        <w:r>
-          <w:delText xml:space="preserve">:</w:delText>
-        </w:r>
-      </w:del>
-    </w:p>
-    <w:p>
-      <w:pPr>
-        <w:pStyle w:val="BodyText"/>
-      </w:pPr>
-      <w:ins w:id="184" w:author="PR Preview" w:date="2026-01-01T00:00:00Z">
-        <w:r>
-          <w:rPr>
-            <w:b/>
-            <w:bCs/>
-          </w:rPr>
-          <w:t xml:space="preserve">Definition 8 (Metropolis–Hastings algorithm)</w:t>
-        </w:r>
-      </w:ins>
-      <w:ins w:id="185" w:author="PR Preview" w:date="2026-01-01T00:00:00Z">
-        <w:r>
-          <w:t xml:space="preserve"> </w:t>
-        </w:r>
-      </w:ins>
-      <w:ins w:id="186" w:author="PR Preview" w:date="2026-01-01T00:00:00Z">
-        <w:r>
-          <w:t xml:space="preserve">Given a target posterior</w:t>
-        </w:r>
-      </w:ins>
-      <w:ins w:id="187" w:author="PR Preview" w:date="2026-01-01T00:00:00Z">
-        <w:r>
-          <w:t xml:space="preserve"> </w:t>
-        </w:r>
-      </w:ins>
-      <w:ins w:id="188" w:author="PR Preview" w:date="2026-01-01T00:00:00Z">
-        <w:r>
-          <w:t xml:space="preserve">$\operatorname{p}(\mathord{\smash[b]{\underset{\raise.3ex\hbox{$\scriptstyle\sim$}}{\theta}}\vphantom{\theta}}\mid \mathord{\smash[b]{\underset{\raise.3ex\hbox{$\scriptstyle\sim$}}{y}}\vphantom{y}})$</w:t>
-        </w:r>
-      </w:ins>
-      <w:ins w:id="189" w:author="PR Preview" w:date="2026-01-01T00:00:00Z">
-        <w:r>
-          <w:t xml:space="preserve">,</w:t>
-        </w:r>
-      </w:ins>
-      <w:ins w:id="190" w:author="PR Preview" w:date="2026-01-01T00:00:00Z">
-        <w:r>
-          <w:t xml:space="preserve"> </w:t>
-        </w:r>
-      </w:ins>
-      <w:ins w:id="191" w:author="PR Preview" w:date="2026-01-01T00:00:00Z">
-        <w:r>
-          <w:t xml:space="preserve">a</w:t>
-        </w:r>
-      </w:ins>
-      <w:ins w:id="192" w:author="PR Preview" w:date="2026-01-01T00:00:00Z">
-        <w:r>
-          <w:t xml:space="preserve"> </w:t>
-        </w:r>
-      </w:ins>
-      <w:hyperlink w:anchor="def-proposal-distribution">
-        <w:ins w:id="193" w:author="PR Preview" w:date="2026-01-01T00:00:00Z">
-          <w:r>
-            <w:rPr>
-              <w:rStyle w:val="Hyperlink"/>
-            </w:rPr>
-            <w:t xml:space="preserve">proposal distribution</w:t>
-          </w:r>
-        </w:ins>
-      </w:hyperlink>
-      <w:ins w:id="194" w:author="PR Preview" w:date="2026-01-01T00:00:00Z">
-        <w:r>
-          <w:t xml:space="preserve"> </w:t>
-        </w:r>
-      </w:ins>
-      <w:ins w:id="195" w:author="PR Preview" w:date="2026-01-01T00:00:00Z">
-        <w:r>
-          <w:t xml:space="preserve">$q(\cdot \mid \mathord{\smash[b]{\underset{\raise.3ex\hbox{$\scriptstyle\sim$}}{\theta}}\vphantom{\theta}})$</w:t>
-        </w:r>
-      </w:ins>
-      <w:ins w:id="196" w:author="PR Preview" w:date="2026-01-01T00:00:00Z">
-        <w:r>
-          <w:t xml:space="preserve">,</w:t>
-        </w:r>
-      </w:ins>
-      <w:ins w:id="197" w:author="PR Preview" w:date="2026-01-01T00:00:00Z">
-        <w:r>
-          <w:t xml:space="preserve"> </w:t>
-        </w:r>
-      </w:ins>
-      <w:ins w:id="198" w:author="PR Preview" w:date="2026-01-01T00:00:00Z">
-        <w:r>
-          <w:t xml:space="preserve">and a starting value</w:t>
-        </w:r>
-      </w:ins>
-      <w:ins w:id="199" w:author="PR Preview" w:date="2026-01-01T00:00:00Z">
-        <w:r>
-          <w:t xml:space="preserve"> </w:t>
-        </w:r>
-      </w:ins>
-      <w:ins w:id="200" w:author="PR Preview" w:date="2026-01-01T00:00:00Z">
-        <w:r>
-          <w:t xml:space="preserve">$\mathord{\smash[b]{\underset{\raise.3ex\hbox{$\scriptstyle\sim$}}{\theta}}\vphantom{\theta}}^{(1)}$</w:t>
-        </w:r>
-      </w:ins>
-      <w:ins w:id="201" w:author="PR Preview" w:date="2026-01-01T00:00:00Z">
-        <w:r>
-          <w:t xml:space="preserve">,</w:t>
-        </w:r>
-      </w:ins>
-      <w:ins w:id="202" w:author="PR Preview" w:date="2026-01-01T00:00:00Z">
-        <w:r>
-          <w:t xml:space="preserve"> </w:t>
-        </w:r>
-      </w:ins>
-      <w:ins w:id="203" w:author="PR Preview" w:date="2026-01-01T00:00:00Z">
-        <w:r>
-          <w:t xml:space="preserve">the</w:t>
-        </w:r>
-      </w:ins>
-      <w:ins w:id="204" w:author="PR Preview" w:date="2026-01-01T00:00:00Z">
-        <w:r>
-          <w:t xml:space="preserve"> </w:t>
-        </w:r>
-      </w:ins>
-      <w:ins w:id="205" w:author="PR Preview" w:date="2026-01-01T00:00:00Z">
-        <w:r>
-          <w:rPr>
-            <w:b/>
-            <w:bCs/>
-          </w:rPr>
-          <w:t xml:space="preserve">Metropolis–Hastings algorithm</w:t>
-        </w:r>
-      </w:ins>
-      <w:ins w:id="206" w:author="PR Preview" w:date="2026-01-01T00:00:00Z">
-        <w:r>
-          <w:t xml:space="preserve"> </w:t>
-        </w:r>
-      </w:ins>
-      <w:ins w:id="207" w:author="PR Preview" w:date="2026-01-01T00:00:00Z">
-        <w:r>
-          <w:t xml:space="preserve">produces</w:t>
-        </w:r>
-      </w:ins>
-      <w:ins w:id="208" w:author="PR Preview" w:date="2026-01-01T00:00:00Z">
-        <w:r>
-          <w:t xml:space="preserve"> </w:t>
-        </w:r>
-      </w:ins>
-      <w:ins w:id="209" w:author="PR Preview" w:date="2026-01-01T00:00:00Z">
-        <w:r>
-          <w:t xml:space="preserve">$\mathord{\smash[b]{\underset{\raise.3ex\hbox{$\scriptstyle\sim$}}{\theta}}\vphantom{\theta}}^{(t+1)}$</w:t>
-        </w:r>
-      </w:ins>
-      <w:ins w:id="210" w:author="PR Preview" w:date="2026-01-01T00:00:00Z">
-        <w:r>
-          <w:t xml:space="preserve"> </w:t>
-        </w:r>
-      </w:ins>
-      <w:ins w:id="211" w:author="PR Preview" w:date="2026-01-01T00:00:00Z">
-        <w:r>
-          <w:t xml:space="preserve">from</w:t>
-        </w:r>
-      </w:ins>
-      <w:ins w:id="212" w:author="PR Preview" w:date="2026-01-01T00:00:00Z">
-        <w:r>
-          <w:t xml:space="preserve"> </w:t>
-        </w:r>
-      </w:ins>
-      <w:ins w:id="213" w:author="PR Preview" w:date="2026-01-01T00:00:00Z">
-        <w:r>
-          <w:t xml:space="preserve">$\mathord{\smash[b]{\underset{\raise.3ex\hbox{$\scriptstyle\sim$}}{\theta}}\vphantom{\theta}}^{(t)}$</w:t>
-        </w:r>
-      </w:ins>
-      <w:ins w:id="214" w:author="PR Preview" w:date="2026-01-01T00:00:00Z">
-        <w:r>
-          <w:t xml:space="preserve"> </w:t>
-        </w:r>
-      </w:ins>
-      <w:ins w:id="215" w:author="PR Preview" w:date="2026-01-01T00:00:00Z">
-        <w:r>
-          <w:t xml:space="preserve">as follows</w:t>
-        </w:r>
-      </w:ins>
-      <w:ins w:id="216" w:author="PR Preview" w:date="2026-01-01T00:00:00Z">
-        <w:r>
-          <w:t xml:space="preserve"> </w:t>
-        </w:r>
-      </w:ins>
-      <w:ins w:id="217" w:author="PR Preview" w:date="2026-01-01T00:00:00Z">
-        <w:r>
-          <w:t xml:space="preserve">[1, Ch. 13], p. 291</w:t>
-        </w:r>
-      </w:ins>
-      <w:ins w:id="218" w:author="PR Preview" w:date="2026-01-01T00:00:00Z">
-        <w:r>
-          <w:t xml:space="preserve">:</w:t>
-        </w:r>
-      </w:ins>
+      <w:r>
+        <w:t xml:space="preserve"> </w:t>
+      </w:r>
+      <w:r>
+        <w:t xml:space="preserve">$q(\cdot \mid \mathord{\smash[b]{\underset{\raise.3ex\hbox{$\scriptstyle\sim$}}{\theta}}\vphantom{\theta}})$</w:t>
+      </w:r>
+      <w:r>
+        <w:t xml:space="preserve">,</w:t>
+      </w:r>
+      <w:r>
+        <w:t xml:space="preserve"> </w:t>
+      </w:r>
+      <w:r>
+        <w:t xml:space="preserve">and a starting value</w:t>
+      </w:r>
+      <w:r>
+        <w:t xml:space="preserve"> </w:t>
+      </w:r>
+      <w:r>
+        <w:t xml:space="preserve">$\mathord{\smash[b]{\underset{\raise.3ex\hbox{$\scriptstyle\sim$}}{\theta}}\vphantom{\theta}}^{(1)}$</w:t>
+      </w:r>
+      <w:r>
+        <w:t xml:space="preserve">,</w:t>
+      </w:r>
+      <w:r>
+        <w:t xml:space="preserve"> </w:t>
+      </w:r>
+      <w:r>
+        <w:t xml:space="preserve">the</w:t>
+      </w:r>
+      <w:r>
+        <w:t xml:space="preserve"> </w:t>
+      </w:r>
+      <w:r>
+        <w:rPr>
+          <w:b/>
+          <w:bCs/>
+        </w:rPr>
+        <w:t xml:space="preserve">Metropolis–Hastings algorithm</w:t>
+      </w:r>
+      <w:r>
+        <w:t xml:space="preserve"> </w:t>
+      </w:r>
+      <w:r>
+        <w:t xml:space="preserve">produces</w:t>
+      </w:r>
+      <w:r>
+        <w:t xml:space="preserve"> </w:t>
+      </w:r>
+      <w:r>
+        <w:t xml:space="preserve">$\mathord{\smash[b]{\underset{\raise.3ex\hbox{$\scriptstyle\sim$}}{\theta}}\vphantom{\theta}}^{(t+1)}$</w:t>
+      </w:r>
+      <w:r>
+        <w:t xml:space="preserve"> </w:t>
+      </w:r>
+      <w:r>
+        <w:t xml:space="preserve">from</w:t>
+      </w:r>
+      <w:r>
+        <w:t xml:space="preserve"> </w:t>
+      </w:r>
+      <w:r>
+        <w:t xml:space="preserve">$\mathord{\smash[b]{\underset{\raise.3ex\hbox{$\scriptstyle\sim$}}{\theta}}\vphantom{\theta}}^{(t)}$</w:t>
+      </w:r>
+      <w:r>
+        <w:t xml:space="preserve"> </w:t>
+      </w:r>
+      <w:r>
+        <w:t xml:space="preserve">as follows</w:t>
+      </w:r>
+      <w:r>
+        <w:t xml:space="preserve"> </w:t>
+      </w:r>
+      <w:r>
+        <w:t xml:space="preserve">[1, Ch. 13], p. 291</w:t>
+      </w:r>
+      <w:r>
+        <w:t xml:space="preserve">:</w:t>
+      </w:r>
     </w:p>
     <w:p>
       <w:pPr>
@@ -14668,104 +13822,68 @@
       <w:pPr>
         <w:pStyle w:val="BodyText"/>
       </w:pPr>
-      <w:del w:id="219" w:author="PR Preview" w:date="2026-01-01T00:00:00Z">
-        <w:r>
-          <w:rPr>
-            <w:b/>
-            <w:bCs/>
-          </w:rPr>
-          <w:delText xml:space="preserve">Definition 12 (Gibbs sampler)</w:delText>
-        </w:r>
-      </w:del>
-      <w:del w:id="220" w:author="PR Preview" w:date="2026-01-01T00:00:00Z">
-        <w:r>
-          <w:delText xml:space="preserve"> </w:delText>
-        </w:r>
-      </w:del>
-      <w:del w:id="221" w:author="PR Preview" w:date="2026-01-01T00:00:00Z">
-        <w:r>
-          <w:delText xml:space="preserve">The</w:delText>
-        </w:r>
-      </w:del>
-      <w:del w:id="222" w:author="PR Preview" w:date="2026-01-01T00:00:00Z">
-        <w:r>
-          <w:delText xml:space="preserve"> </w:delText>
-        </w:r>
-      </w:del>
-      <w:del w:id="223" w:author="PR Preview" w:date="2026-01-01T00:00:00Z">
-        <w:r>
-          <w:rPr>
-            <w:b/>
-            <w:bCs/>
-          </w:rPr>
-          <w:delText xml:space="preserve">Gibbs sampler</w:delText>
-        </w:r>
-      </w:del>
-      <w:del w:id="224" w:author="PR Preview" w:date="2026-01-01T00:00:00Z">
-        <w:r>
-          <w:delText xml:space="preserve"> </w:delText>
-        </w:r>
-      </w:del>
-      <w:del w:id="225" w:author="PR Preview" w:date="2026-01-01T00:00:00Z">
-        <w:r>
-          <w:delText xml:space="preserve">produces</w:delText>
-        </w:r>
-      </w:del>
-      <w:del w:id="226" w:author="PR Preview" w:date="2026-01-01T00:00:00Z">
-        <w:r>
-          <w:delText xml:space="preserve"> </w:delText>
-        </w:r>
-      </w:del>
-      <w:del w:id="227" w:author="PR Preview" w:date="2026-01-01T00:00:00Z">
-        <w:r>
-          <w:delText xml:space="preserve">$\mathord{\smash[b]{\underset{\raise.3ex\hbox{$\scriptstyle\sim$}}{\theta}}\vphantom{\theta}}^{(t+1)}$</w:delText>
-        </w:r>
-      </w:del>
-      <w:del w:id="228" w:author="PR Preview" w:date="2026-01-01T00:00:00Z">
-        <w:r>
-          <w:delText xml:space="preserve"> </w:delText>
-        </w:r>
-      </w:del>
-      <w:del w:id="229" w:author="PR Preview" w:date="2026-01-01T00:00:00Z">
-        <w:r>
-          <w:delText xml:space="preserve">from</w:delText>
-        </w:r>
-      </w:del>
-      <w:del w:id="230" w:author="PR Preview" w:date="2026-01-01T00:00:00Z">
-        <w:r>
-          <w:delText xml:space="preserve"> </w:delText>
-        </w:r>
-      </w:del>
-      <w:del w:id="231" w:author="PR Preview" w:date="2026-01-01T00:00:00Z">
-        <w:r>
-          <w:delText xml:space="preserve">$\mathord{\smash[b]{\underset{\raise.3ex\hbox{$\scriptstyle\sim$}}{\theta}}\vphantom{\theta}}^{(t)}$</w:delText>
-        </w:r>
-      </w:del>
-      <w:del w:id="232" w:author="PR Preview" w:date="2026-01-01T00:00:00Z">
-        <w:r>
-          <w:delText xml:space="preserve"> </w:delText>
-        </w:r>
-      </w:del>
-      <w:del w:id="233" w:author="PR Preview" w:date="2026-01-01T00:00:00Z">
-        <w:r>
-          <w:delText xml:space="preserve">by updating one component at a time:</w:delText>
-        </w:r>
-      </w:del>
-      <w:del w:id="234" w:author="PR Preview" w:date="2026-01-01T00:00:00Z">
-        <w:r>
-          <w:delText xml:space="preserve"> </w:delText>
-        </w:r>
-      </w:del>
-      <w:del w:id="235" w:author="PR Preview" w:date="2026-01-01T00:00:00Z">
-        <w:r>
-          <w:delText xml:space="preserve">for</w:delText>
-        </w:r>
-      </w:del>
-      <w:del w:id="236" w:author="PR Preview" w:date="2026-01-01T00:00:00Z">
-        <w:r>
-          <w:delText xml:space="preserve"> </w:delText>
-        </w:r>
-      </w:del>
+      <w:r>
+        <w:rPr>
+          <w:b/>
+          <w:bCs/>
+        </w:rPr>
+        <w:t xml:space="preserve">Definition 12 (Gibbs sampler)</w:t>
+      </w:r>
+      <w:r>
+        <w:t xml:space="preserve"> </w:t>
+      </w:r>
+      <w:r>
+        <w:t xml:space="preserve">The</w:t>
+      </w:r>
+      <w:r>
+        <w:t xml:space="preserve"> </w:t>
+      </w:r>
+      <w:r>
+        <w:rPr>
+          <w:b/>
+          <w:bCs/>
+        </w:rPr>
+        <w:t xml:space="preserve">Gibbs sampler</w:t>
+      </w:r>
+      <w:r>
+        <w:t xml:space="preserve"> </w:t>
+      </w:r>
+      <w:r>
+        <w:t xml:space="preserve">produces</w:t>
+      </w:r>
+      <w:r>
+        <w:t xml:space="preserve"> </w:t>
+      </w:r>
+      <w:r>
+        <w:t xml:space="preserve">$\mathord{\smash[b]{\underset{\raise.3ex\hbox{$\scriptstyle\sim$}}{\theta}}\vphantom{\theta}}^{(t+1)}$</w:t>
+      </w:r>
+      <w:r>
+        <w:t xml:space="preserve"> </w:t>
+      </w:r>
+      <w:r>
+        <w:t xml:space="preserve">from</w:t>
+      </w:r>
+      <w:r>
+        <w:t xml:space="preserve"> </w:t>
+      </w:r>
+      <w:r>
+        <w:t xml:space="preserve">$\mathord{\smash[b]{\underset{\raise.3ex\hbox{$\scriptstyle\sim$}}{\theta}}\vphantom{\theta}}^{(t)}$</w:t>
+      </w:r>
+      <w:r>
+        <w:t xml:space="preserve"> </w:t>
+      </w:r>
+      <w:r>
+        <w:t xml:space="preserve">by updating one component at a time:</w:t>
+      </w:r>
+      <w:r>
+        <w:t xml:space="preserve"> </w:t>
+      </w:r>
+      <w:r>
+        <w:t xml:space="preserve">for</w:t>
+      </w:r>
+      <w:r>
+        <w:t xml:space="preserve"> </w:t>
+      </w:r>
       <m:oMath>
         <m:r>
           <m:t>k</m:t>
@@ -14801,31 +13919,21 @@
           <m:t>K</m:t>
         </m:r>
       </m:oMath>
-      <w:del w:id="237" w:author="PR Preview" w:date="2026-01-01T00:00:00Z">
-        <w:r>
-          <w:delText xml:space="preserve"> </w:delText>
-        </w:r>
-      </w:del>
-      <w:del w:id="238" w:author="PR Preview" w:date="2026-01-01T00:00:00Z">
-        <w:r>
-          <w:delText xml:space="preserve">in turn,</w:delText>
-        </w:r>
-      </w:del>
-      <w:del w:id="239" w:author="PR Preview" w:date="2026-01-01T00:00:00Z">
-        <w:r>
-          <w:delText xml:space="preserve"> </w:delText>
-        </w:r>
-      </w:del>
-      <w:del w:id="240" w:author="PR Preview" w:date="2026-01-01T00:00:00Z">
-        <w:r>
-          <w:delText xml:space="preserve">it draws</w:delText>
-        </w:r>
-      </w:del>
-      <w:del w:id="241" w:author="PR Preview" w:date="2026-01-01T00:00:00Z">
-        <w:r>
-          <w:delText xml:space="preserve"> </w:delText>
-        </w:r>
-      </w:del>
+      <w:r>
+        <w:t xml:space="preserve"> </w:t>
+      </w:r>
+      <w:r>
+        <w:t xml:space="preserve">in turn,</w:t>
+      </w:r>
+      <w:r>
+        <w:t xml:space="preserve"> </w:t>
+      </w:r>
+      <w:r>
+        <w:t xml:space="preserve">it draws</w:t>
+      </w:r>
+      <w:r>
+        <w:t xml:space="preserve"> </w:t>
+      </w:r>
       <m:oMath>
         <m:sSubSup>
           <m:e>
@@ -14866,46 +13974,32 @@
           </m:sup>
         </m:sSubSup>
       </m:oMath>
-      <w:del w:id="242" w:author="PR Preview" w:date="2026-01-01T00:00:00Z">
+      <w:r>
+        <w:t xml:space="preserve"> </w:t>
+      </w:r>
+      <w:r>
+        <w:t xml:space="preserve">from the</w:t>
+      </w:r>
+      <w:r>
+        <w:t xml:space="preserve"> </w:t>
+      </w:r>
+      <w:hyperlink w:anchor="def-full-conditional">
         <w:r>
-          <w:delText xml:space="preserve"> </w:delText>
+          <w:rPr>
+            <w:rStyle w:val="Hyperlink"/>
+          </w:rPr>
+          <w:t xml:space="preserve">full conditional distribution</w:t>
         </w:r>
-      </w:del>
-      <w:del w:id="243" w:author="PR Preview" w:date="2026-01-01T00:00:00Z">
-        <w:r>
-          <w:delText xml:space="preserve">from the</w:delText>
-        </w:r>
-      </w:del>
-      <w:del w:id="244" w:author="PR Preview" w:date="2026-01-01T00:00:00Z">
-        <w:r>
-          <w:delText xml:space="preserve"> </w:delText>
-        </w:r>
-      </w:del>
-      <w:hyperlink w:anchor="def-full-conditional">
-        <w:del w:id="245" w:author="PR Preview" w:date="2026-01-01T00:00:00Z">
-          <w:r>
-            <w:rPr>
-              <w:rStyle w:val="Hyperlink"/>
-            </w:rPr>
-            <w:delText xml:space="preserve">full conditional distribution</w:delText>
-          </w:r>
-        </w:del>
       </w:hyperlink>
-      <w:del w:id="246" w:author="PR Preview" w:date="2026-01-01T00:00:00Z">
-        <w:r>
-          <w:delText xml:space="preserve"> </w:delText>
-        </w:r>
-      </w:del>
-      <w:del w:id="247" w:author="PR Preview" w:date="2026-01-01T00:00:00Z">
-        <w:r>
-          <w:delText xml:space="preserve">of</w:delText>
-        </w:r>
-      </w:del>
-      <w:del w:id="248" w:author="PR Preview" w:date="2026-01-01T00:00:00Z">
-        <w:r>
-          <w:delText xml:space="preserve"> </w:delText>
-        </w:r>
-      </w:del>
+      <w:r>
+        <w:t xml:space="preserve"> </w:t>
+      </w:r>
+      <w:r>
+        <w:t xml:space="preserve">of</w:t>
+      </w:r>
+      <w:r>
+        <w:t xml:space="preserve"> </w:t>
+      </w:r>
       <m:oMath>
         <m:sSub>
           <m:e>
@@ -14920,333 +14014,24 @@
           </m:sub>
         </m:sSub>
       </m:oMath>
-      <w:del w:id="249" w:author="PR Preview" w:date="2026-01-01T00:00:00Z">
-        <w:r>
-          <w:delText xml:space="preserve">,</w:delText>
-        </w:r>
-      </w:del>
-      <w:del w:id="250" w:author="PR Preview" w:date="2026-01-01T00:00:00Z">
-        <w:r>
-          <w:delText xml:space="preserve"> </w:delText>
-        </w:r>
-      </w:del>
-      <w:del w:id="251" w:author="PR Preview" w:date="2026-01-01T00:00:00Z">
-        <w:r>
-          <w:delText xml:space="preserve">with each other component set to its most recent value</w:delText>
-        </w:r>
-      </w:del>
-      <w:del w:id="252" w:author="PR Preview" w:date="2026-01-01T00:00:00Z">
-        <w:r>
-          <w:delText xml:space="preserve"> </w:delText>
-        </w:r>
-      </w:del>
-      <w:del w:id="253" w:author="PR Preview" w:date="2026-01-01T00:00:00Z">
-        <w:r>
-          <w:delText xml:space="preserve">[1, Ch. 13], p. 293</w:delText>
-        </w:r>
-      </w:del>
-      <w:del w:id="254" w:author="PR Preview" w:date="2026-01-01T00:00:00Z">
-        <w:r>
-          <w:delText xml:space="preserve"> </w:delText>
-        </w:r>
-      </w:del>
-      <w:del w:id="255" w:author="PR Preview" w:date="2026-01-01T00:00:00Z">
-        <w:r>
-          <w:delText xml:space="preserve">[10]</w:delText>
-        </w:r>
-      </w:del>
-      <w:del w:id="256" w:author="PR Preview" w:date="2026-01-01T00:00:00Z">
-        <w:r>
-          <w:delText xml:space="preserve">.</w:delText>
-        </w:r>
-      </w:del>
-    </w:p>
-    <w:p>
-      <w:pPr>
-        <w:pStyle w:val="BodyText"/>
-      </w:pPr>
-      <w:ins w:id="257" w:author="PR Preview" w:date="2026-01-01T00:00:00Z">
-        <w:r>
-          <w:rPr>
-            <w:b/>
-            <w:bCs/>
-          </w:rPr>
-          <w:t xml:space="preserve">Definition 12 (Gibbs sampler)</w:t>
-        </w:r>
-      </w:ins>
-      <w:ins w:id="258" w:author="PR Preview" w:date="2026-01-01T00:00:00Z">
-        <w:r>
-          <w:t xml:space="preserve"> </w:t>
-        </w:r>
-      </w:ins>
-      <w:ins w:id="259" w:author="PR Preview" w:date="2026-01-01T00:00:00Z">
-        <w:r>
-          <w:t xml:space="preserve">The</w:t>
-        </w:r>
-      </w:ins>
-      <w:ins w:id="260" w:author="PR Preview" w:date="2026-01-01T00:00:00Z">
-        <w:r>
-          <w:t xml:space="preserve"> </w:t>
-        </w:r>
-      </w:ins>
-      <w:ins w:id="261" w:author="PR Preview" w:date="2026-01-01T00:00:00Z">
-        <w:r>
-          <w:rPr>
-            <w:b/>
-            <w:bCs/>
-          </w:rPr>
-          <w:t xml:space="preserve">Gibbs sampler</w:t>
-        </w:r>
-      </w:ins>
-      <w:ins w:id="262" w:author="PR Preview" w:date="2026-01-01T00:00:00Z">
-        <w:r>
-          <w:t xml:space="preserve"> </w:t>
-        </w:r>
-      </w:ins>
-      <w:ins w:id="263" w:author="PR Preview" w:date="2026-01-01T00:00:00Z">
-        <w:r>
-          <w:t xml:space="preserve">produces</w:t>
-        </w:r>
-      </w:ins>
-      <w:ins w:id="264" w:author="PR Preview" w:date="2026-01-01T00:00:00Z">
-        <w:r>
-          <w:t xml:space="preserve"> </w:t>
-        </w:r>
-      </w:ins>
-      <w:ins w:id="265" w:author="PR Preview" w:date="2026-01-01T00:00:00Z">
-        <w:r>
-          <w:t xml:space="preserve">$\mathord{\smash[b]{\underset{\raise.3ex\hbox{$\scriptstyle\sim$}}{\theta}}\vphantom{\theta}}^{(t+1)}$</w:t>
-        </w:r>
-      </w:ins>
-      <w:ins w:id="266" w:author="PR Preview" w:date="2026-01-01T00:00:00Z">
-        <w:r>
-          <w:t xml:space="preserve"> </w:t>
-        </w:r>
-      </w:ins>
-      <w:ins w:id="267" w:author="PR Preview" w:date="2026-01-01T00:00:00Z">
-        <w:r>
-          <w:t xml:space="preserve">from</w:t>
-        </w:r>
-      </w:ins>
-      <w:ins w:id="268" w:author="PR Preview" w:date="2026-01-01T00:00:00Z">
-        <w:r>
-          <w:t xml:space="preserve"> </w:t>
-        </w:r>
-      </w:ins>
-      <w:ins w:id="269" w:author="PR Preview" w:date="2026-01-01T00:00:00Z">
-        <w:r>
-          <w:t xml:space="preserve">$\mathord{\smash[b]{\underset{\raise.3ex\hbox{$\scriptstyle\sim$}}{\theta}}\vphantom{\theta}}^{(t)}$</w:t>
-        </w:r>
-      </w:ins>
-      <w:ins w:id="270" w:author="PR Preview" w:date="2026-01-01T00:00:00Z">
-        <w:r>
-          <w:t xml:space="preserve"> </w:t>
-        </w:r>
-      </w:ins>
-      <w:ins w:id="271" w:author="PR Preview" w:date="2026-01-01T00:00:00Z">
-        <w:r>
-          <w:t xml:space="preserve">by updating one component at a time:</w:t>
-        </w:r>
-      </w:ins>
-      <w:ins w:id="272" w:author="PR Preview" w:date="2026-01-01T00:00:00Z">
-        <w:r>
-          <w:t xml:space="preserve"> </w:t>
-        </w:r>
-      </w:ins>
-      <w:ins w:id="273" w:author="PR Preview" w:date="2026-01-01T00:00:00Z">
-        <w:r>
-          <w:t xml:space="preserve">for</w:t>
-        </w:r>
-      </w:ins>
-      <w:ins w:id="274" w:author="PR Preview" w:date="2026-01-01T00:00:00Z">
-        <w:r>
-          <w:t xml:space="preserve"> </w:t>
-        </w:r>
-      </w:ins>
-      <m:oMath>
-        <m:r>
-          <m:t>k</m:t>
-        </m:r>
-        <m:r>
-          <m:rPr>
-            <m:sty m:val="p"/>
-          </m:rPr>
-          <m:t>=</m:t>
-        </m:r>
-        <m:r>
-          <m:t>1</m:t>
-        </m:r>
-        <m:r>
-          <m:rPr>
-            <m:sty m:val="p"/>
-          </m:rPr>
-          <m:t>,</m:t>
-        </m:r>
-        <m:r>
-          <m:rPr>
-            <m:sty m:val="p"/>
-          </m:rPr>
-          <m:t>…</m:t>
-        </m:r>
-        <m:r>
-          <m:rPr>
-            <m:sty m:val="p"/>
-          </m:rPr>
-          <m:t>,</m:t>
-        </m:r>
-        <m:r>
-          <m:t>K</m:t>
-        </m:r>
-      </m:oMath>
-      <w:ins w:id="275" w:author="PR Preview" w:date="2026-01-01T00:00:00Z">
-        <w:r>
-          <w:t xml:space="preserve"> </w:t>
-        </w:r>
-      </w:ins>
-      <w:ins w:id="276" w:author="PR Preview" w:date="2026-01-01T00:00:00Z">
-        <w:r>
-          <w:t xml:space="preserve">in turn,</w:t>
-        </w:r>
-      </w:ins>
-      <w:ins w:id="277" w:author="PR Preview" w:date="2026-01-01T00:00:00Z">
-        <w:r>
-          <w:t xml:space="preserve"> </w:t>
-        </w:r>
-      </w:ins>
-      <w:ins w:id="278" w:author="PR Preview" w:date="2026-01-01T00:00:00Z">
-        <w:r>
-          <w:t xml:space="preserve">it draws</w:t>
-        </w:r>
-      </w:ins>
-      <w:ins w:id="279" w:author="PR Preview" w:date="2026-01-01T00:00:00Z">
-        <w:r>
-          <w:t xml:space="preserve"> </w:t>
-        </w:r>
-      </w:ins>
-      <m:oMath>
-        <m:sSubSup>
-          <m:e>
-            <m:r>
-              <m:t>θ</m:t>
-            </m:r>
-          </m:e>
-          <m:sub>
-            <m:r>
-              <m:t>k</m:t>
-            </m:r>
-          </m:sub>
-          <m:sup>
-            <m:r>
-              <m:rPr>
-                <m:sty m:val="p"/>
-              </m:rPr>
-              <m:t>(</m:t>
-            </m:r>
-            <m:r>
-              <m:t>t</m:t>
-            </m:r>
-            <m:r>
-              <m:rPr>
-                <m:sty m:val="p"/>
-              </m:rPr>
-              <m:t>+</m:t>
-            </m:r>
-            <m:r>
-              <m:t>1</m:t>
-            </m:r>
-            <m:r>
-              <m:rPr>
-                <m:sty m:val="p"/>
-              </m:rPr>
-              <m:t>)</m:t>
-            </m:r>
-          </m:sup>
-        </m:sSubSup>
-      </m:oMath>
-      <w:ins w:id="280" w:author="PR Preview" w:date="2026-01-01T00:00:00Z">
-        <w:r>
-          <w:t xml:space="preserve"> </w:t>
-        </w:r>
-      </w:ins>
-      <w:ins w:id="281" w:author="PR Preview" w:date="2026-01-01T00:00:00Z">
-        <w:r>
-          <w:t xml:space="preserve">from the</w:t>
-        </w:r>
-      </w:ins>
-      <w:ins w:id="282" w:author="PR Preview" w:date="2026-01-01T00:00:00Z">
-        <w:r>
-          <w:t xml:space="preserve"> </w:t>
-        </w:r>
-      </w:ins>
-      <w:hyperlink w:anchor="def-full-conditional">
-        <w:ins w:id="283" w:author="PR Preview" w:date="2026-01-01T00:00:00Z">
-          <w:r>
-            <w:rPr>
-              <w:rStyle w:val="Hyperlink"/>
-            </w:rPr>
-            <w:t xml:space="preserve">full conditional distribution</w:t>
-          </w:r>
-        </w:ins>
-      </w:hyperlink>
-      <w:ins w:id="284" w:author="PR Preview" w:date="2026-01-01T00:00:00Z">
-        <w:r>
-          <w:t xml:space="preserve"> </w:t>
-        </w:r>
-      </w:ins>
-      <w:ins w:id="285" w:author="PR Preview" w:date="2026-01-01T00:00:00Z">
-        <w:r>
-          <w:t xml:space="preserve">of</w:t>
-        </w:r>
-      </w:ins>
-      <w:ins w:id="286" w:author="PR Preview" w:date="2026-01-01T00:00:00Z">
-        <w:r>
-          <w:t xml:space="preserve"> </w:t>
-        </w:r>
-      </w:ins>
-      <m:oMath>
-        <m:sSub>
-          <m:e>
-            <m:r>
-              <m:t>θ</m:t>
-            </m:r>
-          </m:e>
-          <m:sub>
-            <m:r>
-              <m:t>k</m:t>
-            </m:r>
-          </m:sub>
-        </m:sSub>
-      </m:oMath>
-      <w:ins w:id="287" w:author="PR Preview" w:date="2026-01-01T00:00:00Z">
-        <w:r>
-          <w:t xml:space="preserve">,</w:t>
-        </w:r>
-      </w:ins>
-      <w:ins w:id="288" w:author="PR Preview" w:date="2026-01-01T00:00:00Z">
-        <w:r>
-          <w:t xml:space="preserve"> </w:t>
-        </w:r>
-      </w:ins>
-      <w:ins w:id="289" w:author="PR Preview" w:date="2026-01-01T00:00:00Z">
-        <w:r>
-          <w:t xml:space="preserve">with each other component set to its most recent value</w:t>
-        </w:r>
-      </w:ins>
-      <w:ins w:id="290" w:author="PR Preview" w:date="2026-01-01T00:00:00Z">
-        <w:r>
-          <w:t xml:space="preserve"> </w:t>
-        </w:r>
-      </w:ins>
-      <w:ins w:id="291" w:author="PR Preview" w:date="2026-01-01T00:00:00Z">
-        <w:r>
-          <w:t xml:space="preserve">[1, Ch. 13], p. 293</w:t>
-        </w:r>
-      </w:ins>
-      <w:ins w:id="292" w:author="PR Preview" w:date="2026-01-01T00:00:00Z">
-        <w:r>
-          <w:t xml:space="preserve">.</w:t>
-        </w:r>
-      </w:ins>
+      <w:r>
+        <w:t xml:space="preserve">,</w:t>
+      </w:r>
+      <w:r>
+        <w:t xml:space="preserve"> </w:t>
+      </w:r>
+      <w:r>
+        <w:t xml:space="preserve">with each other component set to its most recent value</w:t>
+      </w:r>
+      <w:r>
+        <w:t xml:space="preserve"> </w:t>
+      </w:r>
+      <w:r>
+        <w:t xml:space="preserve">[1, Ch. 13], p. 293</w:t>
+      </w:r>
+      <w:r>
+        <w:t xml:space="preserve">.</w:t>
+      </w:r>
     </w:p>
     <w:p>
       <w:pPr>
@@ -21496,107 +20281,35 @@
       <w:pPr>
         <w:pStyle w:val="FirstParagraph"/>
       </w:pPr>
-      <w:del w:id="293" w:author="PR Preview" w:date="2026-01-01T00:00:00Z">
-        <w:r>
-          <w:rPr>
-            <w:b/>
-            <w:bCs/>
-          </w:rPr>
-          <w:delText xml:space="preserve">Definition 16 (Deviance information criterion)</w:delText>
-        </w:r>
-      </w:del>
-      <w:del w:id="294" w:author="PR Preview" w:date="2026-01-01T00:00:00Z">
-        <w:r>
-          <w:delText xml:space="preserve"> </w:delText>
-        </w:r>
-      </w:del>
-      <w:del w:id="295" w:author="PR Preview" w:date="2026-01-01T00:00:00Z">
-        <w:r>
-          <w:delText xml:space="preserve">The</w:delText>
-        </w:r>
-      </w:del>
-      <w:del w:id="296" w:author="PR Preview" w:date="2026-01-01T00:00:00Z">
-        <w:r>
-          <w:delText xml:space="preserve"> </w:delText>
-        </w:r>
-      </w:del>
-      <w:del w:id="297" w:author="PR Preview" w:date="2026-01-01T00:00:00Z">
-        <w:r>
-          <w:rPr>
-            <w:b/>
-            <w:bCs/>
-          </w:rPr>
-          <w:delText xml:space="preserve">deviance information criterion</w:delText>
-        </w:r>
-      </w:del>
-      <w:del w:id="298" w:author="PR Preview" w:date="2026-01-01T00:00:00Z">
-        <w:r>
-          <w:delText xml:space="preserve"> </w:delText>
-        </w:r>
-      </w:del>
-      <w:del w:id="299" w:author="PR Preview" w:date="2026-01-01T00:00:00Z">
-        <w:r>
-          <w:delText xml:space="preserve">is</w:delText>
-        </w:r>
-      </w:del>
-      <w:del w:id="300" w:author="PR Preview" w:date="2026-01-01T00:00:00Z">
-        <w:r>
-          <w:delText xml:space="preserve"> </w:delText>
-        </w:r>
-      </w:del>
-      <w:del w:id="301" w:author="PR Preview" w:date="2026-01-01T00:00:00Z">
-        <w:r>
-          <w:delText xml:space="preserve">[11]</w:delText>
-        </w:r>
-      </w:del>
-    </w:p>
-    <w:p>
-      <w:pPr>
-        <w:pStyle w:val="FirstParagraph"/>
-      </w:pPr>
-      <w:ins w:id="302" w:author="PR Preview" w:date="2026-01-01T00:00:00Z">
-        <w:r>
-          <w:rPr>
-            <w:b/>
-            <w:bCs/>
-          </w:rPr>
-          <w:t xml:space="preserve">Definition 16 (Deviance information criterion)</w:t>
-        </w:r>
-      </w:ins>
-      <w:ins w:id="303" w:author="PR Preview" w:date="2026-01-01T00:00:00Z">
-        <w:r>
-          <w:t xml:space="preserve"> </w:t>
-        </w:r>
-      </w:ins>
-      <w:ins w:id="304" w:author="PR Preview" w:date="2026-01-01T00:00:00Z">
-        <w:r>
-          <w:t xml:space="preserve">The</w:t>
-        </w:r>
-      </w:ins>
-      <w:ins w:id="305" w:author="PR Preview" w:date="2026-01-01T00:00:00Z">
-        <w:r>
-          <w:t xml:space="preserve"> </w:t>
-        </w:r>
-      </w:ins>
-      <w:ins w:id="306" w:author="PR Preview" w:date="2026-01-01T00:00:00Z">
-        <w:r>
-          <w:rPr>
-            <w:b/>
-            <w:bCs/>
-          </w:rPr>
-          <w:t xml:space="preserve">deviance information criterion</w:t>
-        </w:r>
-      </w:ins>
-      <w:ins w:id="307" w:author="PR Preview" w:date="2026-01-01T00:00:00Z">
-        <w:r>
-          <w:t xml:space="preserve"> </w:t>
-        </w:r>
-      </w:ins>
-      <w:ins w:id="308" w:author="PR Preview" w:date="2026-01-01T00:00:00Z">
-        <w:r>
-          <w:t xml:space="preserve">is</w:t>
-        </w:r>
-      </w:ins>
+      <w:r>
+        <w:rPr>
+          <w:b/>
+          <w:bCs/>
+        </w:rPr>
+        <w:t xml:space="preserve">Definition 16 (Deviance information criterion)</w:t>
+      </w:r>
+      <w:r>
+        <w:t xml:space="preserve"> </w:t>
+      </w:r>
+      <w:r>
+        <w:t xml:space="preserve">The</w:t>
+      </w:r>
+      <w:r>
+        <w:t xml:space="preserve"> </w:t>
+      </w:r>
+      <w:r>
+        <w:rPr>
+          <w:b/>
+          <w:bCs/>
+        </w:rPr>
+        <w:t xml:space="preserve">deviance information criterion</w:t>
+      </w:r>
+      <w:r>
+        <w:t xml:space="preserve"> </w:t>
+      </w:r>
+      <w:r>
+        <w:t xml:space="preserve">is</w:t>
+      </w:r>
     </w:p>
     <w:p>
       <w:pPr>

--- a/pr-preview/pr-341/mcmc-handout-tracked-changes.docx
+++ b/pr-preview/pr-341/mcmc-handout-tracked-changes.docx
@@ -16,7 +16,7 @@
       </w:pPr>
       <w:del w:id="1" w:author="PR Preview" w:date="2026-01-01T00:00:00Z">
         <w:r>
-          <w:delText xml:space="preserve">Last modified: 2026-10-19 01:42:24 (PDT)</w:delText>
+          <w:delText xml:space="preserve">Last modified: 2026-10-19 03:33:48 (PDT)</w:delText>
         </w:r>
       </w:del>
     </w:p>
@@ -26,7 +26,7 @@
       </w:pPr>
       <w:ins w:id="2" w:author="PR Preview" w:date="2026-01-01T00:00:00Z">
         <w:r>
-          <w:t xml:space="preserve">Last modified: 2026-10-19 01:55:24 (PDT)</w:t>
+          <w:t xml:space="preserve">Last modified: 2026-10-19 03:40:46 (PDT)</w:t>
         </w:r>
       </w:ins>
     </w:p>
@@ -463,7 +463,7 @@
         <m:sSub>
           <m:e>
             <m:r>
-              <m:t>ν</m:t>
+              <m:t>u</m:t>
             </m:r>
           </m:e>
           <m:sub>
@@ -489,7 +489,7 @@
         <m:sSub>
           <m:e>
             <m:r>
-              <m:t>ν</m:t>
+              <m:t>u</m:t>
             </m:r>
           </m:e>
           <m:sub>
@@ -1035,93 +1035,277 @@
       <w:pPr>
         <w:pStyle w:val="FirstParagraph"/>
       </w:pPr>
-      <w:r>
-        <w:rPr>
-          <w:b/>
-          <w:bCs/>
-        </w:rPr>
-        <w:t xml:space="preserve">Definition 2 (Monte Carlo estimate)</w:t>
-      </w:r>
-      <w:r>
-        <w:t xml:space="preserve"> </w:t>
-      </w:r>
-      <w:r>
-        <w:t xml:space="preserve">Given draws</w:t>
-      </w:r>
-      <w:r>
-        <w:t xml:space="preserve"> </w:t>
-      </w:r>
-      <w:r>
-        <w:t xml:space="preserve">$\mathord{\smash[b]{\underset{\raise.3ex\hbox{$\scriptstyle\sim$}}{\theta}}\vphantom{\theta}}^{(1)}, \ldots, \mathord{\smash[b]{\underset{\raise.3ex\hbox{$\scriptstyle\sim$}}{\theta}}\vphantom{\theta}}^{(M)} \ \sim_{\operatorname{iid}}\ \operatorname{p}(\mathord{\smash[b]{\underset{\raise.3ex\hbox{$\scriptstyle\sim$}}{\theta}}\vphantom{\theta}}\mid \mathord{\smash[b]{\underset{\raise.3ex\hbox{$\scriptstyle\sim$}}{y}}\vphantom{y}})$</w:t>
-      </w:r>
-      <w:r>
-        <w:t xml:space="preserve"> </w:t>
-      </w:r>
-      <w:r>
-        <w:t xml:space="preserve">and a function</w:t>
-      </w:r>
-      <w:r>
-        <w:t xml:space="preserve"> </w:t>
-      </w:r>
-      <m:oMath>
-        <m:r>
-          <m:t>g</m:t>
-        </m:r>
-      </m:oMath>
-      <w:r>
-        <w:t xml:space="preserve">,</w:t>
-      </w:r>
-      <w:r>
-        <w:t xml:space="preserve"> </w:t>
-      </w:r>
-      <w:r>
-        <w:t xml:space="preserve">the</w:t>
-      </w:r>
-      <w:r>
-        <w:t xml:space="preserve"> </w:t>
-      </w:r>
-      <w:r>
-        <w:rPr>
-          <w:b/>
-          <w:bCs/>
-        </w:rPr>
-        <w:t xml:space="preserve">Monte Carlo estimate</w:t>
-      </w:r>
-      <w:r>
-        <w:t xml:space="preserve"> </w:t>
-      </w:r>
-      <w:r>
-        <w:t xml:space="preserve">of the</w:t>
-      </w:r>
-      <w:r>
-        <w:t xml:space="preserve"> </w:t>
-      </w:r>
-      <w:hyperlink w:anchor="def-posterior">
+      <w:del w:id="3" w:author="PR Preview" w:date="2026-01-01T00:00:00Z">
         <w:r>
           <w:rPr>
-            <w:rStyle w:val="Hyperlink"/>
+            <w:b/>
+            <w:bCs/>
           </w:rPr>
-          <w:t xml:space="preserve">posterior</w:t>
+          <w:delText xml:space="preserve">Definition 2 (Monte Carlo estimate)</w:delText>
         </w:r>
+      </w:del>
+      <w:del w:id="4" w:author="PR Preview" w:date="2026-01-01T00:00:00Z">
+        <w:r>
+          <w:delText xml:space="preserve"> </w:delText>
+        </w:r>
+      </w:del>
+      <w:del w:id="5" w:author="PR Preview" w:date="2026-01-01T00:00:00Z">
+        <w:r>
+          <w:delText xml:space="preserve">Given draws</w:delText>
+        </w:r>
+      </w:del>
+      <w:del w:id="6" w:author="PR Preview" w:date="2026-01-01T00:00:00Z">
+        <w:r>
+          <w:delText xml:space="preserve"> </w:delText>
+        </w:r>
+      </w:del>
+      <w:del w:id="7" w:author="PR Preview" w:date="2026-01-01T00:00:00Z">
+        <w:r>
+          <w:delText xml:space="preserve">$\mathord{\smash[b]{\underset{\raise.3ex\hbox{$\scriptstyle\sim$}}{\theta}}\vphantom{\theta}}^{(1)}, \ldots, \mathord{\smash[b]{\underset{\raise.3ex\hbox{$\scriptstyle\sim$}}{\theta}}\vphantom{\theta}}^{(M)} \ \sim_{\operatorname{iid}}\ \operatorname{p}(\mathord{\smash[b]{\underset{\raise.3ex\hbox{$\scriptstyle\sim$}}{\theta}}\vphantom{\theta}}\mid \mathord{\smash[b]{\underset{\raise.3ex\hbox{$\scriptstyle\sim$}}{y}}\vphantom{y}})$</w:delText>
+        </w:r>
+      </w:del>
+      <w:del w:id="8" w:author="PR Preview" w:date="2026-01-01T00:00:00Z">
+        <w:r>
+          <w:delText xml:space="preserve"> </w:delText>
+        </w:r>
+      </w:del>
+      <w:del w:id="9" w:author="PR Preview" w:date="2026-01-01T00:00:00Z">
+        <w:r>
+          <w:delText xml:space="preserve">and a function</w:delText>
+        </w:r>
+      </w:del>
+      <w:del w:id="10" w:author="PR Preview" w:date="2026-01-01T00:00:00Z">
+        <w:r>
+          <w:delText xml:space="preserve"> </w:delText>
+        </w:r>
+      </w:del>
+      <m:oMath>
+        <m:r>
+          <m:t>g</m:t>
+        </m:r>
+      </m:oMath>
+      <w:del w:id="11" w:author="PR Preview" w:date="2026-01-01T00:00:00Z">
+        <w:r>
+          <w:delText xml:space="preserve">,</w:delText>
+        </w:r>
+      </w:del>
+      <w:del w:id="12" w:author="PR Preview" w:date="2026-01-01T00:00:00Z">
+        <w:r>
+          <w:delText xml:space="preserve"> </w:delText>
+        </w:r>
+      </w:del>
+      <w:del w:id="13" w:author="PR Preview" w:date="2026-01-01T00:00:00Z">
+        <w:r>
+          <w:delText xml:space="preserve">the</w:delText>
+        </w:r>
+      </w:del>
+      <w:del w:id="14" w:author="PR Preview" w:date="2026-01-01T00:00:00Z">
+        <w:r>
+          <w:delText xml:space="preserve"> </w:delText>
+        </w:r>
+      </w:del>
+      <w:del w:id="15" w:author="PR Preview" w:date="2026-01-01T00:00:00Z">
+        <w:r>
+          <w:rPr>
+            <w:b/>
+            <w:bCs/>
+          </w:rPr>
+          <w:delText xml:space="preserve">Monte Carlo estimate</w:delText>
+        </w:r>
+      </w:del>
+      <w:del w:id="16" w:author="PR Preview" w:date="2026-01-01T00:00:00Z">
+        <w:r>
+          <w:delText xml:space="preserve"> </w:delText>
+        </w:r>
+      </w:del>
+      <w:del w:id="17" w:author="PR Preview" w:date="2026-01-01T00:00:00Z">
+        <w:r>
+          <w:delText xml:space="preserve">of the</w:delText>
+        </w:r>
+      </w:del>
+      <w:del w:id="18" w:author="PR Preview" w:date="2026-01-01T00:00:00Z">
+        <w:r>
+          <w:delText xml:space="preserve"> </w:delText>
+        </w:r>
+      </w:del>
+      <w:hyperlink w:anchor="def-posterior">
+        <w:del w:id="19" w:author="PR Preview" w:date="2026-01-01T00:00:00Z">
+          <w:r>
+            <w:rPr>
+              <w:rStyle w:val="Hyperlink"/>
+            </w:rPr>
+            <w:delText xml:space="preserve">posterior</w:delText>
+          </w:r>
+        </w:del>
       </w:hyperlink>
-      <w:r>
-        <w:t xml:space="preserve"> </w:t>
-      </w:r>
-      <w:r>
-        <w:t xml:space="preserve">expectation</w:t>
-      </w:r>
-      <w:r>
-        <w:t xml:space="preserve"> </w:t>
-      </w:r>
-      <w:r>
-        <w:t xml:space="preserve">$\operatorname{E}\mathopen{}\left[g(\mathord{\smash[b]{\underset{\raise.3ex\hbox{$\scriptstyle\sim$}}{\theta}}\vphantom{\theta}}) \mid \mathord{\smash[b]{\underset{\raise.3ex\hbox{$\scriptstyle\sim$}}{y}}\vphantom{y}}\right]\mathclose{}$</w:t>
-      </w:r>
-      <w:r>
-        <w:t xml:space="preserve"> </w:t>
-      </w:r>
-      <w:r>
-        <w:t xml:space="preserve">is</w:t>
-      </w:r>
+      <w:del w:id="20" w:author="PR Preview" w:date="2026-01-01T00:00:00Z">
+        <w:r>
+          <w:delText xml:space="preserve"> </w:delText>
+        </w:r>
+      </w:del>
+      <w:del w:id="21" w:author="PR Preview" w:date="2026-01-01T00:00:00Z">
+        <w:r>
+          <w:delText xml:space="preserve">expectation</w:delText>
+        </w:r>
+      </w:del>
+      <w:del w:id="22" w:author="PR Preview" w:date="2026-01-01T00:00:00Z">
+        <w:r>
+          <w:delText xml:space="preserve"> </w:delText>
+        </w:r>
+      </w:del>
+      <w:del w:id="23" w:author="PR Preview" w:date="2026-01-01T00:00:00Z">
+        <w:r>
+          <w:delText xml:space="preserve">$\operatorname{E}\mathopen{}\left[g(\mathord{\smash[b]{\underset{\raise.3ex\hbox{$\scriptstyle\sim$}}{\theta}}\vphantom{\theta}}) \mid \mathord{\smash[b]{\underset{\raise.3ex\hbox{$\scriptstyle\sim$}}{y}}\vphantom{y}}\right]\mathclose{}$</w:delText>
+        </w:r>
+      </w:del>
+      <w:del w:id="24" w:author="PR Preview" w:date="2026-01-01T00:00:00Z">
+        <w:r>
+          <w:delText xml:space="preserve"> </w:delText>
+        </w:r>
+      </w:del>
+      <w:del w:id="25" w:author="PR Preview" w:date="2026-01-01T00:00:00Z">
+        <w:r>
+          <w:delText xml:space="preserve">is</w:delText>
+        </w:r>
+      </w:del>
+    </w:p>
+    <w:p>
+      <w:pPr>
+        <w:pStyle w:val="FirstParagraph"/>
+      </w:pPr>
+      <w:ins w:id="26" w:author="PR Preview" w:date="2026-01-01T00:00:00Z">
+        <w:r>
+          <w:rPr>
+            <w:b/>
+            <w:bCs/>
+          </w:rPr>
+          <w:t xml:space="preserve">Definition 2 (Monte Carlo estimate)</w:t>
+        </w:r>
+      </w:ins>
+      <w:ins w:id="27" w:author="PR Preview" w:date="2026-01-01T00:00:00Z">
+        <w:r>
+          <w:t xml:space="preserve"> </w:t>
+        </w:r>
+      </w:ins>
+      <w:ins w:id="28" w:author="PR Preview" w:date="2026-01-01T00:00:00Z">
+        <w:r>
+          <w:t xml:space="preserve">Given draws</w:t>
+        </w:r>
+      </w:ins>
+      <w:ins w:id="29" w:author="PR Preview" w:date="2026-01-01T00:00:00Z">
+        <w:r>
+          <w:t xml:space="preserve"> </w:t>
+        </w:r>
+      </w:ins>
+      <w:ins w:id="30" w:author="PR Preview" w:date="2026-01-01T00:00:00Z">
+        <w:r>
+          <w:t xml:space="preserve">$\mathord{\smash[b]{\underset{\raise.3ex\hbox{$\scriptstyle\sim$}}{\theta}}\vphantom{\theta}}^{(1)}, \ldots, \mathord{\smash[b]{\underset{\raise.3ex\hbox{$\scriptstyle\sim$}}{\theta}}\vphantom{\theta}}^{(M)} \ \sim_{\operatorname{iid}}\ \operatorname{p}(\mathord{\smash[b]{\underset{\raise.3ex\hbox{$\scriptstyle\sim$}}{\theta}}\vphantom{\theta}}\mid \mathord{\smash[b]{\underset{\raise.3ex\hbox{$\scriptstyle\sim$}}{y}}\vphantom{y}})$</w:t>
+        </w:r>
+      </w:ins>
+      <w:ins w:id="31" w:author="PR Preview" w:date="2026-01-01T00:00:00Z">
+        <w:r>
+          <w:t xml:space="preserve"> </w:t>
+        </w:r>
+      </w:ins>
+      <w:ins w:id="32" w:author="PR Preview" w:date="2026-01-01T00:00:00Z">
+        <w:r>
+          <w:t xml:space="preserve">and a function</w:t>
+        </w:r>
+      </w:ins>
+      <w:ins w:id="33" w:author="PR Preview" w:date="2026-01-01T00:00:00Z">
+        <w:r>
+          <w:t xml:space="preserve"> </w:t>
+        </w:r>
+      </w:ins>
+      <m:oMath>
+        <m:r>
+          <m:t>g</m:t>
+        </m:r>
+      </m:oMath>
+      <w:ins w:id="34" w:author="PR Preview" w:date="2026-01-01T00:00:00Z">
+        <w:r>
+          <w:t xml:space="preserve">,</w:t>
+        </w:r>
+      </w:ins>
+      <w:ins w:id="35" w:author="PR Preview" w:date="2026-01-01T00:00:00Z">
+        <w:r>
+          <w:t xml:space="preserve"> </w:t>
+        </w:r>
+      </w:ins>
+      <w:ins w:id="36" w:author="PR Preview" w:date="2026-01-01T00:00:00Z">
+        <w:r>
+          <w:t xml:space="preserve">the</w:t>
+        </w:r>
+      </w:ins>
+      <w:ins w:id="37" w:author="PR Preview" w:date="2026-01-01T00:00:00Z">
+        <w:r>
+          <w:t xml:space="preserve"> </w:t>
+        </w:r>
+      </w:ins>
+      <w:ins w:id="38" w:author="PR Preview" w:date="2026-01-01T00:00:00Z">
+        <w:r>
+          <w:rPr>
+            <w:b/>
+            <w:bCs/>
+          </w:rPr>
+          <w:t xml:space="preserve">Monte Carlo estimate</w:t>
+        </w:r>
+      </w:ins>
+      <w:ins w:id="39" w:author="PR Preview" w:date="2026-01-01T00:00:00Z">
+        <w:r>
+          <w:t xml:space="preserve"> </w:t>
+        </w:r>
+      </w:ins>
+      <w:ins w:id="40" w:author="PR Preview" w:date="2026-01-01T00:00:00Z">
+        <w:r>
+          <w:t xml:space="preserve">of the</w:t>
+        </w:r>
+      </w:ins>
+      <w:ins w:id="41" w:author="PR Preview" w:date="2026-01-01T00:00:00Z">
+        <w:r>
+          <w:t xml:space="preserve"> </w:t>
+        </w:r>
+      </w:ins>
+      <w:hyperlink w:anchor="def-posterior">
+        <w:ins w:id="42" w:author="PR Preview" w:date="2026-01-01T00:00:00Z">
+          <w:r>
+            <w:rPr>
+              <w:rStyle w:val="Hyperlink"/>
+            </w:rPr>
+            <w:t xml:space="preserve">posterior</w:t>
+          </w:r>
+        </w:ins>
+      </w:hyperlink>
+      <w:ins w:id="43" w:author="PR Preview" w:date="2026-01-01T00:00:00Z">
+        <w:r>
+          <w:t xml:space="preserve"> </w:t>
+        </w:r>
+      </w:ins>
+      <w:ins w:id="44" w:author="PR Preview" w:date="2026-01-01T00:00:00Z">
+        <w:r>
+          <w:t xml:space="preserve">expectation</w:t>
+        </w:r>
+      </w:ins>
+      <w:ins w:id="45" w:author="PR Preview" w:date="2026-01-01T00:00:00Z">
+        <w:r>
+          <w:t xml:space="preserve"> </w:t>
+        </w:r>
+      </w:ins>
+      <w:ins w:id="46" w:author="PR Preview" w:date="2026-01-01T00:00:00Z">
+        <w:r>
+          <w:t xml:space="preserve">${\operatorname{E}\mathopen{}\left[g(\mathord{\smash[b]{\underset{\raise.3ex\hbox{$\scriptstyle\sim$}}{\theta}}\vphantom{\theta}}) \mid \mathord{\smash[b]{\underset{\raise.3ex\hbox{$\scriptstyle\sim$}}{y}}\vphantom{y}}\right]\mathclose{}}$</w:t>
+        </w:r>
+      </w:ins>
+      <w:ins w:id="47" w:author="PR Preview" w:date="2026-01-01T00:00:00Z">
+        <w:r>
+          <w:t xml:space="preserve"> </w:t>
+        </w:r>
+      </w:ins>
+      <w:ins w:id="48" w:author="PR Preview" w:date="2026-01-01T00:00:00Z">
+        <w:r>
+          <w:t xml:space="preserve">is</w:t>
+        </w:r>
+      </w:ins>
     </w:p>
     <w:p>
       <w:pPr>
@@ -2197,13 +2381,29 @@
       <w:pPr>
         <w:pStyle w:val="BodyText"/>
       </w:pPr>
-      <w:r>
-        <w:t xml:space="preserve">$$
+      <w:del w:id="49" w:author="PR Preview" w:date="2026-01-01T00:00:00Z">
+        <w:r>
+          <w:delText xml:space="preserve">$$
     \operatorname{p}\mathopen{}\left(\mathord{\smash[b]{\underset{\raise.3ex\hbox{$\scriptstyle\sim$}}{\theta}}\vphantom{\theta}}^{(t+1)} \mid \mathord{\smash[b]{\underset{\raise.3ex\hbox{$\scriptstyle\sim$}}{\theta}}\vphantom{\theta}}^{(t)}, \mathord{\smash[b]{\underset{\raise.3ex\hbox{$\scriptstyle\sim$}}{\theta}}\vphantom{\theta}}^{(t-1)}, \ldots, \mathord{\smash[b]{\underset{\raise.3ex\hbox{$\scriptstyle\sim$}}{\theta}}\vphantom{\theta}}^{(1)}\right)\mathclose{}
     =
     \operatorname{p}\mathopen{}\left(\mathord{\smash[b]{\underset{\raise.3ex\hbox{$\scriptstyle\sim$}}{\theta}}\vphantom{\theta}}^{(t+1)} \mid \mathord{\smash[b]{\underset{\raise.3ex\hbox{$\scriptstyle\sim$}}{\theta}}\vphantom{\theta}}^{(t)}\right)\mathclose{}.
+    $$</w:delText>
+        </w:r>
+      </w:del>
+    </w:p>
+    <w:p>
+      <w:pPr>
+        <w:pStyle w:val="BodyText"/>
+      </w:pPr>
+      <w:ins w:id="50" w:author="PR Preview" w:date="2026-01-01T00:00:00Z">
+        <w:r>
+          <w:t xml:space="preserve">$$
+    {\operatorname{p}\mathopen{}\left(\mathord{\smash[b]{\underset{\raise.3ex\hbox{$\scriptstyle\sim$}}{\theta}}\vphantom{\theta}}^{(t+1)} \mid \mathord{\smash[b]{\underset{\raise.3ex\hbox{$\scriptstyle\sim$}}{\theta}}\vphantom{\theta}}^{(t)}, \mathord{\smash[b]{\underset{\raise.3ex\hbox{$\scriptstyle\sim$}}{\theta}}\vphantom{\theta}}^{(t-1)}, \ldots, \mathord{\smash[b]{\underset{\raise.3ex\hbox{$\scriptstyle\sim$}}{\theta}}\vphantom{\theta}}^{(1)}\right)\mathclose{}}
+    =
+    {\operatorname{p}\mathopen{}\left(\mathord{\smash[b]{\underset{\raise.3ex\hbox{$\scriptstyle\sim$}}{\theta}}\vphantom{\theta}}^{(t+1)} \mid \mathord{\smash[b]{\underset{\raise.3ex\hbox{$\scriptstyle\sim$}}{\theta}}\vphantom{\theta}}^{(t)}\right)\mathclose{}}.
     $$</w:t>
-      </w:r>
+        </w:r>
+      </w:ins>
     </w:p>
     <w:p>
       <w:pPr>
@@ -20185,85 +20385,257 @@
       <w:pPr>
         <w:pStyle w:val="BodyText"/>
       </w:pPr>
-      <w:r>
-        <w:rPr>
-          <w:b/>
-          <w:bCs/>
-        </w:rPr>
-        <w:t xml:space="preserve">Definition 15 (Effective number of parameters)</w:t>
-      </w:r>
-      <w:r>
-        <w:t xml:space="preserve"> </w:t>
-      </w:r>
-      <w:r>
-        <w:t xml:space="preserve">Let</w:t>
-      </w:r>
-      <w:r>
-        <w:t xml:space="preserve"> </w:t>
-      </w:r>
-      <w:r>
-        <w:t xml:space="preserve">$\overline{D} \stackrel{\text{def}}{=}\operatorname{E}\mathopen{}\left[D(\mathord{\smash[b]{\underset{\raise.3ex\hbox{$\scriptstyle\sim$}}{\theta}}\vphantom{\theta}}) \mid \mathord{\smash[b]{\underset{\raise.3ex\hbox{$\scriptstyle\sim$}}{y}}\vphantom{y}}\right]\mathclose{}$</w:t>
-      </w:r>
-      <w:r>
-        <w:t xml:space="preserve"> </w:t>
-      </w:r>
-      <w:r>
-        <w:t xml:space="preserve">be the posterior mean of the</w:t>
-      </w:r>
-      <w:r>
-        <w:t xml:space="preserve"> </w:t>
-      </w:r>
-      <w:hyperlink w:anchor="def-bayes-deviance">
+      <w:del w:id="51" w:author="PR Preview" w:date="2026-01-01T00:00:00Z">
         <w:r>
           <w:rPr>
-            <w:rStyle w:val="Hyperlink"/>
+            <w:b/>
+            <w:bCs/>
           </w:rPr>
-          <w:t xml:space="preserve">deviance</w:t>
+          <w:delText xml:space="preserve">Definition 15 (Effective number of parameters)</w:delText>
         </w:r>
+      </w:del>
+      <w:del w:id="52" w:author="PR Preview" w:date="2026-01-01T00:00:00Z">
+        <w:r>
+          <w:delText xml:space="preserve"> </w:delText>
+        </w:r>
+      </w:del>
+      <w:del w:id="53" w:author="PR Preview" w:date="2026-01-01T00:00:00Z">
+        <w:r>
+          <w:delText xml:space="preserve">Let</w:delText>
+        </w:r>
+      </w:del>
+      <w:del w:id="54" w:author="PR Preview" w:date="2026-01-01T00:00:00Z">
+        <w:r>
+          <w:delText xml:space="preserve"> </w:delText>
+        </w:r>
+      </w:del>
+      <w:del w:id="55" w:author="PR Preview" w:date="2026-01-01T00:00:00Z">
+        <w:r>
+          <w:delText xml:space="preserve">$\overline{D} \stackrel{\text{def}}{=}\operatorname{E}\mathopen{}\left[D(\mathord{\smash[b]{\underset{\raise.3ex\hbox{$\scriptstyle\sim$}}{\theta}}\vphantom{\theta}}) \mid \mathord{\smash[b]{\underset{\raise.3ex\hbox{$\scriptstyle\sim$}}{y}}\vphantom{y}}\right]\mathclose{}$</w:delText>
+        </w:r>
+      </w:del>
+      <w:del w:id="56" w:author="PR Preview" w:date="2026-01-01T00:00:00Z">
+        <w:r>
+          <w:delText xml:space="preserve"> </w:delText>
+        </w:r>
+      </w:del>
+      <w:del w:id="57" w:author="PR Preview" w:date="2026-01-01T00:00:00Z">
+        <w:r>
+          <w:delText xml:space="preserve">be the posterior mean of the</w:delText>
+        </w:r>
+      </w:del>
+      <w:del w:id="58" w:author="PR Preview" w:date="2026-01-01T00:00:00Z">
+        <w:r>
+          <w:delText xml:space="preserve"> </w:delText>
+        </w:r>
+      </w:del>
+      <w:hyperlink w:anchor="def-bayes-deviance">
+        <w:del w:id="59" w:author="PR Preview" w:date="2026-01-01T00:00:00Z">
+          <w:r>
+            <w:rPr>
+              <w:rStyle w:val="Hyperlink"/>
+            </w:rPr>
+            <w:delText xml:space="preserve">deviance</w:delText>
+          </w:r>
+        </w:del>
       </w:hyperlink>
-      <w:r>
-        <w:t xml:space="preserve">,</w:t>
-      </w:r>
-      <w:r>
-        <w:t xml:space="preserve"> </w:t>
-      </w:r>
-      <w:r>
-        <w:t xml:space="preserve">and let</w:t>
-      </w:r>
-      <w:r>
-        <w:t xml:space="preserve"> </w:t>
-      </w:r>
-      <w:r>
-        <w:t xml:space="preserve">$\bar{\mathord{\smash[b]{\underset{\raise.3ex\hbox{$\scriptstyle\sim$}}{\theta}}\vphantom{\theta}}} \stackrel{\text{def}}{=}\operatorname{E}\mathopen{}\left[\mathord{\smash[b]{\underset{\raise.3ex\hbox{$\scriptstyle\sim$}}{\theta}}\vphantom{\theta}}\mid \mathord{\smash[b]{\underset{\raise.3ex\hbox{$\scriptstyle\sim$}}{y}}\vphantom{y}}\right]\mathclose{}$</w:t>
-      </w:r>
-      <w:r>
-        <w:t xml:space="preserve"> </w:t>
-      </w:r>
-      <w:r>
-        <w:t xml:space="preserve">be the posterior mean of the parameters.</w:t>
-      </w:r>
-      <w:r>
-        <w:t xml:space="preserve"> </w:t>
-      </w:r>
-      <w:r>
-        <w:t xml:space="preserve">The</w:t>
-      </w:r>
-      <w:r>
-        <w:t xml:space="preserve"> </w:t>
-      </w:r>
-      <w:r>
-        <w:rPr>
-          <w:b/>
-          <w:bCs/>
-        </w:rPr>
-        <w:t xml:space="preserve">effective number of parameters</w:t>
-      </w:r>
-      <w:r>
-        <w:t xml:space="preserve"> </w:t>
-      </w:r>
-      <w:r>
-        <w:t xml:space="preserve">is</w:t>
-      </w:r>
+      <w:del w:id="60" w:author="PR Preview" w:date="2026-01-01T00:00:00Z">
+        <w:r>
+          <w:delText xml:space="preserve">,</w:delText>
+        </w:r>
+      </w:del>
+      <w:del w:id="61" w:author="PR Preview" w:date="2026-01-01T00:00:00Z">
+        <w:r>
+          <w:delText xml:space="preserve"> </w:delText>
+        </w:r>
+      </w:del>
+      <w:del w:id="62" w:author="PR Preview" w:date="2026-01-01T00:00:00Z">
+        <w:r>
+          <w:delText xml:space="preserve">and let</w:delText>
+        </w:r>
+      </w:del>
+      <w:del w:id="63" w:author="PR Preview" w:date="2026-01-01T00:00:00Z">
+        <w:r>
+          <w:delText xml:space="preserve"> </w:delText>
+        </w:r>
+      </w:del>
+      <w:del w:id="64" w:author="PR Preview" w:date="2026-01-01T00:00:00Z">
+        <w:r>
+          <w:delText xml:space="preserve">$\bar{\mathord{\smash[b]{\underset{\raise.3ex\hbox{$\scriptstyle\sim$}}{\theta}}\vphantom{\theta}}} \stackrel{\text{def}}{=}\operatorname{E}\mathopen{}\left[\mathord{\smash[b]{\underset{\raise.3ex\hbox{$\scriptstyle\sim$}}{\theta}}\vphantom{\theta}}\mid \mathord{\smash[b]{\underset{\raise.3ex\hbox{$\scriptstyle\sim$}}{y}}\vphantom{y}}\right]\mathclose{}$</w:delText>
+        </w:r>
+      </w:del>
+      <w:del w:id="65" w:author="PR Preview" w:date="2026-01-01T00:00:00Z">
+        <w:r>
+          <w:delText xml:space="preserve"> </w:delText>
+        </w:r>
+      </w:del>
+      <w:del w:id="66" w:author="PR Preview" w:date="2026-01-01T00:00:00Z">
+        <w:r>
+          <w:delText xml:space="preserve">be the posterior mean of the parameters.</w:delText>
+        </w:r>
+      </w:del>
+      <w:del w:id="67" w:author="PR Preview" w:date="2026-01-01T00:00:00Z">
+        <w:r>
+          <w:delText xml:space="preserve"> </w:delText>
+        </w:r>
+      </w:del>
+      <w:del w:id="68" w:author="PR Preview" w:date="2026-01-01T00:00:00Z">
+        <w:r>
+          <w:delText xml:space="preserve">The</w:delText>
+        </w:r>
+      </w:del>
+      <w:del w:id="69" w:author="PR Preview" w:date="2026-01-01T00:00:00Z">
+        <w:r>
+          <w:delText xml:space="preserve"> </w:delText>
+        </w:r>
+      </w:del>
+      <w:del w:id="70" w:author="PR Preview" w:date="2026-01-01T00:00:00Z">
+        <w:r>
+          <w:rPr>
+            <w:b/>
+            <w:bCs/>
+          </w:rPr>
+          <w:delText xml:space="preserve">effective number of parameters</w:delText>
+        </w:r>
+      </w:del>
+      <w:del w:id="71" w:author="PR Preview" w:date="2026-01-01T00:00:00Z">
+        <w:r>
+          <w:delText xml:space="preserve"> </w:delText>
+        </w:r>
+      </w:del>
+      <w:del w:id="72" w:author="PR Preview" w:date="2026-01-01T00:00:00Z">
+        <w:r>
+          <w:delText xml:space="preserve">is</w:delText>
+        </w:r>
+      </w:del>
+    </w:p>
+    <w:p>
+      <w:pPr>
+        <w:pStyle w:val="BodyText"/>
+      </w:pPr>
+      <w:ins w:id="73" w:author="PR Preview" w:date="2026-01-01T00:00:00Z">
+        <w:r>
+          <w:rPr>
+            <w:b/>
+            <w:bCs/>
+          </w:rPr>
+          <w:t xml:space="preserve">Definition 15 (Effective number of parameters)</w:t>
+        </w:r>
+      </w:ins>
+      <w:ins w:id="74" w:author="PR Preview" w:date="2026-01-01T00:00:00Z">
+        <w:r>
+          <w:t xml:space="preserve"> </w:t>
+        </w:r>
+      </w:ins>
+      <w:ins w:id="75" w:author="PR Preview" w:date="2026-01-01T00:00:00Z">
+        <w:r>
+          <w:t xml:space="preserve">Let</w:t>
+        </w:r>
+      </w:ins>
+      <w:ins w:id="76" w:author="PR Preview" w:date="2026-01-01T00:00:00Z">
+        <w:r>
+          <w:t xml:space="preserve"> </w:t>
+        </w:r>
+      </w:ins>
+      <w:ins w:id="77" w:author="PR Preview" w:date="2026-01-01T00:00:00Z">
+        <w:r>
+          <w:t xml:space="preserve">$\overline{D} \stackrel{\text{def}}{=}{\operatorname{E}\mathopen{}\left[D(\mathord{\smash[b]{\underset{\raise.3ex\hbox{$\scriptstyle\sim$}}{\theta}}\vphantom{\theta}}) \mid \mathord{\smash[b]{\underset{\raise.3ex\hbox{$\scriptstyle\sim$}}{y}}\vphantom{y}}\right]\mathclose{}}$</w:t>
+        </w:r>
+      </w:ins>
+      <w:ins w:id="78" w:author="PR Preview" w:date="2026-01-01T00:00:00Z">
+        <w:r>
+          <w:t xml:space="preserve"> </w:t>
+        </w:r>
+      </w:ins>
+      <w:ins w:id="79" w:author="PR Preview" w:date="2026-01-01T00:00:00Z">
+        <w:r>
+          <w:t xml:space="preserve">be the posterior mean of the</w:t>
+        </w:r>
+      </w:ins>
+      <w:ins w:id="80" w:author="PR Preview" w:date="2026-01-01T00:00:00Z">
+        <w:r>
+          <w:t xml:space="preserve"> </w:t>
+        </w:r>
+      </w:ins>
+      <w:hyperlink w:anchor="def-bayes-deviance">
+        <w:ins w:id="81" w:author="PR Preview" w:date="2026-01-01T00:00:00Z">
+          <w:r>
+            <w:rPr>
+              <w:rStyle w:val="Hyperlink"/>
+            </w:rPr>
+            <w:t xml:space="preserve">deviance</w:t>
+          </w:r>
+        </w:ins>
+      </w:hyperlink>
+      <w:ins w:id="82" w:author="PR Preview" w:date="2026-01-01T00:00:00Z">
+        <w:r>
+          <w:t xml:space="preserve">,</w:t>
+        </w:r>
+      </w:ins>
+      <w:ins w:id="83" w:author="PR Preview" w:date="2026-01-01T00:00:00Z">
+        <w:r>
+          <w:t xml:space="preserve"> </w:t>
+        </w:r>
+      </w:ins>
+      <w:ins w:id="84" w:author="PR Preview" w:date="2026-01-01T00:00:00Z">
+        <w:r>
+          <w:t xml:space="preserve">and let</w:t>
+        </w:r>
+      </w:ins>
+      <w:ins w:id="85" w:author="PR Preview" w:date="2026-01-01T00:00:00Z">
+        <w:r>
+          <w:t xml:space="preserve"> </w:t>
+        </w:r>
+      </w:ins>
+      <w:ins w:id="86" w:author="PR Preview" w:date="2026-01-01T00:00:00Z">
+        <w:r>
+          <w:t xml:space="preserve">$\bar{\mathord{\smash[b]{\underset{\raise.3ex\hbox{$\scriptstyle\sim$}}{\theta}}\vphantom{\theta}}} \stackrel{\text{def}}{=}{\operatorname{E}\mathopen{}\left[\mathord{\smash[b]{\underset{\raise.3ex\hbox{$\scriptstyle\sim$}}{\theta}}\vphantom{\theta}}\mid \mathord{\smash[b]{\underset{\raise.3ex\hbox{$\scriptstyle\sim$}}{y}}\vphantom{y}}\right]\mathclose{}}$</w:t>
+        </w:r>
+      </w:ins>
+      <w:ins w:id="87" w:author="PR Preview" w:date="2026-01-01T00:00:00Z">
+        <w:r>
+          <w:t xml:space="preserve"> </w:t>
+        </w:r>
+      </w:ins>
+      <w:ins w:id="88" w:author="PR Preview" w:date="2026-01-01T00:00:00Z">
+        <w:r>
+          <w:t xml:space="preserve">be the posterior mean of the parameters.</w:t>
+        </w:r>
+      </w:ins>
+      <w:ins w:id="89" w:author="PR Preview" w:date="2026-01-01T00:00:00Z">
+        <w:r>
+          <w:t xml:space="preserve"> </w:t>
+        </w:r>
+      </w:ins>
+      <w:ins w:id="90" w:author="PR Preview" w:date="2026-01-01T00:00:00Z">
+        <w:r>
+          <w:t xml:space="preserve">The</w:t>
+        </w:r>
+      </w:ins>
+      <w:ins w:id="91" w:author="PR Preview" w:date="2026-01-01T00:00:00Z">
+        <w:r>
+          <w:t xml:space="preserve"> </w:t>
+        </w:r>
+      </w:ins>
+      <w:ins w:id="92" w:author="PR Preview" w:date="2026-01-01T00:00:00Z">
+        <w:r>
+          <w:rPr>
+            <w:b/>
+            <w:bCs/>
+          </w:rPr>
+          <w:t xml:space="preserve">effective number of parameters</w:t>
+        </w:r>
+      </w:ins>
+      <w:ins w:id="93" w:author="PR Preview" w:date="2026-01-01T00:00:00Z">
+        <w:r>
+          <w:t xml:space="preserve"> </w:t>
+        </w:r>
+      </w:ins>
+      <w:ins w:id="94" w:author="PR Preview" w:date="2026-01-01T00:00:00Z">
+        <w:r>
+          <w:t xml:space="preserve">is</w:t>
+        </w:r>
+      </w:ins>
     </w:p>
     <w:p>
       <w:pPr>
